--- a/MANUAL DE INPLEMENTACION de Manuel y Luis .docx
+++ b/MANUAL DE INPLEMENTACION de Manuel y Luis .docx
@@ -131,7 +131,7 @@
           <w:noProof/>
           <w:lang w:val="es-ES"/>
         </w:rPr>
-        <w:t>miércoles, 6 de mayo de 2026</w:t>
+        <w:t>martes, 12 de mayo de 2026</w:t>
       </w:r>
       <w:r>
         <w:rPr>
@@ -1177,16 +1177,32 @@
         </w:rPr>
         <w:t xml:space="preserve"> Es un dato único que por si mismo no da mucha información necesita de otros datos para saber qué información es. </w:t>
       </w:r>
-      <w:r>
-        <w:t>Ejemplos: no</w:t>
-      </w:r>
-      <w:bookmarkStart w:id="0" w:name="_GoBack"/>
-      <w:bookmarkEnd w:id="0"/>
-      <w:r>
-        <w:t xml:space="preserve">mbre, edad, </w:t>
-      </w:r>
       <w:proofErr w:type="spellStart"/>
       <w:r>
+        <w:t>Ejemplos</w:t>
+      </w:r>
+      <w:proofErr w:type="spellEnd"/>
+      <w:r>
+        <w:t xml:space="preserve">: </w:t>
+      </w:r>
+      <w:proofErr w:type="spellStart"/>
+      <w:r>
+        <w:t>nombre</w:t>
+      </w:r>
+      <w:proofErr w:type="spellEnd"/>
+      <w:r>
+        <w:t xml:space="preserve">, </w:t>
+      </w:r>
+      <w:proofErr w:type="spellStart"/>
+      <w:r>
+        <w:t>edad</w:t>
+      </w:r>
+      <w:proofErr w:type="spellEnd"/>
+      <w:r>
+        <w:t xml:space="preserve">, </w:t>
+      </w:r>
+      <w:proofErr w:type="spellStart"/>
+      <w:r>
         <w:t>precio</w:t>
       </w:r>
       <w:proofErr w:type="spellEnd"/>
@@ -1210,31 +1226,10 @@
     </w:p>
     <w:p>
       <w:pPr>
-        <w:rPr>
-          <w:lang w:val="es-ES"/>
-        </w:rPr>
-      </w:pPr>
-      <w:r>
-        <w:rPr>
-          <w:lang w:val="es-ES"/>
-        </w:rPr>
-        <w:br w:type="page"/>
-      </w:r>
-    </w:p>
-    <w:p>
-      <w:pPr>
-        <w:jc w:val="center"/>
-        <w:rPr>
-          <w:lang w:val="es-ES"/>
-        </w:rPr>
-      </w:pPr>
-    </w:p>
-    <w:p>
-      <w:pPr>
         <w:pStyle w:val="Ttulo2"/>
         <w:rPr>
-          <w:sz w:val="36"/>
-          <w:szCs w:val="36"/>
+          <w:sz w:val="24"/>
+          <w:szCs w:val="24"/>
           <w:lang w:val="es-ES"/>
         </w:rPr>
       </w:pPr>
@@ -1642,11 +1637,213 @@
     </w:p>
     <w:p>
       <w:pPr>
-        <w:jc w:val="center"/>
-        <w:rPr>
-          <w:lang w:val="es-ES"/>
-        </w:rPr>
-      </w:pPr>
+        <w:rPr>
+          <w:lang w:val="es-ES"/>
+        </w:rPr>
+      </w:pPr>
+      <w:r>
+        <w:rPr>
+          <w:lang w:val="es-ES"/>
+        </w:rPr>
+        <w:br w:type="page"/>
+      </w:r>
+    </w:p>
+    <w:p>
+      <w:pPr>
+        <w:pStyle w:val="Ttulo2"/>
+        <w:rPr>
+          <w:lang w:val="es-ES"/>
+        </w:rPr>
+      </w:pPr>
+      <w:r>
+        <w:rPr>
+          <w:lang w:val="es-ES"/>
+        </w:rPr>
+        <w:lastRenderedPageBreak/>
+        <w:t>Registro de ventas</w:t>
+      </w:r>
+    </w:p>
+    <w:p>
+      <w:pPr>
+        <w:rPr>
+          <w:lang w:val="es-ES"/>
+        </w:rPr>
+      </w:pPr>
+      <w:r>
+        <w:rPr>
+          <w:lang w:val="es-ES"/>
+        </w:rPr>
+        <w:t xml:space="preserve">Para llevar el registro de los productos que se venden, se tiene que crear otro conectador de información (Tablas), llamando ventas.txt. Con la información almacenada de los productos se va a registrar las </w:t>
+      </w:r>
+      <w:r>
+        <w:rPr>
+          <w:lang w:val="es-ES"/>
+        </w:rPr>
+        <w:t>ventas que</w:t>
+      </w:r>
+      <w:r>
+        <w:rPr>
+          <w:lang w:val="es-ES"/>
+        </w:rPr>
+        <w:t xml:space="preserve"> se hagan de los mismos, y se guarda el producto, la cantidad, la fecha y el monto de ventas. </w:t>
+      </w:r>
+    </w:p>
+    <w:p>
+      <w:pPr>
+        <w:rPr>
+          <w:lang w:val="es-ES"/>
+        </w:rPr>
+      </w:pPr>
+    </w:p>
+    <w:p>
+      <w:pPr>
+        <w:rPr>
+          <w:lang w:val="es-ES"/>
+        </w:rPr>
+      </w:pPr>
+      <w:r>
+        <w:rPr>
+          <w:lang w:val="es-ES"/>
+        </w:rPr>
+        <w:t>Cuando un sistema maneje diferentes tipos de datos, se usa</w:t>
+      </w:r>
+      <w:r>
+        <w:rPr>
+          <w:lang w:val="es-ES"/>
+        </w:rPr>
+        <w:t xml:space="preserve">n tablas para almacenar cada fuente de datos. Estas tablas deben mantener buna relación entre ella para que el software funcione adecuada mente. En este tema se ven los tipos de relación entre </w:t>
+      </w:r>
+      <w:r>
+        <w:rPr>
+          <w:lang w:val="es-ES"/>
+        </w:rPr>
+        <w:t>tablas de</w:t>
+      </w:r>
+      <w:r>
+        <w:rPr>
+          <w:lang w:val="es-ES"/>
+        </w:rPr>
+        <w:t xml:space="preserve"> una base de datos</w:t>
+      </w:r>
+    </w:p>
+    <w:p>
+      <w:pPr>
+        <w:rPr>
+          <w:lang w:val="es-ES"/>
+        </w:rPr>
+      </w:pPr>
+    </w:p>
+    <w:p>
+      <w:pPr>
+        <w:rPr>
+          <w:lang w:val="es-ES"/>
+        </w:rPr>
+      </w:pPr>
+      <w:r>
+        <w:rPr>
+          <w:lang w:val="es-ES"/>
+        </w:rPr>
+        <w:t>Definiciones</w:t>
+      </w:r>
+    </w:p>
+    <w:p>
+      <w:pPr>
+        <w:rPr>
+          <w:lang w:val="es-ES"/>
+        </w:rPr>
+      </w:pPr>
+      <w:r>
+        <w:rPr>
+          <w:lang w:val="es-ES"/>
+        </w:rPr>
+        <w:t xml:space="preserve">Relación en base de datos: una relación entre tablas es la forma en como están enlazados los datos entre dos o más tablas </w:t>
+      </w:r>
+    </w:p>
+    <w:p>
+      <w:pPr>
+        <w:pStyle w:val="Prrafodelista"/>
+        <w:numPr>
+          <w:ilvl w:val="0"/>
+          <w:numId w:val="6"/>
+        </w:numPr>
+        <w:rPr>
+          <w:lang w:val="es-ES"/>
+        </w:rPr>
+      </w:pPr>
+      <w:r>
+        <w:rPr>
+          <w:lang w:val="es-ES"/>
+        </w:rPr>
+        <w:t>Relación 1 a varios: es cuando en una tabla solo puede existir un registro y en las otras muchas insistencias del numero</w:t>
+      </w:r>
+    </w:p>
+    <w:p>
+      <w:pPr>
+        <w:pStyle w:val="Prrafodelista"/>
+        <w:numPr>
+          <w:ilvl w:val="0"/>
+          <w:numId w:val="6"/>
+        </w:numPr>
+        <w:rPr>
+          <w:lang w:val="es-ES"/>
+        </w:rPr>
+      </w:pPr>
+      <w:r>
+        <w:rPr>
+          <w:lang w:val="es-ES"/>
+        </w:rPr>
+        <w:t>Relación 1 a1: es cuando en ambas tablas solo hay un registro</w:t>
+      </w:r>
+    </w:p>
+    <w:p>
+      <w:pPr>
+        <w:pStyle w:val="Prrafodelista"/>
+        <w:numPr>
+          <w:ilvl w:val="0"/>
+          <w:numId w:val="6"/>
+        </w:numPr>
+        <w:rPr>
+          <w:lang w:val="es-ES"/>
+        </w:rPr>
+      </w:pPr>
+      <w:r>
+        <w:rPr>
+          <w:lang w:val="es-ES"/>
+        </w:rPr>
+        <w:t>Relación varios a varios: es cuando en ambas tablas hay muchas instancias de registro</w:t>
+      </w:r>
+    </w:p>
+    <w:p>
+      <w:pPr>
+        <w:pStyle w:val="Prrafodelista"/>
+        <w:ind w:left="780"/>
+        <w:rPr>
+          <w:lang w:val="es-ES"/>
+        </w:rPr>
+      </w:pPr>
+    </w:p>
+    <w:p>
+      <w:pPr>
+        <w:pStyle w:val="Prrafodelista"/>
+        <w:ind w:left="780"/>
+        <w:rPr>
+          <w:lang w:val="es-ES"/>
+        </w:rPr>
+      </w:pPr>
+      <w:r>
+        <w:rPr>
+          <w:lang w:val="es-ES"/>
+        </w:rPr>
+        <w:t>Este software maneja la relación</w:t>
+      </w:r>
+      <w:bookmarkStart w:id="0" w:name="_GoBack"/>
+      <w:bookmarkEnd w:id="0"/>
+      <w:r>
+        <w:rPr>
+          <w:lang w:val="es-ES"/>
+        </w:rPr>
+        <w:t xml:space="preserve"> 1 a varios</w:t>
+      </w:r>
     </w:p>
     <w:sectPr>
       <w:headerReference w:type="even" r:id="rId11"/>
@@ -2612,6 +2809,119 @@
     </w:lvl>
   </w:abstractNum>
   <w:abstractNum w:abstractNumId="4" w15:restartNumberingAfterBreak="0">
+    <w:nsid w:val="34BE0F50"/>
+    <w:multiLevelType w:val="hybridMultilevel"/>
+    <w:tmpl w:val="277E91C2"/>
+    <w:lvl w:ilvl="0" w:tplc="04090001">
+      <w:start w:val="1"/>
+      <w:numFmt w:val="bullet"/>
+      <w:lvlText w:val=""/>
+      <w:lvlJc w:val="left"/>
+      <w:pPr>
+        <w:ind w:left="780" w:hanging="360"/>
+      </w:pPr>
+      <w:rPr>
+        <w:rFonts w:ascii="Symbol" w:hAnsi="Symbol" w:hint="default"/>
+      </w:rPr>
+    </w:lvl>
+    <w:lvl w:ilvl="1" w:tplc="04090003" w:tentative="1">
+      <w:start w:val="1"/>
+      <w:numFmt w:val="bullet"/>
+      <w:lvlText w:val="o"/>
+      <w:lvlJc w:val="left"/>
+      <w:pPr>
+        <w:ind w:left="1500" w:hanging="360"/>
+      </w:pPr>
+      <w:rPr>
+        <w:rFonts w:ascii="Courier New" w:hAnsi="Courier New" w:cs="Courier New" w:hint="default"/>
+      </w:rPr>
+    </w:lvl>
+    <w:lvl w:ilvl="2" w:tplc="04090005" w:tentative="1">
+      <w:start w:val="1"/>
+      <w:numFmt w:val="bullet"/>
+      <w:lvlText w:val=""/>
+      <w:lvlJc w:val="left"/>
+      <w:pPr>
+        <w:ind w:left="2220" w:hanging="360"/>
+      </w:pPr>
+      <w:rPr>
+        <w:rFonts w:ascii="Wingdings" w:hAnsi="Wingdings" w:hint="default"/>
+      </w:rPr>
+    </w:lvl>
+    <w:lvl w:ilvl="3" w:tplc="04090001" w:tentative="1">
+      <w:start w:val="1"/>
+      <w:numFmt w:val="bullet"/>
+      <w:lvlText w:val=""/>
+      <w:lvlJc w:val="left"/>
+      <w:pPr>
+        <w:ind w:left="2940" w:hanging="360"/>
+      </w:pPr>
+      <w:rPr>
+        <w:rFonts w:ascii="Symbol" w:hAnsi="Symbol" w:hint="default"/>
+      </w:rPr>
+    </w:lvl>
+    <w:lvl w:ilvl="4" w:tplc="04090003" w:tentative="1">
+      <w:start w:val="1"/>
+      <w:numFmt w:val="bullet"/>
+      <w:lvlText w:val="o"/>
+      <w:lvlJc w:val="left"/>
+      <w:pPr>
+        <w:ind w:left="3660" w:hanging="360"/>
+      </w:pPr>
+      <w:rPr>
+        <w:rFonts w:ascii="Courier New" w:hAnsi="Courier New" w:cs="Courier New" w:hint="default"/>
+      </w:rPr>
+    </w:lvl>
+    <w:lvl w:ilvl="5" w:tplc="04090005" w:tentative="1">
+      <w:start w:val="1"/>
+      <w:numFmt w:val="bullet"/>
+      <w:lvlText w:val=""/>
+      <w:lvlJc w:val="left"/>
+      <w:pPr>
+        <w:ind w:left="4380" w:hanging="360"/>
+      </w:pPr>
+      <w:rPr>
+        <w:rFonts w:ascii="Wingdings" w:hAnsi="Wingdings" w:hint="default"/>
+      </w:rPr>
+    </w:lvl>
+    <w:lvl w:ilvl="6" w:tplc="04090001" w:tentative="1">
+      <w:start w:val="1"/>
+      <w:numFmt w:val="bullet"/>
+      <w:lvlText w:val=""/>
+      <w:lvlJc w:val="left"/>
+      <w:pPr>
+        <w:ind w:left="5100" w:hanging="360"/>
+      </w:pPr>
+      <w:rPr>
+        <w:rFonts w:ascii="Symbol" w:hAnsi="Symbol" w:hint="default"/>
+      </w:rPr>
+    </w:lvl>
+    <w:lvl w:ilvl="7" w:tplc="04090003" w:tentative="1">
+      <w:start w:val="1"/>
+      <w:numFmt w:val="bullet"/>
+      <w:lvlText w:val="o"/>
+      <w:lvlJc w:val="left"/>
+      <w:pPr>
+        <w:ind w:left="5820" w:hanging="360"/>
+      </w:pPr>
+      <w:rPr>
+        <w:rFonts w:ascii="Courier New" w:hAnsi="Courier New" w:cs="Courier New" w:hint="default"/>
+      </w:rPr>
+    </w:lvl>
+    <w:lvl w:ilvl="8" w:tplc="04090005" w:tentative="1">
+      <w:start w:val="1"/>
+      <w:numFmt w:val="bullet"/>
+      <w:lvlText w:val=""/>
+      <w:lvlJc w:val="left"/>
+      <w:pPr>
+        <w:ind w:left="6540" w:hanging="360"/>
+      </w:pPr>
+      <w:rPr>
+        <w:rFonts w:ascii="Wingdings" w:hAnsi="Wingdings" w:hint="default"/>
+      </w:rPr>
+    </w:lvl>
+  </w:abstractNum>
+  <w:abstractNum w:abstractNumId="5" w15:restartNumberingAfterBreak="0">
     <w:nsid w:val="76796479"/>
     <w:multiLevelType w:val="multilevel"/>
     <w:tmpl w:val="A02C2630"/>
@@ -2764,7 +3074,7 @@
     <w:abstractNumId w:val="1"/>
   </w:num>
   <w:num w:numId="2">
-    <w:abstractNumId w:val="4"/>
+    <w:abstractNumId w:val="5"/>
   </w:num>
   <w:num w:numId="3">
     <w:abstractNumId w:val="2"/>
@@ -2774,6 +3084,9 @@
   </w:num>
   <w:num w:numId="5">
     <w:abstractNumId w:val="0"/>
+  </w:num>
+  <w:num w:numId="6">
+    <w:abstractNumId w:val="4"/>
   </w:num>
 </w:numbering>
 </file>
@@ -4090,6 +4403,7 @@
     <w:rsid w:val="00B31369"/>
     <w:rsid w:val="00C83B28"/>
     <w:rsid w:val="00CE3D86"/>
+    <w:rsid w:val="00EE44AE"/>
   </w:rsids>
   <m:mathPr>
     <m:mathFont m:val="Cambria Math"/>
@@ -4817,7 +5131,7 @@
 </file>
 
 <file path=customXml/itemProps1.xml><?xml version="1.0" encoding="utf-8"?>
-<ds:datastoreItem xmlns:ds="http://schemas.openxmlformats.org/officeDocument/2006/customXml" ds:itemID="{D6B69ACD-E860-46B7-A5F2-2AB192CC0986}">
+<ds:datastoreItem xmlns:ds="http://schemas.openxmlformats.org/officeDocument/2006/customXml" ds:itemID="{AC20BC77-3B8D-4002-89B6-9E13A89E39F5}">
   <ds:schemaRefs>
     <ds:schemaRef ds:uri="http://schemas.openxmlformats.org/officeDocument/2006/bibliography"/>
   </ds:schemaRefs>

--- a/MANUAL DE INPLEMENTACION de Manuel y Luis .docx
+++ b/MANUAL DE INPLEMENTACION de Manuel y Luis .docx
@@ -6,7 +6,7 @@
       <w:pPr>
         <w:pStyle w:val="Ttulo1"/>
         <w:spacing w:line="360" w:lineRule="auto"/>
-        <w:jc w:val="both"/>
+        <w:jc w:val="center"/>
         <w:rPr>
           <w:lang w:val="es-ES"/>
         </w:rPr>
@@ -131,7 +131,7 @@
           <w:noProof/>
           <w:lang w:val="es-ES"/>
         </w:rPr>
-        <w:t>martes, 12 de mayo de 2026</w:t>
+        <w:t>miércoles, 20 de mayo de 2026</w:t>
       </w:r>
       <w:r>
         <w:rPr>
@@ -1792,25 +1792,673 @@
         <w:rPr>
           <w:lang w:val="es-ES"/>
         </w:rPr>
-        <w:t>Relación 1 a1: es cuando en ambas tablas solo hay un registro</w:t>
-      </w:r>
-    </w:p>
-    <w:p>
-      <w:pPr>
-        <w:pStyle w:val="Prrafodelista"/>
+        <w:t xml:space="preserve">Relación 1 a1: es cuando en ambas tablas solo hay un </w:t>
+      </w:r>
+      <w:proofErr w:type="spellStart"/>
+      <w:r>
+        <w:rPr>
+          <w:lang w:val="es-ES"/>
+        </w:rPr>
+        <w:t>registro</w:t>
+      </w:r>
+      <w:r>
+        <w:rPr>
+          <w:lang w:val="es-ES"/>
+        </w:rPr>
+        <w:t>Relación</w:t>
+      </w:r>
+      <w:proofErr w:type="spellEnd"/>
+      <w:r>
+        <w:rPr>
+          <w:lang w:val="es-ES"/>
+        </w:rPr>
+        <w:t xml:space="preserve"> varios a varios: es cuando en ambas tablas hay muchas instancias de registro</w:t>
+      </w:r>
+      <w:r>
+        <w:rPr>
+          <w:lang w:val="es-ES"/>
+        </w:rPr>
+        <w:t xml:space="preserve">  </w:t>
+      </w:r>
+      <w:r>
+        <w:rPr>
+          <w:lang w:val="es-ES"/>
+        </w:rPr>
+        <w:t xml:space="preserve">Este </w:t>
+      </w:r>
+      <w:r>
+        <w:rPr>
+          <w:lang w:val="es-ES"/>
+        </w:rPr>
+        <w:lastRenderedPageBreak/>
+        <w:t>software maneja la relación 1 a varios</w:t>
+      </w:r>
+      <w:r>
+        <w:rPr>
+          <w:lang w:val="es-ES"/>
+        </w:rPr>
+        <w:t xml:space="preserve">  </w:t>
+      </w:r>
+      <w:r>
+        <w:rPr>
+          <w:noProof/>
+        </w:rPr>
+        <w:drawing>
+          <wp:inline distT="0" distB="0" distL="0" distR="0" wp14:anchorId="3A4F2FCC" wp14:editId="7439DB8B">
+            <wp:extent cx="4028571" cy="4552381"/>
+            <wp:effectExtent l="0" t="0" r="0" b="635"/>
+            <wp:docPr id="5" name="Imagen 5"/>
+            <wp:cNvGraphicFramePr>
+              <a:graphicFrameLocks xmlns:a="http://schemas.openxmlformats.org/drawingml/2006/main" noChangeAspect="1"/>
+            </wp:cNvGraphicFramePr>
+            <a:graphic xmlns:a="http://schemas.openxmlformats.org/drawingml/2006/main">
+              <a:graphicData uri="http://schemas.openxmlformats.org/drawingml/2006/picture">
+                <pic:pic xmlns:pic="http://schemas.openxmlformats.org/drawingml/2006/picture">
+                  <pic:nvPicPr>
+                    <pic:cNvPr id="5" name="Captura de pantalla (6).png"/>
+                    <pic:cNvPicPr/>
+                  </pic:nvPicPr>
+                  <pic:blipFill>
+                    <a:blip r:embed="rId11">
+                      <a:extLst>
+                        <a:ext uri="{28A0092B-C50C-407E-A947-70E740481C1C}">
+                          <a14:useLocalDpi xmlns:a14="http://schemas.microsoft.com/office/drawing/2010/main" val="0"/>
+                        </a:ext>
+                      </a:extLst>
+                    </a:blip>
+                    <a:stretch>
+                      <a:fillRect/>
+                    </a:stretch>
+                  </pic:blipFill>
+                  <pic:spPr>
+                    <a:xfrm>
+                      <a:off x="0" y="0"/>
+                      <a:ext cx="4028571" cy="4552381"/>
+                    </a:xfrm>
+                    <a:prstGeom prst="rect">
+                      <a:avLst/>
+                    </a:prstGeom>
+                  </pic:spPr>
+                </pic:pic>
+              </a:graphicData>
+            </a:graphic>
+          </wp:inline>
+        </w:drawing>
+      </w:r>
+    </w:p>
+    <w:p>
+      <w:pPr>
+        <w:pStyle w:val="Ttulo2"/>
+        <w:rPr>
+          <w:sz w:val="36"/>
+          <w:szCs w:val="36"/>
+          <w:lang w:val="es-ES"/>
+        </w:rPr>
+      </w:pPr>
+      <w:r>
+        <w:rPr>
+          <w:lang w:val="es-ES"/>
+        </w:rPr>
+        <w:t>Elementos de la Pantalla</w:t>
+      </w:r>
+    </w:p>
+    <w:p>
+      <w:pPr>
+        <w:pStyle w:val="Ttulo3"/>
+        <w:rPr>
+          <w:lang w:val="es-ES"/>
+        </w:rPr>
+      </w:pPr>
+      <w:r>
+        <w:rPr>
+          <w:lang w:val="es-ES"/>
+        </w:rPr>
+        <w:t>1. Producto</w:t>
+      </w:r>
+    </w:p>
+    <w:p>
+      <w:pPr>
+        <w:pStyle w:val="NormalWeb"/>
+        <w:rPr>
+          <w:lang w:val="es-ES"/>
+        </w:rPr>
+      </w:pPr>
+      <w:r>
+        <w:rPr>
+          <w:lang w:val="es-ES"/>
+        </w:rPr>
+        <w:t>En este apartado se selecciona el producto que se desea vender.</w:t>
+      </w:r>
+    </w:p>
+    <w:p>
+      <w:pPr>
+        <w:pStyle w:val="NormalWeb"/>
+      </w:pPr>
+      <w:proofErr w:type="spellStart"/>
+      <w:r>
+        <w:rPr>
+          <w:rStyle w:val="Textoennegrita"/>
+        </w:rPr>
+        <w:t>Ejemplo</w:t>
+      </w:r>
+      <w:proofErr w:type="spellEnd"/>
+      <w:r>
+        <w:rPr>
+          <w:rStyle w:val="Textoennegrita"/>
+        </w:rPr>
+        <w:t>:</w:t>
+      </w:r>
+    </w:p>
+    <w:p>
+      <w:pPr>
         <w:numPr>
           <w:ilvl w:val="0"/>
-          <w:numId w:val="6"/>
+          <w:numId w:val="7"/>
         </w:numPr>
-        <w:rPr>
-          <w:lang w:val="es-ES"/>
-        </w:rPr>
-      </w:pPr>
-      <w:r>
-        <w:rPr>
-          <w:lang w:val="es-ES"/>
-        </w:rPr>
-        <w:t>Relación varios a varios: es cuando en ambas tablas hay muchas instancias de registro</w:t>
+        <w:spacing w:before="100" w:beforeAutospacing="1" w:after="100" w:afterAutospacing="1"/>
+      </w:pPr>
+      <w:proofErr w:type="spellStart"/>
+      <w:r>
+        <w:t>camisa</w:t>
+      </w:r>
+      <w:proofErr w:type="spellEnd"/>
+      <w:r>
+        <w:t xml:space="preserve"> </w:t>
+      </w:r>
+    </w:p>
+    <w:p>
+      <w:r>
+        <w:pict w14:anchorId="1E0AF296">
+          <v:rect id="_x0000_i1025" style="width:0;height:1.5pt" o:hralign="center" o:hrstd="t" o:hr="t" fillcolor="#a0a0a0" stroked="f"/>
+        </w:pict>
+      </w:r>
+    </w:p>
+    <w:p>
+      <w:pPr>
+        <w:pStyle w:val="Ttulo3"/>
+        <w:rPr>
+          <w:lang w:val="es-ES"/>
+        </w:rPr>
+      </w:pPr>
+      <w:r>
+        <w:rPr>
+          <w:lang w:val="es-ES"/>
+        </w:rPr>
+        <w:t>2. Precio</w:t>
+      </w:r>
+    </w:p>
+    <w:p>
+      <w:pPr>
+        <w:pStyle w:val="NormalWeb"/>
+        <w:rPr>
+          <w:lang w:val="es-ES"/>
+        </w:rPr>
+      </w:pPr>
+      <w:r>
+        <w:rPr>
+          <w:lang w:val="es-ES"/>
+        </w:rPr>
+        <w:t>Muestra el precio del producto seleccionado.</w:t>
+      </w:r>
+    </w:p>
+    <w:p>
+      <w:pPr>
+        <w:pStyle w:val="NormalWeb"/>
+      </w:pPr>
+      <w:proofErr w:type="spellStart"/>
+      <w:r>
+        <w:rPr>
+          <w:rStyle w:val="Textoennegrita"/>
+        </w:rPr>
+        <w:t>Ejemplo</w:t>
+      </w:r>
+      <w:proofErr w:type="spellEnd"/>
+      <w:r>
+        <w:rPr>
+          <w:rStyle w:val="Textoennegrita"/>
+        </w:rPr>
+        <w:t>:</w:t>
+      </w:r>
+    </w:p>
+    <w:p>
+      <w:pPr>
+        <w:numPr>
+          <w:ilvl w:val="0"/>
+          <w:numId w:val="8"/>
+        </w:numPr>
+        <w:spacing w:before="100" w:beforeAutospacing="1" w:after="100" w:afterAutospacing="1"/>
+      </w:pPr>
+      <w:r>
+        <w:lastRenderedPageBreak/>
+        <w:t xml:space="preserve">100.0 </w:t>
+      </w:r>
+    </w:p>
+    <w:p>
+      <w:r>
+        <w:pict w14:anchorId="25091C51">
+          <v:rect id="_x0000_i1026" style="width:0;height:1.5pt" o:hralign="center" o:hrstd="t" o:hr="t" fillcolor="#a0a0a0" stroked="f"/>
+        </w:pict>
+      </w:r>
+    </w:p>
+    <w:p>
+      <w:pPr>
+        <w:pStyle w:val="Ttulo3"/>
+        <w:rPr>
+          <w:lang w:val="es-ES"/>
+        </w:rPr>
+      </w:pPr>
+      <w:r>
+        <w:rPr>
+          <w:lang w:val="es-ES"/>
+        </w:rPr>
+        <w:t>3. Cantidad</w:t>
+      </w:r>
+    </w:p>
+    <w:p>
+      <w:pPr>
+        <w:pStyle w:val="NormalWeb"/>
+        <w:rPr>
+          <w:lang w:val="es-ES"/>
+        </w:rPr>
+      </w:pPr>
+      <w:r>
+        <w:rPr>
+          <w:lang w:val="es-ES"/>
+        </w:rPr>
+        <w:t>Aquí se escribe la cantidad de productos que el cliente desea comprar.</w:t>
+      </w:r>
+    </w:p>
+    <w:p>
+      <w:pPr>
+        <w:pStyle w:val="NormalWeb"/>
+      </w:pPr>
+      <w:proofErr w:type="spellStart"/>
+      <w:r>
+        <w:rPr>
+          <w:rStyle w:val="Textoennegrita"/>
+        </w:rPr>
+        <w:t>Ejemplo</w:t>
+      </w:r>
+      <w:proofErr w:type="spellEnd"/>
+      <w:r>
+        <w:rPr>
+          <w:rStyle w:val="Textoennegrita"/>
+        </w:rPr>
+        <w:t>:</w:t>
+      </w:r>
+    </w:p>
+    <w:p>
+      <w:pPr>
+        <w:numPr>
+          <w:ilvl w:val="0"/>
+          <w:numId w:val="9"/>
+        </w:numPr>
+        <w:spacing w:before="100" w:beforeAutospacing="1" w:after="100" w:afterAutospacing="1"/>
+      </w:pPr>
+      <w:r>
+        <w:t xml:space="preserve">1 </w:t>
+      </w:r>
+    </w:p>
+    <w:p>
+      <w:r>
+        <w:pict w14:anchorId="69902644">
+          <v:rect id="_x0000_i1027" style="width:0;height:1.5pt" o:hralign="center" o:hrstd="t" o:hr="t" fillcolor="#a0a0a0" stroked="f"/>
+        </w:pict>
+      </w:r>
+    </w:p>
+    <w:p>
+      <w:pPr>
+        <w:pStyle w:val="Ttulo3"/>
+      </w:pPr>
+      <w:r>
+        <w:t>4. Total</w:t>
+      </w:r>
+    </w:p>
+    <w:p>
+      <w:pPr>
+        <w:pStyle w:val="NormalWeb"/>
+        <w:rPr>
+          <w:lang w:val="es-ES"/>
+        </w:rPr>
+      </w:pPr>
+      <w:r>
+        <w:rPr>
+          <w:lang w:val="es-ES"/>
+        </w:rPr>
+        <w:t>Muestra el resultado de la multiplicación entre el precio y la cantidad.</w:t>
+      </w:r>
+    </w:p>
+    <w:p>
+      <w:pPr>
+        <w:pStyle w:val="NormalWeb"/>
+        <w:rPr>
+          <w:lang w:val="es-ES"/>
+        </w:rPr>
+      </w:pPr>
+      <w:r>
+        <w:rPr>
+          <w:rStyle w:val="katex-mathml"/>
+          <w:lang w:val="es-ES"/>
+        </w:rPr>
+        <w:t>Total=Precio×Cantidad\text{Total} = \text{Precio} \times \text{Cantidad}</w:t>
+      </w:r>
+      <w:r>
+        <w:rPr>
+          <w:rStyle w:val="mord"/>
+          <w:rFonts w:eastAsiaTheme="majorEastAsia"/>
+          <w:lang w:val="es-ES"/>
+        </w:rPr>
+        <w:t>Total</w:t>
+      </w:r>
+      <w:r>
+        <w:rPr>
+          <w:rStyle w:val="mrel"/>
+          <w:rFonts w:eastAsiaTheme="majorEastAsia"/>
+          <w:lang w:val="es-ES"/>
+        </w:rPr>
+        <w:t>=</w:t>
+      </w:r>
+      <w:r>
+        <w:rPr>
+          <w:rStyle w:val="mord"/>
+          <w:rFonts w:eastAsiaTheme="majorEastAsia"/>
+          <w:lang w:val="es-ES"/>
+        </w:rPr>
+        <w:t>Precio</w:t>
+      </w:r>
+      <w:r>
+        <w:rPr>
+          <w:rStyle w:val="mbin"/>
+          <w:lang w:val="es-ES"/>
+        </w:rPr>
+        <w:t>×</w:t>
+      </w:r>
+      <w:r>
+        <w:rPr>
+          <w:rStyle w:val="mord"/>
+          <w:rFonts w:eastAsiaTheme="majorEastAsia"/>
+          <w:lang w:val="es-ES"/>
+        </w:rPr>
+        <w:t>Cantidad</w:t>
+      </w:r>
+    </w:p>
+    <w:p>
+      <w:pPr>
+        <w:pStyle w:val="NormalWeb"/>
+      </w:pPr>
+      <w:proofErr w:type="spellStart"/>
+      <w:r>
+        <w:rPr>
+          <w:rStyle w:val="Textoennegrita"/>
+        </w:rPr>
+        <w:t>Ejemplo</w:t>
+      </w:r>
+      <w:proofErr w:type="spellEnd"/>
+      <w:r>
+        <w:rPr>
+          <w:rStyle w:val="Textoennegrita"/>
+        </w:rPr>
+        <w:t>:</w:t>
+      </w:r>
+    </w:p>
+    <w:p>
+      <w:pPr>
+        <w:numPr>
+          <w:ilvl w:val="0"/>
+          <w:numId w:val="10"/>
+        </w:numPr>
+        <w:spacing w:before="100" w:beforeAutospacing="1" w:after="100" w:afterAutospacing="1"/>
+      </w:pPr>
+      <w:proofErr w:type="spellStart"/>
+      <w:r>
+        <w:t>Precio</w:t>
+      </w:r>
+      <w:proofErr w:type="spellEnd"/>
+      <w:r>
+        <w:t xml:space="preserve">: 100.0 </w:t>
+      </w:r>
+    </w:p>
+    <w:p>
+      <w:pPr>
+        <w:numPr>
+          <w:ilvl w:val="0"/>
+          <w:numId w:val="10"/>
+        </w:numPr>
+        <w:spacing w:before="100" w:beforeAutospacing="1" w:after="100" w:afterAutospacing="1"/>
+      </w:pPr>
+      <w:proofErr w:type="spellStart"/>
+      <w:r>
+        <w:t>Cantidad</w:t>
+      </w:r>
+      <w:proofErr w:type="spellEnd"/>
+      <w:r>
+        <w:t xml:space="preserve">: 1 </w:t>
+      </w:r>
+    </w:p>
+    <w:p>
+      <w:pPr>
+        <w:numPr>
+          <w:ilvl w:val="0"/>
+          <w:numId w:val="10"/>
+        </w:numPr>
+        <w:spacing w:before="100" w:beforeAutospacing="1" w:after="100" w:afterAutospacing="1"/>
+      </w:pPr>
+      <w:r>
+        <w:t xml:space="preserve">Total: 100.0 </w:t>
+      </w:r>
+    </w:p>
+    <w:p>
+      <w:r>
+        <w:pict w14:anchorId="5A18EC8C">
+          <v:rect id="_x0000_i1028" style="width:0;height:1.5pt" o:hralign="center" o:hrstd="t" o:hr="t" fillcolor="#a0a0a0" stroked="f"/>
+        </w:pict>
+      </w:r>
+    </w:p>
+    <w:p>
+      <w:pPr>
+        <w:pStyle w:val="Ttulo3"/>
+        <w:rPr>
+          <w:lang w:val="es-ES"/>
+        </w:rPr>
+      </w:pPr>
+      <w:r>
+        <w:rPr>
+          <w:lang w:val="es-ES"/>
+        </w:rPr>
+        <w:t>5. Botón “Registrar Venta”</w:t>
+      </w:r>
+    </w:p>
+    <w:p>
+      <w:pPr>
+        <w:pStyle w:val="NormalWeb"/>
+        <w:rPr>
+          <w:lang w:val="es-ES"/>
+        </w:rPr>
+      </w:pPr>
+      <w:r>
+        <w:rPr>
+          <w:lang w:val="es-ES"/>
+        </w:rPr>
+        <w:t xml:space="preserve">El botón verde </w:t>
+      </w:r>
+      <w:r>
+        <w:rPr>
+          <w:rStyle w:val="Textoennegrita"/>
+          <w:lang w:val="es-ES"/>
+        </w:rPr>
+        <w:t>Registrar Venta</w:t>
+      </w:r>
+      <w:r>
+        <w:rPr>
+          <w:lang w:val="es-ES"/>
+        </w:rPr>
+        <w:t xml:space="preserve"> sirve para guardar la venta realizada en el sistema.</w:t>
+      </w:r>
+    </w:p>
+    <w:p>
+      <w:r>
+        <w:pict w14:anchorId="09379BA4">
+          <v:rect id="_x0000_i1029" style="width:0;height:1.5pt" o:hralign="center" o:hrstd="t" o:hr="t" fillcolor="#a0a0a0" stroked="f"/>
+        </w:pict>
+      </w:r>
+    </w:p>
+    <w:p>
+      <w:pPr>
+        <w:pStyle w:val="Ttulo1"/>
+      </w:pPr>
+      <w:proofErr w:type="spellStart"/>
+      <w:r>
+        <w:t>Pasos</w:t>
+      </w:r>
+      <w:proofErr w:type="spellEnd"/>
+      <w:r>
+        <w:t xml:space="preserve"> para Registrar </w:t>
+      </w:r>
+      <w:proofErr w:type="spellStart"/>
+      <w:r>
+        <w:t>una</w:t>
+      </w:r>
+      <w:proofErr w:type="spellEnd"/>
+      <w:r>
+        <w:t xml:space="preserve"> </w:t>
+      </w:r>
+      <w:proofErr w:type="spellStart"/>
+      <w:r>
+        <w:t>Venta</w:t>
+      </w:r>
+      <w:proofErr w:type="spellEnd"/>
+    </w:p>
+    <w:p>
+      <w:pPr>
+        <w:numPr>
+          <w:ilvl w:val="0"/>
+          <w:numId w:val="11"/>
+        </w:numPr>
+        <w:spacing w:before="100" w:beforeAutospacing="1" w:after="100" w:afterAutospacing="1"/>
+        <w:rPr>
+          <w:lang w:val="es-ES"/>
+        </w:rPr>
+      </w:pPr>
+      <w:r>
+        <w:rPr>
+          <w:lang w:val="es-ES"/>
+        </w:rPr>
+        <w:t xml:space="preserve">Seleccionar un producto de la lista. </w:t>
+      </w:r>
+    </w:p>
+    <w:p>
+      <w:pPr>
+        <w:numPr>
+          <w:ilvl w:val="0"/>
+          <w:numId w:val="11"/>
+        </w:numPr>
+        <w:spacing w:before="100" w:beforeAutospacing="1" w:after="100" w:afterAutospacing="1"/>
+      </w:pPr>
+      <w:proofErr w:type="spellStart"/>
+      <w:r>
+        <w:t>Verificar</w:t>
+      </w:r>
+      <w:proofErr w:type="spellEnd"/>
+      <w:r>
+        <w:t xml:space="preserve"> el </w:t>
+      </w:r>
+      <w:proofErr w:type="spellStart"/>
+      <w:r>
+        <w:t>precio</w:t>
+      </w:r>
+      <w:proofErr w:type="spellEnd"/>
+      <w:r>
+        <w:t xml:space="preserve"> </w:t>
+      </w:r>
+      <w:proofErr w:type="spellStart"/>
+      <w:r>
+        <w:t>mostrado</w:t>
+      </w:r>
+      <w:proofErr w:type="spellEnd"/>
+      <w:r>
+        <w:t xml:space="preserve">. </w:t>
+      </w:r>
+    </w:p>
+    <w:p>
+      <w:pPr>
+        <w:numPr>
+          <w:ilvl w:val="0"/>
+          <w:numId w:val="11"/>
+        </w:numPr>
+        <w:spacing w:before="100" w:beforeAutospacing="1" w:after="100" w:afterAutospacing="1"/>
+      </w:pPr>
+      <w:proofErr w:type="spellStart"/>
+      <w:r>
+        <w:t>Escribir</w:t>
+      </w:r>
+      <w:proofErr w:type="spellEnd"/>
+      <w:r>
+        <w:t xml:space="preserve"> la </w:t>
+      </w:r>
+      <w:proofErr w:type="spellStart"/>
+      <w:r>
+        <w:t>cantidad</w:t>
+      </w:r>
+      <w:proofErr w:type="spellEnd"/>
+      <w:r>
+        <w:t xml:space="preserve"> </w:t>
+      </w:r>
+      <w:proofErr w:type="spellStart"/>
+      <w:r>
+        <w:t>deseada</w:t>
+      </w:r>
+      <w:proofErr w:type="spellEnd"/>
+      <w:r>
+        <w:t xml:space="preserve">. </w:t>
+      </w:r>
+    </w:p>
+    <w:p>
+      <w:pPr>
+        <w:numPr>
+          <w:ilvl w:val="0"/>
+          <w:numId w:val="11"/>
+        </w:numPr>
+        <w:spacing w:before="100" w:beforeAutospacing="1" w:after="100" w:afterAutospacing="1"/>
+        <w:rPr>
+          <w:lang w:val="es-ES"/>
+        </w:rPr>
+      </w:pPr>
+      <w:r>
+        <w:rPr>
+          <w:lang w:val="es-ES"/>
+        </w:rPr>
+        <w:t xml:space="preserve">Revisar el total generado automáticamente. </w:t>
+      </w:r>
+    </w:p>
+    <w:p>
+      <w:pPr>
+        <w:numPr>
+          <w:ilvl w:val="0"/>
+          <w:numId w:val="11"/>
+        </w:numPr>
+        <w:spacing w:before="100" w:beforeAutospacing="1" w:after="100" w:afterAutospacing="1"/>
+        <w:rPr>
+          <w:lang w:val="es-ES"/>
+        </w:rPr>
+      </w:pPr>
+      <w:r>
+        <w:rPr>
+          <w:lang w:val="es-ES"/>
+        </w:rPr>
+        <w:t xml:space="preserve">Presionar el botón </w:t>
+      </w:r>
+      <w:r>
+        <w:rPr>
+          <w:rStyle w:val="Textoennegrita"/>
+          <w:lang w:val="es-ES"/>
+        </w:rPr>
+        <w:t>Registrar Venta</w:t>
+      </w:r>
+      <w:r>
+        <w:rPr>
+          <w:lang w:val="es-ES"/>
+        </w:rPr>
+        <w:t xml:space="preserve"> para finalizar el registro. </w:t>
       </w:r>
     </w:p>
     <w:p>
@@ -1821,37 +2469,16 @@
           <w:lang w:val="es-ES"/>
         </w:rPr>
       </w:pPr>
-    </w:p>
-    <w:p>
-      <w:pPr>
-        <w:pStyle w:val="Prrafodelista"/>
-        <w:ind w:left="780"/>
-        <w:rPr>
-          <w:lang w:val="es-ES"/>
-        </w:rPr>
-      </w:pPr>
-      <w:r>
-        <w:rPr>
-          <w:lang w:val="es-ES"/>
-        </w:rPr>
-        <w:t>Este software maneja la relación</w:t>
-      </w:r>
       <w:bookmarkStart w:id="0" w:name="_GoBack"/>
       <w:bookmarkEnd w:id="0"/>
-      <w:r>
-        <w:rPr>
-          <w:lang w:val="es-ES"/>
-        </w:rPr>
-        <w:t xml:space="preserve"> 1 a varios</w:t>
-      </w:r>
     </w:p>
     <w:sectPr>
-      <w:headerReference w:type="even" r:id="rId11"/>
-      <w:headerReference w:type="default" r:id="rId12"/>
-      <w:footerReference w:type="even" r:id="rId13"/>
-      <w:footerReference w:type="default" r:id="rId14"/>
-      <w:headerReference w:type="first" r:id="rId15"/>
-      <w:footerReference w:type="first" r:id="rId16"/>
+      <w:headerReference w:type="even" r:id="rId12"/>
+      <w:headerReference w:type="default" r:id="rId13"/>
+      <w:footerReference w:type="even" r:id="rId14"/>
+      <w:footerReference w:type="default" r:id="rId15"/>
+      <w:headerReference w:type="first" r:id="rId16"/>
+      <w:footerReference w:type="first" r:id="rId17"/>
       <w:pgSz w:w="12240" w:h="15840"/>
       <w:pgMar w:top="1417" w:right="1701" w:bottom="1417" w:left="1701" w:header="708" w:footer="708" w:gutter="0"/>
       <w:cols w:space="708"/>
@@ -2005,7 +2632,7 @@
               <w:color w:val="FFFFFF" w:themeColor="background1"/>
               <w:lang w:val="es-ES"/>
             </w:rPr>
-            <w:t>6</w:t>
+            <w:t>9</w:t>
           </w:r>
           <w:r>
             <w:rPr>
@@ -2285,6 +2912,155 @@
 <file path=word/numbering.xml><?xml version="1.0" encoding="utf-8"?>
 <w:numbering xmlns:wpc="http://schemas.microsoft.com/office/word/2010/wordprocessingCanvas" xmlns:cx="http://schemas.microsoft.com/office/drawing/2014/chartex" xmlns:mc="http://schemas.openxmlformats.org/markup-compatibility/2006" xmlns:o="urn:schemas-microsoft-com:office:office" xmlns:r="http://schemas.openxmlformats.org/officeDocument/2006/relationships" xmlns:m="http://schemas.openxmlformats.org/officeDocument/2006/math" xmlns:v="urn:schemas-microsoft-com:vml" xmlns:wp14="http://schemas.microsoft.com/office/word/2010/wordprocessingDrawing" xmlns:wp="http://schemas.openxmlformats.org/drawingml/2006/wordprocessingDrawing" xmlns:w10="urn:schemas-microsoft-com:office:word" xmlns:w="http://schemas.openxmlformats.org/wordprocessingml/2006/main" xmlns:w14="http://schemas.microsoft.com/office/word/2010/wordml" xmlns:w15="http://schemas.microsoft.com/office/word/2012/wordml" xmlns:w16se="http://schemas.microsoft.com/office/word/2015/wordml/symex" xmlns:wpg="http://schemas.microsoft.com/office/word/2010/wordprocessingGroup" xmlns:wpi="http://schemas.microsoft.com/office/word/2010/wordprocessingInk" xmlns:wne="http://schemas.microsoft.com/office/word/2006/wordml" xmlns:wps="http://schemas.microsoft.com/office/word/2010/wordprocessingShape" mc:Ignorable="w14 w15 w16se wp14">
   <w:abstractNum w:abstractNumId="0" w15:restartNumberingAfterBreak="0">
+    <w:nsid w:val="035D4874"/>
+    <w:multiLevelType w:val="multilevel"/>
+    <w:tmpl w:val="B5F0281A"/>
+    <w:lvl w:ilvl="0">
+      <w:start w:val="1"/>
+      <w:numFmt w:val="bullet"/>
+      <w:lvlText w:val=""/>
+      <w:lvlJc w:val="left"/>
+      <w:pPr>
+        <w:tabs>
+          <w:tab w:val="num" w:pos="720"/>
+        </w:tabs>
+        <w:ind w:left="720" w:hanging="360"/>
+      </w:pPr>
+      <w:rPr>
+        <w:rFonts w:ascii="Symbol" w:hAnsi="Symbol" w:hint="default"/>
+        <w:sz w:val="20"/>
+      </w:rPr>
+    </w:lvl>
+    <w:lvl w:ilvl="1" w:tentative="1">
+      <w:start w:val="1"/>
+      <w:numFmt w:val="bullet"/>
+      <w:lvlText w:val="o"/>
+      <w:lvlJc w:val="left"/>
+      <w:pPr>
+        <w:tabs>
+          <w:tab w:val="num" w:pos="1440"/>
+        </w:tabs>
+        <w:ind w:left="1440" w:hanging="360"/>
+      </w:pPr>
+      <w:rPr>
+        <w:rFonts w:ascii="Courier New" w:hAnsi="Courier New" w:hint="default"/>
+        <w:sz w:val="20"/>
+      </w:rPr>
+    </w:lvl>
+    <w:lvl w:ilvl="2" w:tentative="1">
+      <w:start w:val="1"/>
+      <w:numFmt w:val="bullet"/>
+      <w:lvlText w:val=""/>
+      <w:lvlJc w:val="left"/>
+      <w:pPr>
+        <w:tabs>
+          <w:tab w:val="num" w:pos="2160"/>
+        </w:tabs>
+        <w:ind w:left="2160" w:hanging="360"/>
+      </w:pPr>
+      <w:rPr>
+        <w:rFonts w:ascii="Wingdings" w:hAnsi="Wingdings" w:hint="default"/>
+        <w:sz w:val="20"/>
+      </w:rPr>
+    </w:lvl>
+    <w:lvl w:ilvl="3" w:tentative="1">
+      <w:start w:val="1"/>
+      <w:numFmt w:val="bullet"/>
+      <w:lvlText w:val=""/>
+      <w:lvlJc w:val="left"/>
+      <w:pPr>
+        <w:tabs>
+          <w:tab w:val="num" w:pos="2880"/>
+        </w:tabs>
+        <w:ind w:left="2880" w:hanging="360"/>
+      </w:pPr>
+      <w:rPr>
+        <w:rFonts w:ascii="Wingdings" w:hAnsi="Wingdings" w:hint="default"/>
+        <w:sz w:val="20"/>
+      </w:rPr>
+    </w:lvl>
+    <w:lvl w:ilvl="4" w:tentative="1">
+      <w:start w:val="1"/>
+      <w:numFmt w:val="bullet"/>
+      <w:lvlText w:val=""/>
+      <w:lvlJc w:val="left"/>
+      <w:pPr>
+        <w:tabs>
+          <w:tab w:val="num" w:pos="3600"/>
+        </w:tabs>
+        <w:ind w:left="3600" w:hanging="360"/>
+      </w:pPr>
+      <w:rPr>
+        <w:rFonts w:ascii="Wingdings" w:hAnsi="Wingdings" w:hint="default"/>
+        <w:sz w:val="20"/>
+      </w:rPr>
+    </w:lvl>
+    <w:lvl w:ilvl="5" w:tentative="1">
+      <w:start w:val="1"/>
+      <w:numFmt w:val="bullet"/>
+      <w:lvlText w:val=""/>
+      <w:lvlJc w:val="left"/>
+      <w:pPr>
+        <w:tabs>
+          <w:tab w:val="num" w:pos="4320"/>
+        </w:tabs>
+        <w:ind w:left="4320" w:hanging="360"/>
+      </w:pPr>
+      <w:rPr>
+        <w:rFonts w:ascii="Wingdings" w:hAnsi="Wingdings" w:hint="default"/>
+        <w:sz w:val="20"/>
+      </w:rPr>
+    </w:lvl>
+    <w:lvl w:ilvl="6" w:tentative="1">
+      <w:start w:val="1"/>
+      <w:numFmt w:val="bullet"/>
+      <w:lvlText w:val=""/>
+      <w:lvlJc w:val="left"/>
+      <w:pPr>
+        <w:tabs>
+          <w:tab w:val="num" w:pos="5040"/>
+        </w:tabs>
+        <w:ind w:left="5040" w:hanging="360"/>
+      </w:pPr>
+      <w:rPr>
+        <w:rFonts w:ascii="Wingdings" w:hAnsi="Wingdings" w:hint="default"/>
+        <w:sz w:val="20"/>
+      </w:rPr>
+    </w:lvl>
+    <w:lvl w:ilvl="7" w:tentative="1">
+      <w:start w:val="1"/>
+      <w:numFmt w:val="bullet"/>
+      <w:lvlText w:val=""/>
+      <w:lvlJc w:val="left"/>
+      <w:pPr>
+        <w:tabs>
+          <w:tab w:val="num" w:pos="5760"/>
+        </w:tabs>
+        <w:ind w:left="5760" w:hanging="360"/>
+      </w:pPr>
+      <w:rPr>
+        <w:rFonts w:ascii="Wingdings" w:hAnsi="Wingdings" w:hint="default"/>
+        <w:sz w:val="20"/>
+      </w:rPr>
+    </w:lvl>
+    <w:lvl w:ilvl="8" w:tentative="1">
+      <w:start w:val="1"/>
+      <w:numFmt w:val="bullet"/>
+      <w:lvlText w:val=""/>
+      <w:lvlJc w:val="left"/>
+      <w:pPr>
+        <w:tabs>
+          <w:tab w:val="num" w:pos="6480"/>
+        </w:tabs>
+        <w:ind w:left="6480" w:hanging="360"/>
+      </w:pPr>
+      <w:rPr>
+        <w:rFonts w:ascii="Wingdings" w:hAnsi="Wingdings" w:hint="default"/>
+        <w:sz w:val="20"/>
+      </w:rPr>
+    </w:lvl>
+  </w:abstractNum>
+  <w:abstractNum w:abstractNumId="1" w15:restartNumberingAfterBreak="0">
     <w:nsid w:val="0D8A0A17"/>
     <w:multiLevelType w:val="multilevel"/>
     <w:tmpl w:val="75F25EF8"/>
@@ -2433,7 +3209,7 @@
       </w:rPr>
     </w:lvl>
   </w:abstractNum>
-  <w:abstractNum w:abstractNumId="1" w15:restartNumberingAfterBreak="0">
+  <w:abstractNum w:abstractNumId="2" w15:restartNumberingAfterBreak="0">
     <w:nsid w:val="19E061EB"/>
     <w:multiLevelType w:val="hybridMultilevel"/>
     <w:tmpl w:val="9CFAA184"/>
@@ -2546,7 +3322,7 @@
       </w:rPr>
     </w:lvl>
   </w:abstractNum>
-  <w:abstractNum w:abstractNumId="2" w15:restartNumberingAfterBreak="0">
+  <w:abstractNum w:abstractNumId="3" w15:restartNumberingAfterBreak="0">
     <w:nsid w:val="23884F1F"/>
     <w:multiLevelType w:val="multilevel"/>
     <w:tmpl w:val="305242D4"/>
@@ -2695,7 +3471,7 @@
       </w:rPr>
     </w:lvl>
   </w:abstractNum>
-  <w:abstractNum w:abstractNumId="3" w15:restartNumberingAfterBreak="0">
+  <w:abstractNum w:abstractNumId="4" w15:restartNumberingAfterBreak="0">
     <w:nsid w:val="27F227DE"/>
     <w:multiLevelType w:val="multilevel"/>
     <w:tmpl w:val="363AABEC"/>
@@ -2808,7 +3584,120 @@
       </w:pPr>
     </w:lvl>
   </w:abstractNum>
-  <w:abstractNum w:abstractNumId="4" w15:restartNumberingAfterBreak="0">
+  <w:abstractNum w:abstractNumId="5" w15:restartNumberingAfterBreak="0">
+    <w:nsid w:val="33B56A6C"/>
+    <w:multiLevelType w:val="multilevel"/>
+    <w:tmpl w:val="09EAA242"/>
+    <w:lvl w:ilvl="0">
+      <w:start w:val="1"/>
+      <w:numFmt w:val="decimal"/>
+      <w:lvlText w:val="%1."/>
+      <w:lvlJc w:val="left"/>
+      <w:pPr>
+        <w:tabs>
+          <w:tab w:val="num" w:pos="720"/>
+        </w:tabs>
+        <w:ind w:left="720" w:hanging="360"/>
+      </w:pPr>
+    </w:lvl>
+    <w:lvl w:ilvl="1" w:tentative="1">
+      <w:start w:val="1"/>
+      <w:numFmt w:val="decimal"/>
+      <w:lvlText w:val="%2."/>
+      <w:lvlJc w:val="left"/>
+      <w:pPr>
+        <w:tabs>
+          <w:tab w:val="num" w:pos="1440"/>
+        </w:tabs>
+        <w:ind w:left="1440" w:hanging="360"/>
+      </w:pPr>
+    </w:lvl>
+    <w:lvl w:ilvl="2" w:tentative="1">
+      <w:start w:val="1"/>
+      <w:numFmt w:val="decimal"/>
+      <w:lvlText w:val="%3."/>
+      <w:lvlJc w:val="left"/>
+      <w:pPr>
+        <w:tabs>
+          <w:tab w:val="num" w:pos="2160"/>
+        </w:tabs>
+        <w:ind w:left="2160" w:hanging="360"/>
+      </w:pPr>
+    </w:lvl>
+    <w:lvl w:ilvl="3" w:tentative="1">
+      <w:start w:val="1"/>
+      <w:numFmt w:val="decimal"/>
+      <w:lvlText w:val="%4."/>
+      <w:lvlJc w:val="left"/>
+      <w:pPr>
+        <w:tabs>
+          <w:tab w:val="num" w:pos="2880"/>
+        </w:tabs>
+        <w:ind w:left="2880" w:hanging="360"/>
+      </w:pPr>
+    </w:lvl>
+    <w:lvl w:ilvl="4" w:tentative="1">
+      <w:start w:val="1"/>
+      <w:numFmt w:val="decimal"/>
+      <w:lvlText w:val="%5."/>
+      <w:lvlJc w:val="left"/>
+      <w:pPr>
+        <w:tabs>
+          <w:tab w:val="num" w:pos="3600"/>
+        </w:tabs>
+        <w:ind w:left="3600" w:hanging="360"/>
+      </w:pPr>
+    </w:lvl>
+    <w:lvl w:ilvl="5" w:tentative="1">
+      <w:start w:val="1"/>
+      <w:numFmt w:val="decimal"/>
+      <w:lvlText w:val="%6."/>
+      <w:lvlJc w:val="left"/>
+      <w:pPr>
+        <w:tabs>
+          <w:tab w:val="num" w:pos="4320"/>
+        </w:tabs>
+        <w:ind w:left="4320" w:hanging="360"/>
+      </w:pPr>
+    </w:lvl>
+    <w:lvl w:ilvl="6" w:tentative="1">
+      <w:start w:val="1"/>
+      <w:numFmt w:val="decimal"/>
+      <w:lvlText w:val="%7."/>
+      <w:lvlJc w:val="left"/>
+      <w:pPr>
+        <w:tabs>
+          <w:tab w:val="num" w:pos="5040"/>
+        </w:tabs>
+        <w:ind w:left="5040" w:hanging="360"/>
+      </w:pPr>
+    </w:lvl>
+    <w:lvl w:ilvl="7" w:tentative="1">
+      <w:start w:val="1"/>
+      <w:numFmt w:val="decimal"/>
+      <w:lvlText w:val="%8."/>
+      <w:lvlJc w:val="left"/>
+      <w:pPr>
+        <w:tabs>
+          <w:tab w:val="num" w:pos="5760"/>
+        </w:tabs>
+        <w:ind w:left="5760" w:hanging="360"/>
+      </w:pPr>
+    </w:lvl>
+    <w:lvl w:ilvl="8" w:tentative="1">
+      <w:start w:val="1"/>
+      <w:numFmt w:val="decimal"/>
+      <w:lvlText w:val="%9."/>
+      <w:lvlJc w:val="left"/>
+      <w:pPr>
+        <w:tabs>
+          <w:tab w:val="num" w:pos="6480"/>
+        </w:tabs>
+        <w:ind w:left="6480" w:hanging="360"/>
+      </w:pPr>
+    </w:lvl>
+  </w:abstractNum>
+  <w:abstractNum w:abstractNumId="6" w15:restartNumberingAfterBreak="0">
     <w:nsid w:val="34BE0F50"/>
     <w:multiLevelType w:val="hybridMultilevel"/>
     <w:tmpl w:val="277E91C2"/>
@@ -2921,7 +3810,454 @@
       </w:rPr>
     </w:lvl>
   </w:abstractNum>
-  <w:abstractNum w:abstractNumId="5" w15:restartNumberingAfterBreak="0">
+  <w:abstractNum w:abstractNumId="7" w15:restartNumberingAfterBreak="0">
+    <w:nsid w:val="48FE051F"/>
+    <w:multiLevelType w:val="multilevel"/>
+    <w:tmpl w:val="6336A830"/>
+    <w:lvl w:ilvl="0">
+      <w:start w:val="1"/>
+      <w:numFmt w:val="bullet"/>
+      <w:lvlText w:val=""/>
+      <w:lvlJc w:val="left"/>
+      <w:pPr>
+        <w:tabs>
+          <w:tab w:val="num" w:pos="720"/>
+        </w:tabs>
+        <w:ind w:left="720" w:hanging="360"/>
+      </w:pPr>
+      <w:rPr>
+        <w:rFonts w:ascii="Symbol" w:hAnsi="Symbol" w:hint="default"/>
+        <w:sz w:val="20"/>
+      </w:rPr>
+    </w:lvl>
+    <w:lvl w:ilvl="1" w:tentative="1">
+      <w:start w:val="1"/>
+      <w:numFmt w:val="bullet"/>
+      <w:lvlText w:val="o"/>
+      <w:lvlJc w:val="left"/>
+      <w:pPr>
+        <w:tabs>
+          <w:tab w:val="num" w:pos="1440"/>
+        </w:tabs>
+        <w:ind w:left="1440" w:hanging="360"/>
+      </w:pPr>
+      <w:rPr>
+        <w:rFonts w:ascii="Courier New" w:hAnsi="Courier New" w:hint="default"/>
+        <w:sz w:val="20"/>
+      </w:rPr>
+    </w:lvl>
+    <w:lvl w:ilvl="2" w:tentative="1">
+      <w:start w:val="1"/>
+      <w:numFmt w:val="bullet"/>
+      <w:lvlText w:val=""/>
+      <w:lvlJc w:val="left"/>
+      <w:pPr>
+        <w:tabs>
+          <w:tab w:val="num" w:pos="2160"/>
+        </w:tabs>
+        <w:ind w:left="2160" w:hanging="360"/>
+      </w:pPr>
+      <w:rPr>
+        <w:rFonts w:ascii="Wingdings" w:hAnsi="Wingdings" w:hint="default"/>
+        <w:sz w:val="20"/>
+      </w:rPr>
+    </w:lvl>
+    <w:lvl w:ilvl="3" w:tentative="1">
+      <w:start w:val="1"/>
+      <w:numFmt w:val="bullet"/>
+      <w:lvlText w:val=""/>
+      <w:lvlJc w:val="left"/>
+      <w:pPr>
+        <w:tabs>
+          <w:tab w:val="num" w:pos="2880"/>
+        </w:tabs>
+        <w:ind w:left="2880" w:hanging="360"/>
+      </w:pPr>
+      <w:rPr>
+        <w:rFonts w:ascii="Wingdings" w:hAnsi="Wingdings" w:hint="default"/>
+        <w:sz w:val="20"/>
+      </w:rPr>
+    </w:lvl>
+    <w:lvl w:ilvl="4" w:tentative="1">
+      <w:start w:val="1"/>
+      <w:numFmt w:val="bullet"/>
+      <w:lvlText w:val=""/>
+      <w:lvlJc w:val="left"/>
+      <w:pPr>
+        <w:tabs>
+          <w:tab w:val="num" w:pos="3600"/>
+        </w:tabs>
+        <w:ind w:left="3600" w:hanging="360"/>
+      </w:pPr>
+      <w:rPr>
+        <w:rFonts w:ascii="Wingdings" w:hAnsi="Wingdings" w:hint="default"/>
+        <w:sz w:val="20"/>
+      </w:rPr>
+    </w:lvl>
+    <w:lvl w:ilvl="5" w:tentative="1">
+      <w:start w:val="1"/>
+      <w:numFmt w:val="bullet"/>
+      <w:lvlText w:val=""/>
+      <w:lvlJc w:val="left"/>
+      <w:pPr>
+        <w:tabs>
+          <w:tab w:val="num" w:pos="4320"/>
+        </w:tabs>
+        <w:ind w:left="4320" w:hanging="360"/>
+      </w:pPr>
+      <w:rPr>
+        <w:rFonts w:ascii="Wingdings" w:hAnsi="Wingdings" w:hint="default"/>
+        <w:sz w:val="20"/>
+      </w:rPr>
+    </w:lvl>
+    <w:lvl w:ilvl="6" w:tentative="1">
+      <w:start w:val="1"/>
+      <w:numFmt w:val="bullet"/>
+      <w:lvlText w:val=""/>
+      <w:lvlJc w:val="left"/>
+      <w:pPr>
+        <w:tabs>
+          <w:tab w:val="num" w:pos="5040"/>
+        </w:tabs>
+        <w:ind w:left="5040" w:hanging="360"/>
+      </w:pPr>
+      <w:rPr>
+        <w:rFonts w:ascii="Wingdings" w:hAnsi="Wingdings" w:hint="default"/>
+        <w:sz w:val="20"/>
+      </w:rPr>
+    </w:lvl>
+    <w:lvl w:ilvl="7" w:tentative="1">
+      <w:start w:val="1"/>
+      <w:numFmt w:val="bullet"/>
+      <w:lvlText w:val=""/>
+      <w:lvlJc w:val="left"/>
+      <w:pPr>
+        <w:tabs>
+          <w:tab w:val="num" w:pos="5760"/>
+        </w:tabs>
+        <w:ind w:left="5760" w:hanging="360"/>
+      </w:pPr>
+      <w:rPr>
+        <w:rFonts w:ascii="Wingdings" w:hAnsi="Wingdings" w:hint="default"/>
+        <w:sz w:val="20"/>
+      </w:rPr>
+    </w:lvl>
+    <w:lvl w:ilvl="8" w:tentative="1">
+      <w:start w:val="1"/>
+      <w:numFmt w:val="bullet"/>
+      <w:lvlText w:val=""/>
+      <w:lvlJc w:val="left"/>
+      <w:pPr>
+        <w:tabs>
+          <w:tab w:val="num" w:pos="6480"/>
+        </w:tabs>
+        <w:ind w:left="6480" w:hanging="360"/>
+      </w:pPr>
+      <w:rPr>
+        <w:rFonts w:ascii="Wingdings" w:hAnsi="Wingdings" w:hint="default"/>
+        <w:sz w:val="20"/>
+      </w:rPr>
+    </w:lvl>
+  </w:abstractNum>
+  <w:abstractNum w:abstractNumId="8" w15:restartNumberingAfterBreak="0">
+    <w:nsid w:val="574C3465"/>
+    <w:multiLevelType w:val="multilevel"/>
+    <w:tmpl w:val="88AA623E"/>
+    <w:lvl w:ilvl="0">
+      <w:start w:val="1"/>
+      <w:numFmt w:val="bullet"/>
+      <w:lvlText w:val=""/>
+      <w:lvlJc w:val="left"/>
+      <w:pPr>
+        <w:tabs>
+          <w:tab w:val="num" w:pos="720"/>
+        </w:tabs>
+        <w:ind w:left="720" w:hanging="360"/>
+      </w:pPr>
+      <w:rPr>
+        <w:rFonts w:ascii="Symbol" w:hAnsi="Symbol" w:hint="default"/>
+        <w:sz w:val="20"/>
+      </w:rPr>
+    </w:lvl>
+    <w:lvl w:ilvl="1" w:tentative="1">
+      <w:start w:val="1"/>
+      <w:numFmt w:val="bullet"/>
+      <w:lvlText w:val="o"/>
+      <w:lvlJc w:val="left"/>
+      <w:pPr>
+        <w:tabs>
+          <w:tab w:val="num" w:pos="1440"/>
+        </w:tabs>
+        <w:ind w:left="1440" w:hanging="360"/>
+      </w:pPr>
+      <w:rPr>
+        <w:rFonts w:ascii="Courier New" w:hAnsi="Courier New" w:hint="default"/>
+        <w:sz w:val="20"/>
+      </w:rPr>
+    </w:lvl>
+    <w:lvl w:ilvl="2" w:tentative="1">
+      <w:start w:val="1"/>
+      <w:numFmt w:val="bullet"/>
+      <w:lvlText w:val=""/>
+      <w:lvlJc w:val="left"/>
+      <w:pPr>
+        <w:tabs>
+          <w:tab w:val="num" w:pos="2160"/>
+        </w:tabs>
+        <w:ind w:left="2160" w:hanging="360"/>
+      </w:pPr>
+      <w:rPr>
+        <w:rFonts w:ascii="Wingdings" w:hAnsi="Wingdings" w:hint="default"/>
+        <w:sz w:val="20"/>
+      </w:rPr>
+    </w:lvl>
+    <w:lvl w:ilvl="3" w:tentative="1">
+      <w:start w:val="1"/>
+      <w:numFmt w:val="bullet"/>
+      <w:lvlText w:val=""/>
+      <w:lvlJc w:val="left"/>
+      <w:pPr>
+        <w:tabs>
+          <w:tab w:val="num" w:pos="2880"/>
+        </w:tabs>
+        <w:ind w:left="2880" w:hanging="360"/>
+      </w:pPr>
+      <w:rPr>
+        <w:rFonts w:ascii="Wingdings" w:hAnsi="Wingdings" w:hint="default"/>
+        <w:sz w:val="20"/>
+      </w:rPr>
+    </w:lvl>
+    <w:lvl w:ilvl="4" w:tentative="1">
+      <w:start w:val="1"/>
+      <w:numFmt w:val="bullet"/>
+      <w:lvlText w:val=""/>
+      <w:lvlJc w:val="left"/>
+      <w:pPr>
+        <w:tabs>
+          <w:tab w:val="num" w:pos="3600"/>
+        </w:tabs>
+        <w:ind w:left="3600" w:hanging="360"/>
+      </w:pPr>
+      <w:rPr>
+        <w:rFonts w:ascii="Wingdings" w:hAnsi="Wingdings" w:hint="default"/>
+        <w:sz w:val="20"/>
+      </w:rPr>
+    </w:lvl>
+    <w:lvl w:ilvl="5" w:tentative="1">
+      <w:start w:val="1"/>
+      <w:numFmt w:val="bullet"/>
+      <w:lvlText w:val=""/>
+      <w:lvlJc w:val="left"/>
+      <w:pPr>
+        <w:tabs>
+          <w:tab w:val="num" w:pos="4320"/>
+        </w:tabs>
+        <w:ind w:left="4320" w:hanging="360"/>
+      </w:pPr>
+      <w:rPr>
+        <w:rFonts w:ascii="Wingdings" w:hAnsi="Wingdings" w:hint="default"/>
+        <w:sz w:val="20"/>
+      </w:rPr>
+    </w:lvl>
+    <w:lvl w:ilvl="6" w:tentative="1">
+      <w:start w:val="1"/>
+      <w:numFmt w:val="bullet"/>
+      <w:lvlText w:val=""/>
+      <w:lvlJc w:val="left"/>
+      <w:pPr>
+        <w:tabs>
+          <w:tab w:val="num" w:pos="5040"/>
+        </w:tabs>
+        <w:ind w:left="5040" w:hanging="360"/>
+      </w:pPr>
+      <w:rPr>
+        <w:rFonts w:ascii="Wingdings" w:hAnsi="Wingdings" w:hint="default"/>
+        <w:sz w:val="20"/>
+      </w:rPr>
+    </w:lvl>
+    <w:lvl w:ilvl="7" w:tentative="1">
+      <w:start w:val="1"/>
+      <w:numFmt w:val="bullet"/>
+      <w:lvlText w:val=""/>
+      <w:lvlJc w:val="left"/>
+      <w:pPr>
+        <w:tabs>
+          <w:tab w:val="num" w:pos="5760"/>
+        </w:tabs>
+        <w:ind w:left="5760" w:hanging="360"/>
+      </w:pPr>
+      <w:rPr>
+        <w:rFonts w:ascii="Wingdings" w:hAnsi="Wingdings" w:hint="default"/>
+        <w:sz w:val="20"/>
+      </w:rPr>
+    </w:lvl>
+    <w:lvl w:ilvl="8" w:tentative="1">
+      <w:start w:val="1"/>
+      <w:numFmt w:val="bullet"/>
+      <w:lvlText w:val=""/>
+      <w:lvlJc w:val="left"/>
+      <w:pPr>
+        <w:tabs>
+          <w:tab w:val="num" w:pos="6480"/>
+        </w:tabs>
+        <w:ind w:left="6480" w:hanging="360"/>
+      </w:pPr>
+      <w:rPr>
+        <w:rFonts w:ascii="Wingdings" w:hAnsi="Wingdings" w:hint="default"/>
+        <w:sz w:val="20"/>
+      </w:rPr>
+    </w:lvl>
+  </w:abstractNum>
+  <w:abstractNum w:abstractNumId="9" w15:restartNumberingAfterBreak="0">
+    <w:nsid w:val="74AB0C57"/>
+    <w:multiLevelType w:val="multilevel"/>
+    <w:tmpl w:val="1F321E2A"/>
+    <w:lvl w:ilvl="0">
+      <w:start w:val="1"/>
+      <w:numFmt w:val="bullet"/>
+      <w:lvlText w:val=""/>
+      <w:lvlJc w:val="left"/>
+      <w:pPr>
+        <w:tabs>
+          <w:tab w:val="num" w:pos="720"/>
+        </w:tabs>
+        <w:ind w:left="720" w:hanging="360"/>
+      </w:pPr>
+      <w:rPr>
+        <w:rFonts w:ascii="Symbol" w:hAnsi="Symbol" w:hint="default"/>
+        <w:sz w:val="20"/>
+      </w:rPr>
+    </w:lvl>
+    <w:lvl w:ilvl="1" w:tentative="1">
+      <w:start w:val="1"/>
+      <w:numFmt w:val="bullet"/>
+      <w:lvlText w:val="o"/>
+      <w:lvlJc w:val="left"/>
+      <w:pPr>
+        <w:tabs>
+          <w:tab w:val="num" w:pos="1440"/>
+        </w:tabs>
+        <w:ind w:left="1440" w:hanging="360"/>
+      </w:pPr>
+      <w:rPr>
+        <w:rFonts w:ascii="Courier New" w:hAnsi="Courier New" w:hint="default"/>
+        <w:sz w:val="20"/>
+      </w:rPr>
+    </w:lvl>
+    <w:lvl w:ilvl="2" w:tentative="1">
+      <w:start w:val="1"/>
+      <w:numFmt w:val="bullet"/>
+      <w:lvlText w:val=""/>
+      <w:lvlJc w:val="left"/>
+      <w:pPr>
+        <w:tabs>
+          <w:tab w:val="num" w:pos="2160"/>
+        </w:tabs>
+        <w:ind w:left="2160" w:hanging="360"/>
+      </w:pPr>
+      <w:rPr>
+        <w:rFonts w:ascii="Wingdings" w:hAnsi="Wingdings" w:hint="default"/>
+        <w:sz w:val="20"/>
+      </w:rPr>
+    </w:lvl>
+    <w:lvl w:ilvl="3" w:tentative="1">
+      <w:start w:val="1"/>
+      <w:numFmt w:val="bullet"/>
+      <w:lvlText w:val=""/>
+      <w:lvlJc w:val="left"/>
+      <w:pPr>
+        <w:tabs>
+          <w:tab w:val="num" w:pos="2880"/>
+        </w:tabs>
+        <w:ind w:left="2880" w:hanging="360"/>
+      </w:pPr>
+      <w:rPr>
+        <w:rFonts w:ascii="Wingdings" w:hAnsi="Wingdings" w:hint="default"/>
+        <w:sz w:val="20"/>
+      </w:rPr>
+    </w:lvl>
+    <w:lvl w:ilvl="4" w:tentative="1">
+      <w:start w:val="1"/>
+      <w:numFmt w:val="bullet"/>
+      <w:lvlText w:val=""/>
+      <w:lvlJc w:val="left"/>
+      <w:pPr>
+        <w:tabs>
+          <w:tab w:val="num" w:pos="3600"/>
+        </w:tabs>
+        <w:ind w:left="3600" w:hanging="360"/>
+      </w:pPr>
+      <w:rPr>
+        <w:rFonts w:ascii="Wingdings" w:hAnsi="Wingdings" w:hint="default"/>
+        <w:sz w:val="20"/>
+      </w:rPr>
+    </w:lvl>
+    <w:lvl w:ilvl="5" w:tentative="1">
+      <w:start w:val="1"/>
+      <w:numFmt w:val="bullet"/>
+      <w:lvlText w:val=""/>
+      <w:lvlJc w:val="left"/>
+      <w:pPr>
+        <w:tabs>
+          <w:tab w:val="num" w:pos="4320"/>
+        </w:tabs>
+        <w:ind w:left="4320" w:hanging="360"/>
+      </w:pPr>
+      <w:rPr>
+        <w:rFonts w:ascii="Wingdings" w:hAnsi="Wingdings" w:hint="default"/>
+        <w:sz w:val="20"/>
+      </w:rPr>
+    </w:lvl>
+    <w:lvl w:ilvl="6" w:tentative="1">
+      <w:start w:val="1"/>
+      <w:numFmt w:val="bullet"/>
+      <w:lvlText w:val=""/>
+      <w:lvlJc w:val="left"/>
+      <w:pPr>
+        <w:tabs>
+          <w:tab w:val="num" w:pos="5040"/>
+        </w:tabs>
+        <w:ind w:left="5040" w:hanging="360"/>
+      </w:pPr>
+      <w:rPr>
+        <w:rFonts w:ascii="Wingdings" w:hAnsi="Wingdings" w:hint="default"/>
+        <w:sz w:val="20"/>
+      </w:rPr>
+    </w:lvl>
+    <w:lvl w:ilvl="7" w:tentative="1">
+      <w:start w:val="1"/>
+      <w:numFmt w:val="bullet"/>
+      <w:lvlText w:val=""/>
+      <w:lvlJc w:val="left"/>
+      <w:pPr>
+        <w:tabs>
+          <w:tab w:val="num" w:pos="5760"/>
+        </w:tabs>
+        <w:ind w:left="5760" w:hanging="360"/>
+      </w:pPr>
+      <w:rPr>
+        <w:rFonts w:ascii="Wingdings" w:hAnsi="Wingdings" w:hint="default"/>
+        <w:sz w:val="20"/>
+      </w:rPr>
+    </w:lvl>
+    <w:lvl w:ilvl="8" w:tentative="1">
+      <w:start w:val="1"/>
+      <w:numFmt w:val="bullet"/>
+      <w:lvlText w:val=""/>
+      <w:lvlJc w:val="left"/>
+      <w:pPr>
+        <w:tabs>
+          <w:tab w:val="num" w:pos="6480"/>
+        </w:tabs>
+        <w:ind w:left="6480" w:hanging="360"/>
+      </w:pPr>
+      <w:rPr>
+        <w:rFonts w:ascii="Wingdings" w:hAnsi="Wingdings" w:hint="default"/>
+        <w:sz w:val="20"/>
+      </w:rPr>
+    </w:lvl>
+  </w:abstractNum>
+  <w:abstractNum w:abstractNumId="10" w15:restartNumberingAfterBreak="0">
     <w:nsid w:val="76796479"/>
     <w:multiLevelType w:val="multilevel"/>
     <w:tmpl w:val="A02C2630"/>
@@ -3071,22 +4407,37 @@
     </w:lvl>
   </w:abstractNum>
   <w:num w:numId="1">
+    <w:abstractNumId w:val="2"/>
+  </w:num>
+  <w:num w:numId="2">
+    <w:abstractNumId w:val="10"/>
+  </w:num>
+  <w:num w:numId="3">
+    <w:abstractNumId w:val="3"/>
+  </w:num>
+  <w:num w:numId="4">
+    <w:abstractNumId w:val="4"/>
+  </w:num>
+  <w:num w:numId="5">
     <w:abstractNumId w:val="1"/>
   </w:num>
-  <w:num w:numId="2">
-    <w:abstractNumId w:val="5"/>
+  <w:num w:numId="6">
+    <w:abstractNumId w:val="6"/>
   </w:num>
-  <w:num w:numId="3">
-    <w:abstractNumId w:val="2"/>
-  </w:num>
-  <w:num w:numId="4">
-    <w:abstractNumId w:val="3"/>
-  </w:num>
-  <w:num w:numId="5">
+  <w:num w:numId="7">
     <w:abstractNumId w:val="0"/>
   </w:num>
-  <w:num w:numId="6">
-    <w:abstractNumId w:val="4"/>
+  <w:num w:numId="8">
+    <w:abstractNumId w:val="9"/>
+  </w:num>
+  <w:num w:numId="9">
+    <w:abstractNumId w:val="7"/>
+  </w:num>
+  <w:num w:numId="10">
+    <w:abstractNumId w:val="8"/>
+  </w:num>
+  <w:num w:numId="11">
+    <w:abstractNumId w:val="5"/>
   </w:num>
 </w:numbering>
 </file>
@@ -4235,6 +5586,26 @@
       <w:rFonts w:ascii="Times New Roman" w:eastAsia="Times New Roman" w:hAnsi="Times New Roman"/>
     </w:rPr>
   </w:style>
+  <w:style w:type="character" w:customStyle="1" w:styleId="katex-mathml">
+    <w:name w:val="katex-mathml"/>
+    <w:basedOn w:val="Fuentedeprrafopredeter"/>
+    <w:rsid w:val="001E51DD"/>
+  </w:style>
+  <w:style w:type="character" w:customStyle="1" w:styleId="mord">
+    <w:name w:val="mord"/>
+    <w:basedOn w:val="Fuentedeprrafopredeter"/>
+    <w:rsid w:val="001E51DD"/>
+  </w:style>
+  <w:style w:type="character" w:customStyle="1" w:styleId="mrel">
+    <w:name w:val="mrel"/>
+    <w:basedOn w:val="Fuentedeprrafopredeter"/>
+    <w:rsid w:val="001E51DD"/>
+  </w:style>
+  <w:style w:type="character" w:customStyle="1" w:styleId="mbin">
+    <w:name w:val="mbin"/>
+    <w:basedOn w:val="Fuentedeprrafopredeter"/>
+    <w:rsid w:val="001E51DD"/>
+  </w:style>
 </w:styles>
 </file>
 
@@ -5131,7 +6502,7 @@
 </file>
 
 <file path=customXml/itemProps1.xml><?xml version="1.0" encoding="utf-8"?>
-<ds:datastoreItem xmlns:ds="http://schemas.openxmlformats.org/officeDocument/2006/customXml" ds:itemID="{AC20BC77-3B8D-4002-89B6-9E13A89E39F5}">
+<ds:datastoreItem xmlns:ds="http://schemas.openxmlformats.org/officeDocument/2006/customXml" ds:itemID="{AF5AB0C3-EFDD-49C3-BFA5-9FDF287B13B1}">
   <ds:schemaRefs>
     <ds:schemaRef ds:uri="http://schemas.openxmlformats.org/officeDocument/2006/bibliography"/>
   </ds:schemaRefs>

--- a/MANUAL DE INPLEMENTACION de Manuel y Luis .docx
+++ b/MANUAL DE INPLEMENTACION de Manuel y Luis .docx
@@ -1,6 +1,6 @@
 
 <file path=word/document.xml><?xml version="1.0" encoding="utf-8"?>
-<w:document xmlns:wpc="http://schemas.microsoft.com/office/word/2010/wordprocessingCanvas" xmlns:cx="http://schemas.microsoft.com/office/drawing/2014/chartex" xmlns:mc="http://schemas.openxmlformats.org/markup-compatibility/2006" xmlns:o="urn:schemas-microsoft-com:office:office" xmlns:r="http://schemas.openxmlformats.org/officeDocument/2006/relationships" xmlns:m="http://schemas.openxmlformats.org/officeDocument/2006/math" xmlns:v="urn:schemas-microsoft-com:vml" xmlns:wp14="http://schemas.microsoft.com/office/word/2010/wordprocessingDrawing" xmlns:wp="http://schemas.openxmlformats.org/drawingml/2006/wordprocessingDrawing" xmlns:w10="urn:schemas-microsoft-com:office:word" xmlns:w="http://schemas.openxmlformats.org/wordprocessingml/2006/main" xmlns:w14="http://schemas.microsoft.com/office/word/2010/wordml" xmlns:w15="http://schemas.microsoft.com/office/word/2012/wordml" xmlns:w16se="http://schemas.microsoft.com/office/word/2015/wordml/symex" xmlns:wpg="http://schemas.microsoft.com/office/word/2010/wordprocessingGroup" xmlns:wpi="http://schemas.microsoft.com/office/word/2010/wordprocessingInk" xmlns:wne="http://schemas.microsoft.com/office/word/2006/wordml" xmlns:wps="http://schemas.microsoft.com/office/word/2010/wordprocessingShape" mc:Ignorable="w14 w15 w16se wp14">
+<w:document xmlns:wpc="http://schemas.microsoft.com/office/word/2010/wordprocessingCanvas" xmlns:cx="http://schemas.microsoft.com/office/drawing/2014/chartex" xmlns:cx1="http://schemas.microsoft.com/office/drawing/2015/9/8/chartex" xmlns:cx2="http://schemas.microsoft.com/office/drawing/2015/10/21/chartex" xmlns:cx3="http://schemas.microsoft.com/office/drawing/2016/5/9/chartex" xmlns:cx4="http://schemas.microsoft.com/office/drawing/2016/5/10/chartex" xmlns:cx5="http://schemas.microsoft.com/office/drawing/2016/5/11/chartex" xmlns:cx6="http://schemas.microsoft.com/office/drawing/2016/5/12/chartex" xmlns:cx7="http://schemas.microsoft.com/office/drawing/2016/5/13/chartex" xmlns:cx8="http://schemas.microsoft.com/office/drawing/2016/5/14/chartex" xmlns:mc="http://schemas.openxmlformats.org/markup-compatibility/2006" xmlns:aink="http://schemas.microsoft.com/office/drawing/2016/ink" xmlns:am3d="http://schemas.microsoft.com/office/drawing/2017/model3d" xmlns:o="urn:schemas-microsoft-com:office:office" xmlns:r="http://schemas.openxmlformats.org/officeDocument/2006/relationships" xmlns:m="http://schemas.openxmlformats.org/officeDocument/2006/math" xmlns:v="urn:schemas-microsoft-com:vml" xmlns:wp14="http://schemas.microsoft.com/office/word/2010/wordprocessingDrawing" xmlns:wp="http://schemas.openxmlformats.org/drawingml/2006/wordprocessingDrawing" xmlns:w10="urn:schemas-microsoft-com:office:word" xmlns:w="http://schemas.openxmlformats.org/wordprocessingml/2006/main" xmlns:w14="http://schemas.microsoft.com/office/word/2010/wordml" xmlns:w15="http://schemas.microsoft.com/office/word/2012/wordml" xmlns:w16cex="http://schemas.microsoft.com/office/word/2018/wordml/cex" xmlns:w16cid="http://schemas.microsoft.com/office/word/2016/wordml/cid" xmlns:w16="http://schemas.microsoft.com/office/word/2018/wordml" xmlns:w16sdtdh="http://schemas.microsoft.com/office/word/2020/wordml/sdtdatahash" xmlns:w16se="http://schemas.microsoft.com/office/word/2015/wordml/symex" xmlns:wpg="http://schemas.microsoft.com/office/word/2010/wordprocessingGroup" xmlns:wpi="http://schemas.microsoft.com/office/word/2010/wordprocessingInk" xmlns:wne="http://schemas.microsoft.com/office/word/2006/wordml" xmlns:wps="http://schemas.microsoft.com/office/word/2010/wordprocessingShape" mc:Ignorable="w14 w15 w16se w16cid w16 w16cex w16sdtdh wp14">
   <w:body>
     <w:p>
       <w:pPr>
@@ -131,7 +131,7 @@
           <w:noProof/>
           <w:lang w:val="es-ES"/>
         </w:rPr>
-        <w:t>miércoles, 20 de mayo de 2026</w:t>
+        <w:t>miércoles, 3 de junio de 2026</w:t>
       </w:r>
       <w:r>
         <w:rPr>
@@ -471,41 +471,13 @@
         <w:rPr>
           <w:lang w:val="es-ES"/>
         </w:rPr>
-        <w:t xml:space="preserve">nual es el producto final de </w:t>
-      </w:r>
-      <w:proofErr w:type="spellStart"/>
-      <w:r>
-        <w:rPr>
-          <w:lang w:val="es-ES"/>
-        </w:rPr>
-        <w:t>sud</w:t>
-      </w:r>
-      <w:r>
-        <w:rPr>
-          <w:lang w:val="es-ES"/>
-        </w:rPr>
-        <w:t>modulo</w:t>
-      </w:r>
-      <w:proofErr w:type="spellEnd"/>
-      <w:r>
-        <w:rPr>
-          <w:lang w:val="es-ES"/>
-        </w:rPr>
-        <w:t xml:space="preserve"> </w:t>
-      </w:r>
-      <w:proofErr w:type="spellStart"/>
-      <w:r>
-        <w:rPr>
-          <w:lang w:val="es-ES"/>
-        </w:rPr>
-        <w:t>lll</w:t>
-      </w:r>
-      <w:proofErr w:type="spellEnd"/>
-      <w:r>
-        <w:rPr>
-          <w:lang w:val="es-ES"/>
-        </w:rPr>
-        <w:t>.</w:t>
+        <w:t>nual es el producto final de sud</w:t>
+      </w:r>
+      <w:r>
+        <w:rPr>
+          <w:lang w:val="es-ES"/>
+        </w:rPr>
+        <w:t>modulo lll.</w:t>
       </w:r>
     </w:p>
     <w:p>
@@ -1177,45 +1149,8 @@
         </w:rPr>
         <w:t xml:space="preserve"> Es un dato único que por si mismo no da mucha información necesita de otros datos para saber qué información es. </w:t>
       </w:r>
-      <w:proofErr w:type="spellStart"/>
-      <w:r>
-        <w:t>Ejemplos</w:t>
-      </w:r>
-      <w:proofErr w:type="spellEnd"/>
-      <w:r>
-        <w:t xml:space="preserve">: </w:t>
-      </w:r>
-      <w:proofErr w:type="spellStart"/>
-      <w:r>
-        <w:t>nombre</w:t>
-      </w:r>
-      <w:proofErr w:type="spellEnd"/>
-      <w:r>
-        <w:t xml:space="preserve">, </w:t>
-      </w:r>
-      <w:proofErr w:type="spellStart"/>
-      <w:r>
-        <w:t>edad</w:t>
-      </w:r>
-      <w:proofErr w:type="spellEnd"/>
-      <w:r>
-        <w:t xml:space="preserve">, </w:t>
-      </w:r>
-      <w:proofErr w:type="spellStart"/>
-      <w:r>
-        <w:t>precio</w:t>
-      </w:r>
-      <w:proofErr w:type="spellEnd"/>
-      <w:r>
-        <w:t xml:space="preserve">, </w:t>
-      </w:r>
-      <w:proofErr w:type="spellStart"/>
-      <w:r>
-        <w:t>observaciones</w:t>
-      </w:r>
-      <w:proofErr w:type="spellEnd"/>
-      <w:r>
-        <w:t>.</w:t>
+      <w:r>
+        <w:t>Ejemplos: nombre, edad, precio, observaciones.</w:t>
       </w:r>
       <w:r>
         <w:rPr>
@@ -1784,69 +1719,31 @@
           <w:ilvl w:val="0"/>
           <w:numId w:val="6"/>
         </w:numPr>
-        <w:rPr>
-          <w:lang w:val="es-ES"/>
-        </w:rPr>
-      </w:pPr>
-      <w:r>
-        <w:rPr>
-          <w:lang w:val="es-ES"/>
-        </w:rPr>
-        <w:t xml:space="preserve">Relación 1 a1: es cuando en ambas tablas solo hay un </w:t>
-      </w:r>
-      <w:proofErr w:type="spellStart"/>
-      <w:r>
-        <w:rPr>
-          <w:lang w:val="es-ES"/>
-        </w:rPr>
-        <w:t>registro</w:t>
-      </w:r>
-      <w:r>
-        <w:rPr>
-          <w:lang w:val="es-ES"/>
-        </w:rPr>
-        <w:t>Relación</w:t>
-      </w:r>
-      <w:proofErr w:type="spellEnd"/>
-      <w:r>
-        <w:rPr>
-          <w:lang w:val="es-ES"/>
-        </w:rPr>
-        <w:t xml:space="preserve"> varios a varios: es cuando en ambas tablas hay muchas instancias de registro</w:t>
-      </w:r>
-      <w:r>
-        <w:rPr>
-          <w:lang w:val="es-ES"/>
-        </w:rPr>
-        <w:t xml:space="preserve">  </w:t>
-      </w:r>
-      <w:r>
-        <w:rPr>
-          <w:lang w:val="es-ES"/>
-        </w:rPr>
-        <w:t xml:space="preserve">Este </w:t>
-      </w:r>
-      <w:r>
-        <w:rPr>
-          <w:lang w:val="es-ES"/>
-        </w:rPr>
-        <w:lastRenderedPageBreak/>
-        <w:t>software maneja la relación 1 a varios</w:t>
-      </w:r>
-      <w:r>
-        <w:rPr>
-          <w:lang w:val="es-ES"/>
-        </w:rPr>
-        <w:t xml:space="preserve">  </w:t>
+        <w:jc w:val="both"/>
+        <w:rPr>
+          <w:lang w:val="es-ES"/>
+        </w:rPr>
+      </w:pPr>
+      <w:r>
+        <w:rPr>
+          <w:lang w:val="es-ES"/>
+        </w:rPr>
+        <w:t>Relación 1 a1: es cuando en ambas tablas solo hay un registro</w:t>
+      </w:r>
+      <w:r>
+        <w:rPr>
+          <w:lang w:val="es-ES"/>
+        </w:rPr>
+        <w:t>Relación varios a varios: es cuando</w:t>
       </w:r>
       <w:r>
         <w:rPr>
           <w:noProof/>
         </w:rPr>
         <w:drawing>
-          <wp:inline distT="0" distB="0" distL="0" distR="0" wp14:anchorId="3A4F2FCC" wp14:editId="7439DB8B">
-            <wp:extent cx="4028571" cy="4552381"/>
-            <wp:effectExtent l="0" t="0" r="0" b="635"/>
+          <wp:inline distT="0" distB="0" distL="0" distR="0" wp14:anchorId="7A619D98" wp14:editId="0DE7C509">
+            <wp:extent cx="3114424" cy="2917624"/>
+            <wp:effectExtent l="0" t="0" r="0" b="0"/>
             <wp:docPr id="5" name="Imagen 5"/>
             <wp:cNvGraphicFramePr>
               <a:graphicFrameLocks xmlns:a="http://schemas.openxmlformats.org/drawingml/2006/main" noChangeAspect="1"/>
@@ -1873,7 +1770,7 @@
                   <pic:spPr>
                     <a:xfrm>
                       <a:off x="0" y="0"/>
-                      <a:ext cx="4028571" cy="4552381"/>
+                      <a:ext cx="3127940" cy="2930286"/>
                     </a:xfrm>
                     <a:prstGeom prst="rect">
                       <a:avLst/>
@@ -1885,6 +1782,24 @@
           </wp:inline>
         </w:drawing>
       </w:r>
+      <w:r>
+        <w:rPr>
+          <w:lang w:val="es-ES"/>
+        </w:rPr>
+        <w:t xml:space="preserve"> en ambas tablas hay muchas instancias de registro</w:t>
+      </w:r>
+      <w:r>
+        <w:rPr>
+          <w:lang w:val="es-ES"/>
+        </w:rPr>
+        <w:t xml:space="preserve">  </w:t>
+      </w:r>
+      <w:r>
+        <w:rPr>
+          <w:lang w:val="es-ES"/>
+        </w:rPr>
+        <w:t>Este software maneja la relación 1 a varios</w:t>
+      </w:r>
     </w:p>
     <w:p>
       <w:pPr>
@@ -1934,19 +1849,11 @@
       <w:pPr>
         <w:pStyle w:val="NormalWeb"/>
       </w:pPr>
-      <w:proofErr w:type="spellStart"/>
       <w:r>
         <w:rPr>
           <w:rStyle w:val="Textoennegrita"/>
         </w:rPr>
-        <w:t>Ejemplo</w:t>
-      </w:r>
-      <w:proofErr w:type="spellEnd"/>
-      <w:r>
-        <w:rPr>
-          <w:rStyle w:val="Textoennegrita"/>
-        </w:rPr>
-        <w:t>:</w:t>
+        <w:t>Ejemplo:</w:t>
       </w:r>
     </w:p>
     <w:p>
@@ -1957,13 +1864,9 @@
         </w:numPr>
         <w:spacing w:before="100" w:beforeAutospacing="1" w:after="100" w:afterAutospacing="1"/>
       </w:pPr>
-      <w:proofErr w:type="spellStart"/>
-      <w:r>
-        <w:t>camisa</w:t>
-      </w:r>
-      <w:proofErr w:type="spellEnd"/>
-      <w:r>
-        <w:t xml:space="preserve"> </w:t>
+      <w:r>
+        <w:lastRenderedPageBreak/>
+        <w:t xml:space="preserve">camisa </w:t>
       </w:r>
     </w:p>
     <w:p>
@@ -2005,19 +1908,11 @@
       <w:pPr>
         <w:pStyle w:val="NormalWeb"/>
       </w:pPr>
-      <w:proofErr w:type="spellStart"/>
       <w:r>
         <w:rPr>
           <w:rStyle w:val="Textoennegrita"/>
         </w:rPr>
-        <w:t>Ejemplo</w:t>
-      </w:r>
-      <w:proofErr w:type="spellEnd"/>
-      <w:r>
-        <w:rPr>
-          <w:rStyle w:val="Textoennegrita"/>
-        </w:rPr>
-        <w:t>:</w:t>
+        <w:t>Ejemplo:</w:t>
       </w:r>
     </w:p>
     <w:p>
@@ -2029,7 +1924,6 @@
         <w:spacing w:before="100" w:beforeAutospacing="1" w:after="100" w:afterAutospacing="1"/>
       </w:pPr>
       <w:r>
-        <w:lastRenderedPageBreak/>
         <w:t xml:space="preserve">100.0 </w:t>
       </w:r>
     </w:p>
@@ -2072,19 +1966,11 @@
       <w:pPr>
         <w:pStyle w:val="NormalWeb"/>
       </w:pPr>
-      <w:proofErr w:type="spellStart"/>
       <w:r>
         <w:rPr>
           <w:rStyle w:val="Textoennegrita"/>
         </w:rPr>
-        <w:t>Ejemplo</w:t>
-      </w:r>
-      <w:proofErr w:type="spellEnd"/>
-      <w:r>
-        <w:rPr>
-          <w:rStyle w:val="Textoennegrita"/>
-        </w:rPr>
-        <w:t>:</w:t>
+        <w:t>Ejemplo:</w:t>
       </w:r>
     </w:p>
     <w:p>
@@ -2109,8 +1995,14 @@
     <w:p>
       <w:pPr>
         <w:pStyle w:val="Ttulo3"/>
-      </w:pPr>
-      <w:r>
+        <w:rPr>
+          <w:lang w:val="es-ES"/>
+        </w:rPr>
+      </w:pPr>
+      <w:r>
+        <w:rPr>
+          <w:lang w:val="es-ES"/>
+        </w:rPr>
         <w:t>4. Total</w:t>
       </w:r>
     </w:p>
@@ -2186,19 +2078,11 @@
       <w:pPr>
         <w:pStyle w:val="NormalWeb"/>
       </w:pPr>
-      <w:proofErr w:type="spellStart"/>
       <w:r>
         <w:rPr>
           <w:rStyle w:val="Textoennegrita"/>
         </w:rPr>
-        <w:t>Ejemplo</w:t>
-      </w:r>
-      <w:proofErr w:type="spellEnd"/>
-      <w:r>
-        <w:rPr>
-          <w:rStyle w:val="Textoennegrita"/>
-        </w:rPr>
-        <w:t>:</w:t>
+        <w:t>Ejemplo:</w:t>
       </w:r>
     </w:p>
     <w:p>
@@ -2209,13 +2093,8 @@
         </w:numPr>
         <w:spacing w:before="100" w:beforeAutospacing="1" w:after="100" w:afterAutospacing="1"/>
       </w:pPr>
-      <w:proofErr w:type="spellStart"/>
-      <w:r>
-        <w:t>Precio</w:t>
-      </w:r>
-      <w:proofErr w:type="spellEnd"/>
-      <w:r>
-        <w:t xml:space="preserve">: 100.0 </w:t>
+      <w:r>
+        <w:t xml:space="preserve">Precio: 100.0 </w:t>
       </w:r>
     </w:p>
     <w:p>
@@ -2226,13 +2105,8 @@
         </w:numPr>
         <w:spacing w:before="100" w:beforeAutospacing="1" w:after="100" w:afterAutospacing="1"/>
       </w:pPr>
-      <w:proofErr w:type="spellStart"/>
-      <w:r>
-        <w:t>Cantidad</w:t>
-      </w:r>
-      <w:proofErr w:type="spellEnd"/>
-      <w:r>
-        <w:t xml:space="preserve">: 1 </w:t>
+      <w:r>
+        <w:t xml:space="preserve">Cantidad: 1 </w:t>
       </w:r>
     </w:p>
     <w:p>
@@ -2306,27 +2180,10 @@
       <w:pPr>
         <w:pStyle w:val="Ttulo1"/>
       </w:pPr>
-      <w:proofErr w:type="spellStart"/>
-      <w:r>
-        <w:t>Pasos</w:t>
-      </w:r>
-      <w:proofErr w:type="spellEnd"/>
-      <w:r>
-        <w:t xml:space="preserve"> para Registrar </w:t>
-      </w:r>
-      <w:proofErr w:type="spellStart"/>
-      <w:r>
-        <w:t>una</w:t>
-      </w:r>
-      <w:proofErr w:type="spellEnd"/>
-      <w:r>
-        <w:t xml:space="preserve"> </w:t>
-      </w:r>
-      <w:proofErr w:type="spellStart"/>
-      <w:r>
-        <w:t>Venta</w:t>
-      </w:r>
-      <w:proofErr w:type="spellEnd"/>
+      <w:r>
+        <w:lastRenderedPageBreak/>
+        <w:t>Pasos para Registrar una Venta</w:t>
+      </w:r>
     </w:p>
     <w:p>
       <w:pPr>
@@ -2354,29 +2211,8 @@
         </w:numPr>
         <w:spacing w:before="100" w:beforeAutospacing="1" w:after="100" w:afterAutospacing="1"/>
       </w:pPr>
-      <w:proofErr w:type="spellStart"/>
-      <w:r>
-        <w:t>Verificar</w:t>
-      </w:r>
-      <w:proofErr w:type="spellEnd"/>
-      <w:r>
-        <w:t xml:space="preserve"> el </w:t>
-      </w:r>
-      <w:proofErr w:type="spellStart"/>
-      <w:r>
-        <w:t>precio</w:t>
-      </w:r>
-      <w:proofErr w:type="spellEnd"/>
-      <w:r>
-        <w:t xml:space="preserve"> </w:t>
-      </w:r>
-      <w:proofErr w:type="spellStart"/>
-      <w:r>
-        <w:t>mostrado</w:t>
-      </w:r>
-      <w:proofErr w:type="spellEnd"/>
-      <w:r>
-        <w:t xml:space="preserve">. </w:t>
+      <w:r>
+        <w:t xml:space="preserve">Verificar el precio mostrado. </w:t>
       </w:r>
     </w:p>
     <w:p>
@@ -2387,29 +2223,8 @@
         </w:numPr>
         <w:spacing w:before="100" w:beforeAutospacing="1" w:after="100" w:afterAutospacing="1"/>
       </w:pPr>
-      <w:proofErr w:type="spellStart"/>
-      <w:r>
-        <w:t>Escribir</w:t>
-      </w:r>
-      <w:proofErr w:type="spellEnd"/>
-      <w:r>
-        <w:t xml:space="preserve"> la </w:t>
-      </w:r>
-      <w:proofErr w:type="spellStart"/>
-      <w:r>
-        <w:t>cantidad</w:t>
-      </w:r>
-      <w:proofErr w:type="spellEnd"/>
-      <w:r>
-        <w:t xml:space="preserve"> </w:t>
-      </w:r>
-      <w:proofErr w:type="spellStart"/>
-      <w:r>
-        <w:t>deseada</w:t>
-      </w:r>
-      <w:proofErr w:type="spellEnd"/>
-      <w:r>
-        <w:t xml:space="preserve">. </w:t>
+      <w:r>
+        <w:t xml:space="preserve">Escribir la cantidad deseada. </w:t>
       </w:r>
     </w:p>
     <w:p>
@@ -2463,22 +2278,802 @@
     </w:p>
     <w:p>
       <w:pPr>
+        <w:pStyle w:val="Ttulo2"/>
+        <w:rPr>
+          <w:lang w:val="es-ES"/>
+        </w:rPr>
+      </w:pPr>
+      <w:r>
+        <w:rPr>
+          <w:lang w:val="es-ES"/>
+        </w:rPr>
+        <w:br w:type="page"/>
+      </w:r>
+      <w:r>
+        <w:rPr>
+          <w:lang w:val="es-ES"/>
+        </w:rPr>
+        <w:lastRenderedPageBreak/>
+        <w:t>Tiket</w:t>
+      </w:r>
+    </w:p>
+    <w:p>
+      <w:pPr>
+        <w:spacing w:before="100" w:beforeAutospacing="1" w:after="100" w:afterAutospacing="1"/>
+        <w:ind w:left="720"/>
+        <w:rPr>
+          <w:rFonts w:ascii="Times New Roman" w:eastAsia="Times New Roman" w:hAnsi="Times New Roman"/>
+          <w:lang w:val="es-MX" w:eastAsia="es-MX"/>
+        </w:rPr>
+      </w:pPr>
+      <w:r>
+        <w:rPr>
+          <w:noProof/>
+          <w:lang w:val="es-ES"/>
+        </w:rPr>
+        <w:drawing>
+          <wp:inline distT="0" distB="0" distL="0" distR="0" wp14:anchorId="2AB50066" wp14:editId="2BECCE25">
+            <wp:extent cx="2885714" cy="3638095"/>
+            <wp:effectExtent l="0" t="0" r="0" b="635"/>
+            <wp:docPr id="7" name="Imagen 7"/>
+            <wp:cNvGraphicFramePr>
+              <a:graphicFrameLocks xmlns:a="http://schemas.openxmlformats.org/drawingml/2006/main" noChangeAspect="1"/>
+            </wp:cNvGraphicFramePr>
+            <a:graphic xmlns:a="http://schemas.openxmlformats.org/drawingml/2006/main">
+              <a:graphicData uri="http://schemas.openxmlformats.org/drawingml/2006/picture">
+                <pic:pic xmlns:pic="http://schemas.openxmlformats.org/drawingml/2006/picture">
+                  <pic:nvPicPr>
+                    <pic:cNvPr id="7" name="Imagen 7"/>
+                    <pic:cNvPicPr/>
+                  </pic:nvPicPr>
+                  <pic:blipFill>
+                    <a:blip r:embed="rId12">
+                      <a:extLst>
+                        <a:ext uri="{28A0092B-C50C-407E-A947-70E740481C1C}">
+                          <a14:useLocalDpi xmlns:a14="http://schemas.microsoft.com/office/drawing/2010/main" val="0"/>
+                        </a:ext>
+                      </a:extLst>
+                    </a:blip>
+                    <a:stretch>
+                      <a:fillRect/>
+                    </a:stretch>
+                  </pic:blipFill>
+                  <pic:spPr>
+                    <a:xfrm>
+                      <a:off x="0" y="0"/>
+                      <a:ext cx="2885714" cy="3638095"/>
+                    </a:xfrm>
+                    <a:prstGeom prst="rect">
+                      <a:avLst/>
+                    </a:prstGeom>
+                  </pic:spPr>
+                </pic:pic>
+              </a:graphicData>
+            </a:graphic>
+          </wp:inline>
+        </w:drawing>
+      </w:r>
+    </w:p>
+    <w:p>
+      <w:pPr>
+        <w:numPr>
+          <w:ilvl w:val="0"/>
+          <w:numId w:val="13"/>
+        </w:numPr>
+        <w:spacing w:before="100" w:beforeAutospacing="1" w:after="100" w:afterAutospacing="1"/>
+        <w:rPr>
+          <w:rFonts w:ascii="Times New Roman" w:eastAsia="Times New Roman" w:hAnsi="Times New Roman"/>
+          <w:lang w:val="es-MX" w:eastAsia="es-MX"/>
+        </w:rPr>
+      </w:pPr>
+      <w:r>
+        <w:rPr>
+          <w:rFonts w:ascii="Times New Roman" w:eastAsia="Times New Roman" w:hAnsi="Times New Roman"/>
+          <w:lang w:val="es-MX" w:eastAsia="es-MX"/>
+        </w:rPr>
+        <w:t xml:space="preserve">Título: </w:t>
+      </w:r>
+      <w:r>
+        <w:rPr>
+          <w:rFonts w:ascii="Times New Roman" w:eastAsia="Times New Roman" w:hAnsi="Times New Roman"/>
+          <w:b/>
+          <w:bCs/>
+          <w:lang w:val="es-MX" w:eastAsia="es-MX"/>
+        </w:rPr>
+        <w:t>Ticket</w:t>
+      </w:r>
+      <w:r>
+        <w:rPr>
+          <w:rFonts w:ascii="Times New Roman" w:eastAsia="Times New Roman" w:hAnsi="Times New Roman"/>
+          <w:lang w:val="es-MX" w:eastAsia="es-MX"/>
+        </w:rPr>
+        <w:t xml:space="preserve"> </w:t>
+      </w:r>
+    </w:p>
+    <w:p>
+      <w:pPr>
+        <w:numPr>
+          <w:ilvl w:val="0"/>
+          <w:numId w:val="13"/>
+        </w:numPr>
+        <w:spacing w:before="100" w:beforeAutospacing="1" w:after="100" w:afterAutospacing="1"/>
+        <w:rPr>
+          <w:rFonts w:ascii="Times New Roman" w:eastAsia="Times New Roman" w:hAnsi="Times New Roman"/>
+          <w:lang w:val="es-MX" w:eastAsia="es-MX"/>
+        </w:rPr>
+      </w:pPr>
+      <w:r>
+        <w:rPr>
+          <w:rFonts w:ascii="Times New Roman" w:eastAsia="Times New Roman" w:hAnsi="Times New Roman"/>
+          <w:lang w:val="es-MX" w:eastAsia="es-MX"/>
+        </w:rPr>
+        <w:t xml:space="preserve">Encabezado: "*** PUNTO DE VENTA ***" </w:t>
+      </w:r>
+    </w:p>
+    <w:p>
+      <w:pPr>
+        <w:numPr>
+          <w:ilvl w:val="0"/>
+          <w:numId w:val="13"/>
+        </w:numPr>
+        <w:spacing w:before="100" w:beforeAutospacing="1" w:after="100" w:afterAutospacing="1"/>
+        <w:rPr>
+          <w:rFonts w:ascii="Times New Roman" w:eastAsia="Times New Roman" w:hAnsi="Times New Roman"/>
+          <w:lang w:val="es-MX" w:eastAsia="es-MX"/>
+        </w:rPr>
+      </w:pPr>
+      <w:r>
+        <w:rPr>
+          <w:rFonts w:ascii="Times New Roman" w:eastAsia="Times New Roman" w:hAnsi="Times New Roman"/>
+          <w:lang w:val="es-MX" w:eastAsia="es-MX"/>
+        </w:rPr>
+        <w:t xml:space="preserve">Fecha y hora: </w:t>
+      </w:r>
+      <w:r>
+        <w:rPr>
+          <w:rFonts w:ascii="Times New Roman" w:eastAsia="Times New Roman" w:hAnsi="Times New Roman"/>
+          <w:b/>
+          <w:bCs/>
+          <w:lang w:val="es-MX" w:eastAsia="es-MX"/>
+        </w:rPr>
+        <w:t>03/06/2026 06:29:08 PM</w:t>
+      </w:r>
+      <w:r>
+        <w:rPr>
+          <w:rFonts w:ascii="Times New Roman" w:eastAsia="Times New Roman" w:hAnsi="Times New Roman"/>
+          <w:lang w:val="es-MX" w:eastAsia="es-MX"/>
+        </w:rPr>
+        <w:t xml:space="preserve"> </w:t>
+      </w:r>
+    </w:p>
+    <w:p>
+      <w:pPr>
+        <w:numPr>
+          <w:ilvl w:val="0"/>
+          <w:numId w:val="13"/>
+        </w:numPr>
+        <w:spacing w:before="100" w:beforeAutospacing="1" w:after="100" w:afterAutospacing="1"/>
+        <w:rPr>
+          <w:rFonts w:ascii="Times New Roman" w:eastAsia="Times New Roman" w:hAnsi="Times New Roman"/>
+          <w:lang w:val="es-MX" w:eastAsia="es-MX"/>
+        </w:rPr>
+      </w:pPr>
+      <w:r>
+        <w:rPr>
+          <w:rFonts w:ascii="Times New Roman" w:eastAsia="Times New Roman" w:hAnsi="Times New Roman"/>
+          <w:lang w:val="es-MX" w:eastAsia="es-MX"/>
+        </w:rPr>
+        <w:t xml:space="preserve">Producto: </w:t>
+      </w:r>
+      <w:r>
+        <w:rPr>
+          <w:rFonts w:ascii="Times New Roman" w:eastAsia="Times New Roman" w:hAnsi="Times New Roman"/>
+          <w:b/>
+          <w:bCs/>
+          <w:lang w:val="es-MX" w:eastAsia="es-MX"/>
+        </w:rPr>
+        <w:t>tenis</w:t>
+      </w:r>
+      <w:r>
+        <w:rPr>
+          <w:rFonts w:ascii="Times New Roman" w:eastAsia="Times New Roman" w:hAnsi="Times New Roman"/>
+          <w:lang w:val="es-MX" w:eastAsia="es-MX"/>
+        </w:rPr>
+        <w:t xml:space="preserve"> </w:t>
+      </w:r>
+    </w:p>
+    <w:p>
+      <w:pPr>
+        <w:numPr>
+          <w:ilvl w:val="0"/>
+          <w:numId w:val="13"/>
+        </w:numPr>
+        <w:spacing w:before="100" w:beforeAutospacing="1" w:after="100" w:afterAutospacing="1"/>
+        <w:rPr>
+          <w:rFonts w:ascii="Times New Roman" w:eastAsia="Times New Roman" w:hAnsi="Times New Roman"/>
+          <w:lang w:val="es-MX" w:eastAsia="es-MX"/>
+        </w:rPr>
+      </w:pPr>
+      <w:r>
+        <w:rPr>
+          <w:rFonts w:ascii="Times New Roman" w:eastAsia="Times New Roman" w:hAnsi="Times New Roman"/>
+          <w:lang w:val="es-MX" w:eastAsia="es-MX"/>
+        </w:rPr>
+        <w:t xml:space="preserve">Precio unitario: </w:t>
+      </w:r>
+      <w:r>
+        <w:rPr>
+          <w:rFonts w:ascii="Times New Roman" w:eastAsia="Times New Roman" w:hAnsi="Times New Roman"/>
+          <w:b/>
+          <w:bCs/>
+          <w:lang w:val="es-MX" w:eastAsia="es-MX"/>
+        </w:rPr>
+        <w:t>$500.0</w:t>
+      </w:r>
+      <w:r>
+        <w:rPr>
+          <w:rFonts w:ascii="Times New Roman" w:eastAsia="Times New Roman" w:hAnsi="Times New Roman"/>
+          <w:lang w:val="es-MX" w:eastAsia="es-MX"/>
+        </w:rPr>
+        <w:t xml:space="preserve"> </w:t>
+      </w:r>
+    </w:p>
+    <w:p>
+      <w:pPr>
+        <w:numPr>
+          <w:ilvl w:val="0"/>
+          <w:numId w:val="13"/>
+        </w:numPr>
+        <w:spacing w:before="100" w:beforeAutospacing="1" w:after="100" w:afterAutospacing="1"/>
+        <w:rPr>
+          <w:rFonts w:ascii="Times New Roman" w:eastAsia="Times New Roman" w:hAnsi="Times New Roman"/>
+          <w:lang w:val="es-MX" w:eastAsia="es-MX"/>
+        </w:rPr>
+      </w:pPr>
+      <w:r>
+        <w:rPr>
+          <w:rFonts w:ascii="Times New Roman" w:eastAsia="Times New Roman" w:hAnsi="Times New Roman"/>
+          <w:lang w:val="es-MX" w:eastAsia="es-MX"/>
+        </w:rPr>
+        <w:t xml:space="preserve">Cantidad: </w:t>
+      </w:r>
+      <w:r>
+        <w:rPr>
+          <w:rFonts w:ascii="Times New Roman" w:eastAsia="Times New Roman" w:hAnsi="Times New Roman"/>
+          <w:b/>
+          <w:bCs/>
+          <w:lang w:val="es-MX" w:eastAsia="es-MX"/>
+        </w:rPr>
+        <w:t>2</w:t>
+      </w:r>
+      <w:r>
+        <w:rPr>
+          <w:rFonts w:ascii="Times New Roman" w:eastAsia="Times New Roman" w:hAnsi="Times New Roman"/>
+          <w:lang w:val="es-MX" w:eastAsia="es-MX"/>
+        </w:rPr>
+        <w:t xml:space="preserve"> </w:t>
+      </w:r>
+    </w:p>
+    <w:p>
+      <w:pPr>
+        <w:numPr>
+          <w:ilvl w:val="0"/>
+          <w:numId w:val="13"/>
+        </w:numPr>
+        <w:spacing w:before="100" w:beforeAutospacing="1" w:after="100" w:afterAutospacing="1"/>
+        <w:rPr>
+          <w:rFonts w:ascii="Times New Roman" w:eastAsia="Times New Roman" w:hAnsi="Times New Roman"/>
+          <w:lang w:val="es-MX" w:eastAsia="es-MX"/>
+        </w:rPr>
+      </w:pPr>
+      <w:r>
+        <w:rPr>
+          <w:rFonts w:ascii="Times New Roman" w:eastAsia="Times New Roman" w:hAnsi="Times New Roman"/>
+          <w:lang w:val="es-MX" w:eastAsia="es-MX"/>
+        </w:rPr>
+        <w:t xml:space="preserve">Total de la compra: </w:t>
+      </w:r>
+      <w:r>
+        <w:rPr>
+          <w:rFonts w:ascii="Times New Roman" w:eastAsia="Times New Roman" w:hAnsi="Times New Roman"/>
+          <w:b/>
+          <w:bCs/>
+          <w:lang w:val="es-MX" w:eastAsia="es-MX"/>
+        </w:rPr>
+        <w:t>$1000.0</w:t>
+      </w:r>
+      <w:r>
+        <w:rPr>
+          <w:rFonts w:ascii="Times New Roman" w:eastAsia="Times New Roman" w:hAnsi="Times New Roman"/>
+          <w:lang w:val="es-MX" w:eastAsia="es-MX"/>
+        </w:rPr>
+        <w:t xml:space="preserve"> </w:t>
+      </w:r>
+    </w:p>
+    <w:p>
+      <w:pPr>
+        <w:numPr>
+          <w:ilvl w:val="0"/>
+          <w:numId w:val="13"/>
+        </w:numPr>
+        <w:spacing w:before="100" w:beforeAutospacing="1" w:after="100" w:afterAutospacing="1"/>
+        <w:rPr>
+          <w:rFonts w:ascii="Times New Roman" w:eastAsia="Times New Roman" w:hAnsi="Times New Roman"/>
+          <w:lang w:val="es-MX" w:eastAsia="es-MX"/>
+        </w:rPr>
+      </w:pPr>
+      <w:r>
+        <w:rPr>
+          <w:rFonts w:ascii="Times New Roman" w:eastAsia="Times New Roman" w:hAnsi="Times New Roman"/>
+          <w:lang w:val="es-MX" w:eastAsia="es-MX"/>
+        </w:rPr>
+        <w:t xml:space="preserve">Mensaje final: </w:t>
+      </w:r>
+      <w:r>
+        <w:rPr>
+          <w:rFonts w:ascii="Times New Roman" w:eastAsia="Times New Roman" w:hAnsi="Times New Roman"/>
+          <w:b/>
+          <w:bCs/>
+          <w:lang w:val="es-MX" w:eastAsia="es-MX"/>
+        </w:rPr>
+        <w:t>"¡GRACIAS POR SU COMPRA!"</w:t>
+      </w:r>
+      <w:r>
+        <w:rPr>
+          <w:rFonts w:ascii="Times New Roman" w:eastAsia="Times New Roman" w:hAnsi="Times New Roman"/>
+          <w:lang w:val="es-MX" w:eastAsia="es-MX"/>
+        </w:rPr>
+        <w:t xml:space="preserve"> </w:t>
+      </w:r>
+    </w:p>
+    <w:p>
+      <w:pPr>
+        <w:numPr>
+          <w:ilvl w:val="0"/>
+          <w:numId w:val="13"/>
+        </w:numPr>
+        <w:spacing w:before="100" w:beforeAutospacing="1" w:after="100" w:afterAutospacing="1"/>
+        <w:rPr>
+          <w:rFonts w:ascii="Times New Roman" w:eastAsia="Times New Roman" w:hAnsi="Times New Roman"/>
+          <w:lang w:val="es-MX" w:eastAsia="es-MX"/>
+        </w:rPr>
+      </w:pPr>
+      <w:r>
+        <w:rPr>
+          <w:rFonts w:ascii="Times New Roman" w:eastAsia="Times New Roman" w:hAnsi="Times New Roman"/>
+          <w:lang w:val="es-MX" w:eastAsia="es-MX"/>
+        </w:rPr>
+        <w:t xml:space="preserve">Incluye un botón verde con la etiqueta </w:t>
+      </w:r>
+      <w:r>
+        <w:rPr>
+          <w:rFonts w:ascii="Times New Roman" w:eastAsia="Times New Roman" w:hAnsi="Times New Roman"/>
+          <w:b/>
+          <w:bCs/>
+          <w:lang w:val="es-MX" w:eastAsia="es-MX"/>
+        </w:rPr>
+        <w:t>"Cerrar"</w:t>
+      </w:r>
+      <w:r>
+        <w:rPr>
+          <w:rFonts w:ascii="Times New Roman" w:eastAsia="Times New Roman" w:hAnsi="Times New Roman"/>
+          <w:lang w:val="es-MX" w:eastAsia="es-MX"/>
+        </w:rPr>
+        <w:t xml:space="preserve"> para cerrar la ventana. </w:t>
+      </w:r>
+    </w:p>
+    <w:p>
+      <w:pPr>
+        <w:spacing w:before="100" w:beforeAutospacing="1" w:after="100" w:afterAutospacing="1"/>
+        <w:rPr>
+          <w:rFonts w:ascii="Times New Roman" w:eastAsia="Times New Roman" w:hAnsi="Times New Roman"/>
+          <w:lang w:val="es-MX" w:eastAsia="es-MX"/>
+        </w:rPr>
+      </w:pPr>
+      <w:r>
+        <w:rPr>
+          <w:rFonts w:ascii="Times New Roman" w:eastAsia="Times New Roman" w:hAnsi="Times New Roman"/>
+          <w:lang w:val="es-MX" w:eastAsia="es-MX"/>
+        </w:rPr>
+        <w:t>Parece ser un comprobante generado por una aplicación de ventas desarrollada con una interfaz gráfica sencilla, mostrando los datos básicos de una transacción</w:t>
+      </w:r>
+    </w:p>
+    <w:p>
+      <w:pPr>
+        <w:pStyle w:val="Ttulo2"/>
+        <w:rPr>
+          <w:lang w:val="es-ES"/>
+        </w:rPr>
+      </w:pPr>
+    </w:p>
+    <w:p>
+      <w:pPr>
+        <w:rPr>
+          <w:lang w:val="es-ES"/>
+        </w:rPr>
+      </w:pPr>
+    </w:p>
+    <w:p>
+      <w:pPr>
+        <w:rPr>
+          <w:lang w:val="es-ES"/>
+        </w:rPr>
+      </w:pPr>
+      <w:r>
+        <w:rPr>
+          <w:lang w:val="es-ES"/>
+        </w:rPr>
+        <w:br w:type="textWrapping" w:clear="all"/>
+      </w:r>
+    </w:p>
+    <w:p>
+      <w:pPr>
+        <w:pStyle w:val="Ttulo2"/>
+        <w:rPr>
+          <w:lang w:val="es-ES"/>
+        </w:rPr>
+      </w:pPr>
+      <w:r>
+        <w:rPr>
+          <w:lang w:val="es-ES"/>
+        </w:rPr>
+        <w:lastRenderedPageBreak/>
+        <w:t>REPORTES</w:t>
+      </w:r>
+    </w:p>
+    <w:p>
+      <w:pPr>
+        <w:rPr>
+          <w:lang w:val="es-ES"/>
+        </w:rPr>
+      </w:pPr>
+      <w:r>
+        <w:rPr>
+          <w:noProof/>
+          <w:lang w:val="es-ES"/>
+        </w:rPr>
+        <w:drawing>
+          <wp:inline distT="0" distB="0" distL="0" distR="0" wp14:anchorId="6F040CED" wp14:editId="42026951">
+            <wp:extent cx="5612130" cy="3867785"/>
+            <wp:effectExtent l="0" t="0" r="7620" b="0"/>
+            <wp:docPr id="4" name="Imagen 4"/>
+            <wp:cNvGraphicFramePr>
+              <a:graphicFrameLocks xmlns:a="http://schemas.openxmlformats.org/drawingml/2006/main" noChangeAspect="1"/>
+            </wp:cNvGraphicFramePr>
+            <a:graphic xmlns:a="http://schemas.openxmlformats.org/drawingml/2006/main">
+              <a:graphicData uri="http://schemas.openxmlformats.org/drawingml/2006/picture">
+                <pic:pic xmlns:pic="http://schemas.openxmlformats.org/drawingml/2006/picture">
+                  <pic:nvPicPr>
+                    <pic:cNvPr id="4" name="Imagen 4"/>
+                    <pic:cNvPicPr/>
+                  </pic:nvPicPr>
+                  <pic:blipFill>
+                    <a:blip r:embed="rId13">
+                      <a:extLst>
+                        <a:ext uri="{28A0092B-C50C-407E-A947-70E740481C1C}">
+                          <a14:useLocalDpi xmlns:a14="http://schemas.microsoft.com/office/drawing/2010/main" val="0"/>
+                        </a:ext>
+                      </a:extLst>
+                    </a:blip>
+                    <a:stretch>
+                      <a:fillRect/>
+                    </a:stretch>
+                  </pic:blipFill>
+                  <pic:spPr>
+                    <a:xfrm>
+                      <a:off x="0" y="0"/>
+                      <a:ext cx="5612130" cy="3867785"/>
+                    </a:xfrm>
+                    <a:prstGeom prst="rect">
+                      <a:avLst/>
+                    </a:prstGeom>
+                  </pic:spPr>
+                </pic:pic>
+              </a:graphicData>
+            </a:graphic>
+          </wp:inline>
+        </w:drawing>
+      </w:r>
+    </w:p>
+    <w:p>
+      <w:pPr>
+        <w:spacing w:before="100" w:beforeAutospacing="1" w:after="100" w:afterAutospacing="1"/>
+        <w:rPr>
+          <w:rFonts w:ascii="Times New Roman" w:eastAsia="Times New Roman" w:hAnsi="Times New Roman"/>
+          <w:lang w:val="es-MX" w:eastAsia="es-MX"/>
+        </w:rPr>
+      </w:pPr>
+      <w:r>
+        <w:rPr>
+          <w:rFonts w:ascii="Times New Roman" w:eastAsia="Times New Roman" w:hAnsi="Times New Roman"/>
+          <w:b/>
+          <w:bCs/>
+          <w:lang w:val="es-MX" w:eastAsia="es-MX"/>
+        </w:rPr>
+        <w:t>Elementos principales:</w:t>
+      </w:r>
+    </w:p>
+    <w:p>
+      <w:pPr>
+        <w:numPr>
+          <w:ilvl w:val="0"/>
+          <w:numId w:val="12"/>
+        </w:numPr>
+        <w:spacing w:before="100" w:beforeAutospacing="1" w:after="100" w:afterAutospacing="1"/>
+        <w:rPr>
+          <w:rFonts w:ascii="Times New Roman" w:eastAsia="Times New Roman" w:hAnsi="Times New Roman"/>
+          <w:lang w:val="es-MX" w:eastAsia="es-MX"/>
+        </w:rPr>
+      </w:pPr>
+      <w:r>
+        <w:rPr>
+          <w:rFonts w:ascii="Times New Roman" w:eastAsia="Times New Roman" w:hAnsi="Times New Roman"/>
+          <w:b/>
+          <w:bCs/>
+          <w:lang w:val="es-MX" w:eastAsia="es-MX"/>
+        </w:rPr>
+        <w:t>Título:</w:t>
+      </w:r>
+      <w:r>
+        <w:rPr>
+          <w:rFonts w:ascii="Times New Roman" w:eastAsia="Times New Roman" w:hAnsi="Times New Roman"/>
+          <w:lang w:val="es-MX" w:eastAsia="es-MX"/>
+        </w:rPr>
+        <w:t xml:space="preserve"> "REPORTE DE VENTAS" en color verde y centrado en la parte superior. </w:t>
+      </w:r>
+    </w:p>
+    <w:p>
+      <w:pPr>
+        <w:numPr>
+          <w:ilvl w:val="0"/>
+          <w:numId w:val="12"/>
+        </w:numPr>
+        <w:spacing w:before="100" w:beforeAutospacing="1" w:after="100" w:afterAutospacing="1"/>
+        <w:rPr>
+          <w:rFonts w:ascii="Times New Roman" w:eastAsia="Times New Roman" w:hAnsi="Times New Roman"/>
+          <w:lang w:val="es-MX" w:eastAsia="es-MX"/>
+        </w:rPr>
+      </w:pPr>
+      <w:r>
+        <w:rPr>
+          <w:rFonts w:ascii="Times New Roman" w:eastAsia="Times New Roman" w:hAnsi="Times New Roman"/>
+          <w:b/>
+          <w:bCs/>
+          <w:lang w:val="es-MX" w:eastAsia="es-MX"/>
+        </w:rPr>
+        <w:t>Tabla de datos:</w:t>
+      </w:r>
+      <w:r>
+        <w:rPr>
+          <w:rFonts w:ascii="Times New Roman" w:eastAsia="Times New Roman" w:hAnsi="Times New Roman"/>
+          <w:lang w:val="es-MX" w:eastAsia="es-MX"/>
+        </w:rPr>
+        <w:t xml:space="preserve"> Contiene las columnas: </w:t>
+      </w:r>
+    </w:p>
+    <w:p>
+      <w:pPr>
+        <w:numPr>
+          <w:ilvl w:val="1"/>
+          <w:numId w:val="12"/>
+        </w:numPr>
+        <w:spacing w:before="100" w:beforeAutospacing="1" w:after="100" w:afterAutospacing="1"/>
+        <w:rPr>
+          <w:rFonts w:ascii="Times New Roman" w:eastAsia="Times New Roman" w:hAnsi="Times New Roman"/>
+          <w:lang w:val="es-MX" w:eastAsia="es-MX"/>
+        </w:rPr>
+      </w:pPr>
+      <w:r>
+        <w:rPr>
+          <w:rFonts w:ascii="Times New Roman" w:eastAsia="Times New Roman" w:hAnsi="Times New Roman"/>
+          <w:b/>
+          <w:bCs/>
+          <w:lang w:val="es-MX" w:eastAsia="es-MX"/>
+        </w:rPr>
+        <w:t>Producto:</w:t>
+      </w:r>
+      <w:r>
+        <w:rPr>
+          <w:rFonts w:ascii="Times New Roman" w:eastAsia="Times New Roman" w:hAnsi="Times New Roman"/>
+          <w:lang w:val="es-MX" w:eastAsia="es-MX"/>
+        </w:rPr>
+        <w:t xml:space="preserve"> nombre del artículo vendido. </w:t>
+      </w:r>
+    </w:p>
+    <w:p>
+      <w:pPr>
+        <w:numPr>
+          <w:ilvl w:val="1"/>
+          <w:numId w:val="12"/>
+        </w:numPr>
+        <w:spacing w:before="100" w:beforeAutospacing="1" w:after="100" w:afterAutospacing="1"/>
+        <w:rPr>
+          <w:rFonts w:ascii="Times New Roman" w:eastAsia="Times New Roman" w:hAnsi="Times New Roman"/>
+          <w:lang w:val="es-MX" w:eastAsia="es-MX"/>
+        </w:rPr>
+      </w:pPr>
+      <w:r>
+        <w:rPr>
+          <w:rFonts w:ascii="Times New Roman" w:eastAsia="Times New Roman" w:hAnsi="Times New Roman"/>
+          <w:b/>
+          <w:bCs/>
+          <w:lang w:val="es-MX" w:eastAsia="es-MX"/>
+        </w:rPr>
+        <w:t>Precio:</w:t>
+      </w:r>
+      <w:r>
+        <w:rPr>
+          <w:rFonts w:ascii="Times New Roman" w:eastAsia="Times New Roman" w:hAnsi="Times New Roman"/>
+          <w:lang w:val="es-MX" w:eastAsia="es-MX"/>
+        </w:rPr>
+        <w:t xml:space="preserve"> costo unitario del producto. </w:t>
+      </w:r>
+    </w:p>
+    <w:p>
+      <w:pPr>
+        <w:numPr>
+          <w:ilvl w:val="1"/>
+          <w:numId w:val="12"/>
+        </w:numPr>
+        <w:spacing w:before="100" w:beforeAutospacing="1" w:after="100" w:afterAutospacing="1"/>
+        <w:rPr>
+          <w:rFonts w:ascii="Times New Roman" w:eastAsia="Times New Roman" w:hAnsi="Times New Roman"/>
+          <w:lang w:val="es-MX" w:eastAsia="es-MX"/>
+        </w:rPr>
+      </w:pPr>
+      <w:r>
+        <w:rPr>
+          <w:rFonts w:ascii="Times New Roman" w:eastAsia="Times New Roman" w:hAnsi="Times New Roman"/>
+          <w:b/>
+          <w:bCs/>
+          <w:lang w:val="es-MX" w:eastAsia="es-MX"/>
+        </w:rPr>
+        <w:t>Cantidad:</w:t>
+      </w:r>
+      <w:r>
+        <w:rPr>
+          <w:rFonts w:ascii="Times New Roman" w:eastAsia="Times New Roman" w:hAnsi="Times New Roman"/>
+          <w:lang w:val="es-MX" w:eastAsia="es-MX"/>
+        </w:rPr>
+        <w:t xml:space="preserve"> número de unidades vendidas. </w:t>
+      </w:r>
+    </w:p>
+    <w:p>
+      <w:pPr>
+        <w:numPr>
+          <w:ilvl w:val="1"/>
+          <w:numId w:val="12"/>
+        </w:numPr>
+        <w:spacing w:before="100" w:beforeAutospacing="1" w:after="100" w:afterAutospacing="1"/>
+        <w:rPr>
+          <w:rFonts w:ascii="Times New Roman" w:eastAsia="Times New Roman" w:hAnsi="Times New Roman"/>
+          <w:lang w:val="es-MX" w:eastAsia="es-MX"/>
+        </w:rPr>
+      </w:pPr>
+      <w:r>
+        <w:rPr>
+          <w:rFonts w:ascii="Times New Roman" w:eastAsia="Times New Roman" w:hAnsi="Times New Roman"/>
+          <w:b/>
+          <w:bCs/>
+          <w:lang w:val="es-MX" w:eastAsia="es-MX"/>
+        </w:rPr>
+        <w:t>Total:</w:t>
+      </w:r>
+      <w:r>
+        <w:rPr>
+          <w:rFonts w:ascii="Times New Roman" w:eastAsia="Times New Roman" w:hAnsi="Times New Roman"/>
+          <w:lang w:val="es-MX" w:eastAsia="es-MX"/>
+        </w:rPr>
+        <w:t xml:space="preserve"> importe total por producto. </w:t>
+      </w:r>
+    </w:p>
+    <w:p>
+      <w:pPr>
+        <w:numPr>
+          <w:ilvl w:val="0"/>
+          <w:numId w:val="12"/>
+        </w:numPr>
+        <w:spacing w:before="100" w:beforeAutospacing="1" w:after="100" w:afterAutospacing="1"/>
+        <w:rPr>
+          <w:rFonts w:ascii="Times New Roman" w:eastAsia="Times New Roman" w:hAnsi="Times New Roman"/>
+          <w:lang w:val="es-MX" w:eastAsia="es-MX"/>
+        </w:rPr>
+      </w:pPr>
+      <w:r>
+        <w:rPr>
+          <w:rFonts w:ascii="Times New Roman" w:eastAsia="Times New Roman" w:hAnsi="Times New Roman"/>
+          <w:b/>
+          <w:bCs/>
+          <w:lang w:val="es-MX" w:eastAsia="es-MX"/>
+        </w:rPr>
+        <w:t>Registros mostrados:</w:t>
+      </w:r>
+      <w:r>
+        <w:rPr>
+          <w:rFonts w:ascii="Times New Roman" w:eastAsia="Times New Roman" w:hAnsi="Times New Roman"/>
+          <w:lang w:val="es-MX" w:eastAsia="es-MX"/>
+        </w:rPr>
+        <w:t xml:space="preserve"> pantalón, camisa, tenis, calcetines y gorra, con sus respectivos precios, cantidades y totales. </w:t>
+      </w:r>
+    </w:p>
+    <w:p>
+      <w:pPr>
+        <w:numPr>
+          <w:ilvl w:val="0"/>
+          <w:numId w:val="12"/>
+        </w:numPr>
+        <w:spacing w:before="100" w:beforeAutospacing="1" w:after="100" w:afterAutospacing="1"/>
+        <w:rPr>
+          <w:rFonts w:ascii="Times New Roman" w:eastAsia="Times New Roman" w:hAnsi="Times New Roman"/>
+          <w:lang w:val="es-MX" w:eastAsia="es-MX"/>
+        </w:rPr>
+      </w:pPr>
+      <w:r>
+        <w:rPr>
+          <w:rFonts w:ascii="Times New Roman" w:eastAsia="Times New Roman" w:hAnsi="Times New Roman"/>
+          <w:b/>
+          <w:bCs/>
+          <w:lang w:val="es-MX" w:eastAsia="es-MX"/>
+        </w:rPr>
+        <w:t>Botón "Cerrar":</w:t>
+      </w:r>
+      <w:r>
+        <w:rPr>
+          <w:rFonts w:ascii="Times New Roman" w:eastAsia="Times New Roman" w:hAnsi="Times New Roman"/>
+          <w:lang w:val="es-MX" w:eastAsia="es-MX"/>
+        </w:rPr>
+        <w:t xml:space="preserve"> ubicado en la parte inferior, permite salir o cerrar la ventana del reporte. </w:t>
+      </w:r>
+    </w:p>
+    <w:p>
+      <w:pPr>
+        <w:spacing w:before="100" w:beforeAutospacing="1" w:after="100" w:afterAutospacing="1"/>
+        <w:rPr>
+          <w:rFonts w:ascii="Times New Roman" w:eastAsia="Times New Roman" w:hAnsi="Times New Roman"/>
+          <w:lang w:val="es-MX" w:eastAsia="es-MX"/>
+        </w:rPr>
+      </w:pPr>
+      <w:r>
+        <w:rPr>
+          <w:rFonts w:ascii="Times New Roman" w:eastAsia="Times New Roman" w:hAnsi="Times New Roman"/>
+          <w:b/>
+          <w:bCs/>
+          <w:lang w:val="es-MX" w:eastAsia="es-MX"/>
+        </w:rPr>
+        <w:t>Objetivo de la pantalla:</w:t>
+      </w:r>
+      <w:r>
+        <w:rPr>
+          <w:rFonts w:ascii="Times New Roman" w:eastAsia="Times New Roman" w:hAnsi="Times New Roman"/>
+          <w:lang w:val="es-MX" w:eastAsia="es-MX"/>
+        </w:rPr>
+        <w:br/>
+        <w:t>Permitir al usuario visualizar de manera clara y rápida el resumen de las ventas realizadas, mostrando el detalle de cada producto y su importe correspondiente.</w:t>
+      </w:r>
+    </w:p>
+    <w:p>
+      <w:pPr>
+        <w:rPr>
+          <w:lang w:val="es-ES"/>
+        </w:rPr>
+      </w:pPr>
+    </w:p>
+    <w:p>
+      <w:pPr>
         <w:pStyle w:val="Prrafodelista"/>
         <w:ind w:left="780"/>
         <w:rPr>
           <w:lang w:val="es-ES"/>
         </w:rPr>
       </w:pPr>
-      <w:bookmarkStart w:id="0" w:name="_GoBack"/>
-      <w:bookmarkEnd w:id="0"/>
     </w:p>
     <w:sectPr>
-      <w:headerReference w:type="even" r:id="rId12"/>
-      <w:headerReference w:type="default" r:id="rId13"/>
-      <w:footerReference w:type="even" r:id="rId14"/>
-      <w:footerReference w:type="default" r:id="rId15"/>
-      <w:headerReference w:type="first" r:id="rId16"/>
-      <w:footerReference w:type="first" r:id="rId17"/>
+      <w:headerReference w:type="even" r:id="rId14"/>
+      <w:headerReference w:type="default" r:id="rId15"/>
+      <w:footerReference w:type="even" r:id="rId16"/>
+      <w:footerReference w:type="default" r:id="rId17"/>
+      <w:headerReference w:type="first" r:id="rId18"/>
+      <w:footerReference w:type="first" r:id="rId19"/>
       <w:pgSz w:w="12240" w:h="15840"/>
       <w:pgMar w:top="1417" w:right="1701" w:bottom="1417" w:left="1701" w:header="708" w:footer="708" w:gutter="0"/>
       <w:cols w:space="708"/>
@@ -2489,7 +3084,7 @@
 </file>
 
 <file path=word/endnotes.xml><?xml version="1.0" encoding="utf-8"?>
-<w:endnotes xmlns:wpc="http://schemas.microsoft.com/office/word/2010/wordprocessingCanvas" xmlns:cx="http://schemas.microsoft.com/office/drawing/2014/chartex" xmlns:mc="http://schemas.openxmlformats.org/markup-compatibility/2006" xmlns:o="urn:schemas-microsoft-com:office:office" xmlns:r="http://schemas.openxmlformats.org/officeDocument/2006/relationships" xmlns:m="http://schemas.openxmlformats.org/officeDocument/2006/math" xmlns:v="urn:schemas-microsoft-com:vml" xmlns:wp14="http://schemas.microsoft.com/office/word/2010/wordprocessingDrawing" xmlns:wp="http://schemas.openxmlformats.org/drawingml/2006/wordprocessingDrawing" xmlns:w10="urn:schemas-microsoft-com:office:word" xmlns:w="http://schemas.openxmlformats.org/wordprocessingml/2006/main" xmlns:w14="http://schemas.microsoft.com/office/word/2010/wordml" xmlns:w15="http://schemas.microsoft.com/office/word/2012/wordml" xmlns:w16se="http://schemas.microsoft.com/office/word/2015/wordml/symex" xmlns:wpg="http://schemas.microsoft.com/office/word/2010/wordprocessingGroup" xmlns:wpi="http://schemas.microsoft.com/office/word/2010/wordprocessingInk" xmlns:wne="http://schemas.microsoft.com/office/word/2006/wordml" xmlns:wps="http://schemas.microsoft.com/office/word/2010/wordprocessingShape" mc:Ignorable="w14 w15 w16se wp14">
+<w:endnotes xmlns:wpc="http://schemas.microsoft.com/office/word/2010/wordprocessingCanvas" xmlns:cx="http://schemas.microsoft.com/office/drawing/2014/chartex" xmlns:cx1="http://schemas.microsoft.com/office/drawing/2015/9/8/chartex" xmlns:cx2="http://schemas.microsoft.com/office/drawing/2015/10/21/chartex" xmlns:cx3="http://schemas.microsoft.com/office/drawing/2016/5/9/chartex" xmlns:cx4="http://schemas.microsoft.com/office/drawing/2016/5/10/chartex" xmlns:cx5="http://schemas.microsoft.com/office/drawing/2016/5/11/chartex" xmlns:cx6="http://schemas.microsoft.com/office/drawing/2016/5/12/chartex" xmlns:cx7="http://schemas.microsoft.com/office/drawing/2016/5/13/chartex" xmlns:cx8="http://schemas.microsoft.com/office/drawing/2016/5/14/chartex" xmlns:mc="http://schemas.openxmlformats.org/markup-compatibility/2006" xmlns:aink="http://schemas.microsoft.com/office/drawing/2016/ink" xmlns:am3d="http://schemas.microsoft.com/office/drawing/2017/model3d" xmlns:o="urn:schemas-microsoft-com:office:office" xmlns:r="http://schemas.openxmlformats.org/officeDocument/2006/relationships" xmlns:m="http://schemas.openxmlformats.org/officeDocument/2006/math" xmlns:v="urn:schemas-microsoft-com:vml" xmlns:wp14="http://schemas.microsoft.com/office/word/2010/wordprocessingDrawing" xmlns:wp="http://schemas.openxmlformats.org/drawingml/2006/wordprocessingDrawing" xmlns:w10="urn:schemas-microsoft-com:office:word" xmlns:w="http://schemas.openxmlformats.org/wordprocessingml/2006/main" xmlns:w14="http://schemas.microsoft.com/office/word/2010/wordml" xmlns:w15="http://schemas.microsoft.com/office/word/2012/wordml" xmlns:w16cex="http://schemas.microsoft.com/office/word/2018/wordml/cex" xmlns:w16cid="http://schemas.microsoft.com/office/word/2016/wordml/cid" xmlns:w16="http://schemas.microsoft.com/office/word/2018/wordml" xmlns:w16sdtdh="http://schemas.microsoft.com/office/word/2020/wordml/sdtdatahash" xmlns:w16se="http://schemas.microsoft.com/office/word/2015/wordml/symex" xmlns:wpg="http://schemas.microsoft.com/office/word/2010/wordprocessingGroup" xmlns:wpi="http://schemas.microsoft.com/office/word/2010/wordprocessingInk" xmlns:wne="http://schemas.microsoft.com/office/word/2006/wordml" xmlns:wps="http://schemas.microsoft.com/office/word/2010/wordprocessingShape" mc:Ignorable="w14 w15 w16se w16cid w16 w16cex w16sdtdh wp14">
   <w:endnote w:type="separator" w:id="-1">
     <w:p>
       <w:r>
@@ -2508,7 +3103,7 @@
 </file>
 
 <file path=word/footer1.xml><?xml version="1.0" encoding="utf-8"?>
-<w:ftr xmlns:wpc="http://schemas.microsoft.com/office/word/2010/wordprocessingCanvas" xmlns:cx="http://schemas.microsoft.com/office/drawing/2014/chartex" xmlns:mc="http://schemas.openxmlformats.org/markup-compatibility/2006" xmlns:o="urn:schemas-microsoft-com:office:office" xmlns:r="http://schemas.openxmlformats.org/officeDocument/2006/relationships" xmlns:m="http://schemas.openxmlformats.org/officeDocument/2006/math" xmlns:v="urn:schemas-microsoft-com:vml" xmlns:wp14="http://schemas.microsoft.com/office/word/2010/wordprocessingDrawing" xmlns:wp="http://schemas.openxmlformats.org/drawingml/2006/wordprocessingDrawing" xmlns:w10="urn:schemas-microsoft-com:office:word" xmlns:w="http://schemas.openxmlformats.org/wordprocessingml/2006/main" xmlns:w14="http://schemas.microsoft.com/office/word/2010/wordml" xmlns:w15="http://schemas.microsoft.com/office/word/2012/wordml" xmlns:w16se="http://schemas.microsoft.com/office/word/2015/wordml/symex" xmlns:wpg="http://schemas.microsoft.com/office/word/2010/wordprocessingGroup" xmlns:wpi="http://schemas.microsoft.com/office/word/2010/wordprocessingInk" xmlns:wne="http://schemas.microsoft.com/office/word/2006/wordml" xmlns:wps="http://schemas.microsoft.com/office/word/2010/wordprocessingShape" mc:Ignorable="w14 w15 w16se wp14">
+<w:ftr xmlns:wpc="http://schemas.microsoft.com/office/word/2010/wordprocessingCanvas" xmlns:cx="http://schemas.microsoft.com/office/drawing/2014/chartex" xmlns:cx1="http://schemas.microsoft.com/office/drawing/2015/9/8/chartex" xmlns:cx2="http://schemas.microsoft.com/office/drawing/2015/10/21/chartex" xmlns:cx3="http://schemas.microsoft.com/office/drawing/2016/5/9/chartex" xmlns:cx4="http://schemas.microsoft.com/office/drawing/2016/5/10/chartex" xmlns:cx5="http://schemas.microsoft.com/office/drawing/2016/5/11/chartex" xmlns:cx6="http://schemas.microsoft.com/office/drawing/2016/5/12/chartex" xmlns:cx7="http://schemas.microsoft.com/office/drawing/2016/5/13/chartex" xmlns:cx8="http://schemas.microsoft.com/office/drawing/2016/5/14/chartex" xmlns:mc="http://schemas.openxmlformats.org/markup-compatibility/2006" xmlns:aink="http://schemas.microsoft.com/office/drawing/2016/ink" xmlns:am3d="http://schemas.microsoft.com/office/drawing/2017/model3d" xmlns:o="urn:schemas-microsoft-com:office:office" xmlns:r="http://schemas.openxmlformats.org/officeDocument/2006/relationships" xmlns:m="http://schemas.openxmlformats.org/officeDocument/2006/math" xmlns:v="urn:schemas-microsoft-com:vml" xmlns:wp14="http://schemas.microsoft.com/office/word/2010/wordprocessingDrawing" xmlns:wp="http://schemas.openxmlformats.org/drawingml/2006/wordprocessingDrawing" xmlns:w10="urn:schemas-microsoft-com:office:word" xmlns:w="http://schemas.openxmlformats.org/wordprocessingml/2006/main" xmlns:w14="http://schemas.microsoft.com/office/word/2010/wordml" xmlns:w15="http://schemas.microsoft.com/office/word/2012/wordml" xmlns:w16cex="http://schemas.microsoft.com/office/word/2018/wordml/cex" xmlns:w16cid="http://schemas.microsoft.com/office/word/2016/wordml/cid" xmlns:w16="http://schemas.microsoft.com/office/word/2018/wordml" xmlns:w16sdtdh="http://schemas.microsoft.com/office/word/2020/wordml/sdtdatahash" xmlns:w16se="http://schemas.microsoft.com/office/word/2015/wordml/symex" xmlns:wpg="http://schemas.microsoft.com/office/word/2010/wordprocessingGroup" xmlns:wpi="http://schemas.microsoft.com/office/word/2010/wordprocessingInk" xmlns:wne="http://schemas.microsoft.com/office/word/2006/wordml" xmlns:wps="http://schemas.microsoft.com/office/word/2010/wordprocessingShape" mc:Ignorable="w14 w15 w16se w16cid w16 w16cex w16sdtdh wp14">
   <w:p>
     <w:pPr>
       <w:pStyle w:val="Piedepgina"/>
@@ -2518,7 +3113,7 @@
 </file>
 
 <file path=word/footer2.xml><?xml version="1.0" encoding="utf-8"?>
-<w:ftr xmlns:wpc="http://schemas.microsoft.com/office/word/2010/wordprocessingCanvas" xmlns:cx="http://schemas.microsoft.com/office/drawing/2014/chartex" xmlns:mc="http://schemas.openxmlformats.org/markup-compatibility/2006" xmlns:o="urn:schemas-microsoft-com:office:office" xmlns:r="http://schemas.openxmlformats.org/officeDocument/2006/relationships" xmlns:m="http://schemas.openxmlformats.org/officeDocument/2006/math" xmlns:v="urn:schemas-microsoft-com:vml" xmlns:wp14="http://schemas.microsoft.com/office/word/2010/wordprocessingDrawing" xmlns:wp="http://schemas.openxmlformats.org/drawingml/2006/wordprocessingDrawing" xmlns:w10="urn:schemas-microsoft-com:office:word" xmlns:w="http://schemas.openxmlformats.org/wordprocessingml/2006/main" xmlns:w14="http://schemas.microsoft.com/office/word/2010/wordml" xmlns:w15="http://schemas.microsoft.com/office/word/2012/wordml" xmlns:w16se="http://schemas.microsoft.com/office/word/2015/wordml/symex" xmlns:wpg="http://schemas.microsoft.com/office/word/2010/wordprocessingGroup" xmlns:wpi="http://schemas.microsoft.com/office/word/2010/wordprocessingInk" xmlns:wne="http://schemas.microsoft.com/office/word/2006/wordml" xmlns:wps="http://schemas.microsoft.com/office/word/2010/wordprocessingShape" mc:Ignorable="w14 w15 w16se wp14">
+<w:ftr xmlns:wpc="http://schemas.microsoft.com/office/word/2010/wordprocessingCanvas" xmlns:cx="http://schemas.microsoft.com/office/drawing/2014/chartex" xmlns:cx1="http://schemas.microsoft.com/office/drawing/2015/9/8/chartex" xmlns:cx2="http://schemas.microsoft.com/office/drawing/2015/10/21/chartex" xmlns:cx3="http://schemas.microsoft.com/office/drawing/2016/5/9/chartex" xmlns:cx4="http://schemas.microsoft.com/office/drawing/2016/5/10/chartex" xmlns:cx5="http://schemas.microsoft.com/office/drawing/2016/5/11/chartex" xmlns:cx6="http://schemas.microsoft.com/office/drawing/2016/5/12/chartex" xmlns:cx7="http://schemas.microsoft.com/office/drawing/2016/5/13/chartex" xmlns:cx8="http://schemas.microsoft.com/office/drawing/2016/5/14/chartex" xmlns:mc="http://schemas.openxmlformats.org/markup-compatibility/2006" xmlns:aink="http://schemas.microsoft.com/office/drawing/2016/ink" xmlns:am3d="http://schemas.microsoft.com/office/drawing/2017/model3d" xmlns:o="urn:schemas-microsoft-com:office:office" xmlns:r="http://schemas.openxmlformats.org/officeDocument/2006/relationships" xmlns:m="http://schemas.openxmlformats.org/officeDocument/2006/math" xmlns:v="urn:schemas-microsoft-com:vml" xmlns:wp14="http://schemas.microsoft.com/office/word/2010/wordprocessingDrawing" xmlns:wp="http://schemas.openxmlformats.org/drawingml/2006/wordprocessingDrawing" xmlns:w10="urn:schemas-microsoft-com:office:word" xmlns:w="http://schemas.openxmlformats.org/wordprocessingml/2006/main" xmlns:w14="http://schemas.microsoft.com/office/word/2010/wordml" xmlns:w15="http://schemas.microsoft.com/office/word/2012/wordml" xmlns:w16cex="http://schemas.microsoft.com/office/word/2018/wordml/cex" xmlns:w16cid="http://schemas.microsoft.com/office/word/2016/wordml/cid" xmlns:w16="http://schemas.microsoft.com/office/word/2018/wordml" xmlns:w16sdtdh="http://schemas.microsoft.com/office/word/2020/wordml/sdtdatahash" xmlns:w16se="http://schemas.microsoft.com/office/word/2015/wordml/symex" xmlns:wpg="http://schemas.microsoft.com/office/word/2010/wordprocessingGroup" xmlns:wpi="http://schemas.microsoft.com/office/word/2010/wordprocessingInk" xmlns:wne="http://schemas.microsoft.com/office/word/2006/wordml" xmlns:wps="http://schemas.microsoft.com/office/word/2010/wordprocessingShape" mc:Ignorable="w14 w15 w16se w16cid w16 w16cex w16sdtdh wp14">
   <w:tbl>
     <w:tblPr>
       <w:tblW w:w="5000" w:type="pct"/>
@@ -2653,7 +3248,7 @@
 </file>
 
 <file path=word/footer3.xml><?xml version="1.0" encoding="utf-8"?>
-<w:ftr xmlns:wpc="http://schemas.microsoft.com/office/word/2010/wordprocessingCanvas" xmlns:cx="http://schemas.microsoft.com/office/drawing/2014/chartex" xmlns:mc="http://schemas.openxmlformats.org/markup-compatibility/2006" xmlns:o="urn:schemas-microsoft-com:office:office" xmlns:r="http://schemas.openxmlformats.org/officeDocument/2006/relationships" xmlns:m="http://schemas.openxmlformats.org/officeDocument/2006/math" xmlns:v="urn:schemas-microsoft-com:vml" xmlns:wp14="http://schemas.microsoft.com/office/word/2010/wordprocessingDrawing" xmlns:wp="http://schemas.openxmlformats.org/drawingml/2006/wordprocessingDrawing" xmlns:w10="urn:schemas-microsoft-com:office:word" xmlns:w="http://schemas.openxmlformats.org/wordprocessingml/2006/main" xmlns:w14="http://schemas.microsoft.com/office/word/2010/wordml" xmlns:w15="http://schemas.microsoft.com/office/word/2012/wordml" xmlns:w16se="http://schemas.microsoft.com/office/word/2015/wordml/symex" xmlns:wpg="http://schemas.microsoft.com/office/word/2010/wordprocessingGroup" xmlns:wpi="http://schemas.microsoft.com/office/word/2010/wordprocessingInk" xmlns:wne="http://schemas.microsoft.com/office/word/2006/wordml" xmlns:wps="http://schemas.microsoft.com/office/word/2010/wordprocessingShape" mc:Ignorable="w14 w15 w16se wp14">
+<w:ftr xmlns:wpc="http://schemas.microsoft.com/office/word/2010/wordprocessingCanvas" xmlns:cx="http://schemas.microsoft.com/office/drawing/2014/chartex" xmlns:cx1="http://schemas.microsoft.com/office/drawing/2015/9/8/chartex" xmlns:cx2="http://schemas.microsoft.com/office/drawing/2015/10/21/chartex" xmlns:cx3="http://schemas.microsoft.com/office/drawing/2016/5/9/chartex" xmlns:cx4="http://schemas.microsoft.com/office/drawing/2016/5/10/chartex" xmlns:cx5="http://schemas.microsoft.com/office/drawing/2016/5/11/chartex" xmlns:cx6="http://schemas.microsoft.com/office/drawing/2016/5/12/chartex" xmlns:cx7="http://schemas.microsoft.com/office/drawing/2016/5/13/chartex" xmlns:cx8="http://schemas.microsoft.com/office/drawing/2016/5/14/chartex" xmlns:mc="http://schemas.openxmlformats.org/markup-compatibility/2006" xmlns:aink="http://schemas.microsoft.com/office/drawing/2016/ink" xmlns:am3d="http://schemas.microsoft.com/office/drawing/2017/model3d" xmlns:o="urn:schemas-microsoft-com:office:office" xmlns:r="http://schemas.openxmlformats.org/officeDocument/2006/relationships" xmlns:m="http://schemas.openxmlformats.org/officeDocument/2006/math" xmlns:v="urn:schemas-microsoft-com:vml" xmlns:wp14="http://schemas.microsoft.com/office/word/2010/wordprocessingDrawing" xmlns:wp="http://schemas.openxmlformats.org/drawingml/2006/wordprocessingDrawing" xmlns:w10="urn:schemas-microsoft-com:office:word" xmlns:w="http://schemas.openxmlformats.org/wordprocessingml/2006/main" xmlns:w14="http://schemas.microsoft.com/office/word/2010/wordml" xmlns:w15="http://schemas.microsoft.com/office/word/2012/wordml" xmlns:w16cex="http://schemas.microsoft.com/office/word/2018/wordml/cex" xmlns:w16cid="http://schemas.microsoft.com/office/word/2016/wordml/cid" xmlns:w16="http://schemas.microsoft.com/office/word/2018/wordml" xmlns:w16sdtdh="http://schemas.microsoft.com/office/word/2020/wordml/sdtdatahash" xmlns:w16se="http://schemas.microsoft.com/office/word/2015/wordml/symex" xmlns:wpg="http://schemas.microsoft.com/office/word/2010/wordprocessingGroup" xmlns:wpi="http://schemas.microsoft.com/office/word/2010/wordprocessingInk" xmlns:wne="http://schemas.microsoft.com/office/word/2006/wordml" xmlns:wps="http://schemas.microsoft.com/office/word/2010/wordprocessingShape" mc:Ignorable="w14 w15 w16se w16cid w16 w16cex w16sdtdh wp14">
   <w:p>
     <w:pPr>
       <w:pStyle w:val="Piedepgina"/>
@@ -2663,7 +3258,7 @@
 </file>
 
 <file path=word/footnotes.xml><?xml version="1.0" encoding="utf-8"?>
-<w:footnotes xmlns:wpc="http://schemas.microsoft.com/office/word/2010/wordprocessingCanvas" xmlns:cx="http://schemas.microsoft.com/office/drawing/2014/chartex" xmlns:mc="http://schemas.openxmlformats.org/markup-compatibility/2006" xmlns:o="urn:schemas-microsoft-com:office:office" xmlns:r="http://schemas.openxmlformats.org/officeDocument/2006/relationships" xmlns:m="http://schemas.openxmlformats.org/officeDocument/2006/math" xmlns:v="urn:schemas-microsoft-com:vml" xmlns:wp14="http://schemas.microsoft.com/office/word/2010/wordprocessingDrawing" xmlns:wp="http://schemas.openxmlformats.org/drawingml/2006/wordprocessingDrawing" xmlns:w10="urn:schemas-microsoft-com:office:word" xmlns:w="http://schemas.openxmlformats.org/wordprocessingml/2006/main" xmlns:w14="http://schemas.microsoft.com/office/word/2010/wordml" xmlns:w15="http://schemas.microsoft.com/office/word/2012/wordml" xmlns:w16se="http://schemas.microsoft.com/office/word/2015/wordml/symex" xmlns:wpg="http://schemas.microsoft.com/office/word/2010/wordprocessingGroup" xmlns:wpi="http://schemas.microsoft.com/office/word/2010/wordprocessingInk" xmlns:wne="http://schemas.microsoft.com/office/word/2006/wordml" xmlns:wps="http://schemas.microsoft.com/office/word/2010/wordprocessingShape" mc:Ignorable="w14 w15 w16se wp14">
+<w:footnotes xmlns:wpc="http://schemas.microsoft.com/office/word/2010/wordprocessingCanvas" xmlns:cx="http://schemas.microsoft.com/office/drawing/2014/chartex" xmlns:cx1="http://schemas.microsoft.com/office/drawing/2015/9/8/chartex" xmlns:cx2="http://schemas.microsoft.com/office/drawing/2015/10/21/chartex" xmlns:cx3="http://schemas.microsoft.com/office/drawing/2016/5/9/chartex" xmlns:cx4="http://schemas.microsoft.com/office/drawing/2016/5/10/chartex" xmlns:cx5="http://schemas.microsoft.com/office/drawing/2016/5/11/chartex" xmlns:cx6="http://schemas.microsoft.com/office/drawing/2016/5/12/chartex" xmlns:cx7="http://schemas.microsoft.com/office/drawing/2016/5/13/chartex" xmlns:cx8="http://schemas.microsoft.com/office/drawing/2016/5/14/chartex" xmlns:mc="http://schemas.openxmlformats.org/markup-compatibility/2006" xmlns:aink="http://schemas.microsoft.com/office/drawing/2016/ink" xmlns:am3d="http://schemas.microsoft.com/office/drawing/2017/model3d" xmlns:o="urn:schemas-microsoft-com:office:office" xmlns:r="http://schemas.openxmlformats.org/officeDocument/2006/relationships" xmlns:m="http://schemas.openxmlformats.org/officeDocument/2006/math" xmlns:v="urn:schemas-microsoft-com:vml" xmlns:wp14="http://schemas.microsoft.com/office/word/2010/wordprocessingDrawing" xmlns:wp="http://schemas.openxmlformats.org/drawingml/2006/wordprocessingDrawing" xmlns:w10="urn:schemas-microsoft-com:office:word" xmlns:w="http://schemas.openxmlformats.org/wordprocessingml/2006/main" xmlns:w14="http://schemas.microsoft.com/office/word/2010/wordml" xmlns:w15="http://schemas.microsoft.com/office/word/2012/wordml" xmlns:w16cex="http://schemas.microsoft.com/office/word/2018/wordml/cex" xmlns:w16cid="http://schemas.microsoft.com/office/word/2016/wordml/cid" xmlns:w16="http://schemas.microsoft.com/office/word/2018/wordml" xmlns:w16sdtdh="http://schemas.microsoft.com/office/word/2020/wordml/sdtdatahash" xmlns:w16se="http://schemas.microsoft.com/office/word/2015/wordml/symex" xmlns:wpg="http://schemas.microsoft.com/office/word/2010/wordprocessingGroup" xmlns:wpi="http://schemas.microsoft.com/office/word/2010/wordprocessingInk" xmlns:wne="http://schemas.microsoft.com/office/word/2006/wordml" xmlns:wps="http://schemas.microsoft.com/office/word/2010/wordprocessingShape" mc:Ignorable="w14 w15 w16se w16cid w16 w16cex w16sdtdh wp14">
   <w:footnote w:type="separator" w:id="-1">
     <w:p>
       <w:r>
@@ -2682,7 +3277,7 @@
 </file>
 
 <file path=word/header1.xml><?xml version="1.0" encoding="utf-8"?>
-<w:hdr xmlns:wpc="http://schemas.microsoft.com/office/word/2010/wordprocessingCanvas" xmlns:cx="http://schemas.microsoft.com/office/drawing/2014/chartex" xmlns:mc="http://schemas.openxmlformats.org/markup-compatibility/2006" xmlns:o="urn:schemas-microsoft-com:office:office" xmlns:r="http://schemas.openxmlformats.org/officeDocument/2006/relationships" xmlns:m="http://schemas.openxmlformats.org/officeDocument/2006/math" xmlns:v="urn:schemas-microsoft-com:vml" xmlns:wp14="http://schemas.microsoft.com/office/word/2010/wordprocessingDrawing" xmlns:wp="http://schemas.openxmlformats.org/drawingml/2006/wordprocessingDrawing" xmlns:w10="urn:schemas-microsoft-com:office:word" xmlns:w="http://schemas.openxmlformats.org/wordprocessingml/2006/main" xmlns:w14="http://schemas.microsoft.com/office/word/2010/wordml" xmlns:w15="http://schemas.microsoft.com/office/word/2012/wordml" xmlns:w16se="http://schemas.microsoft.com/office/word/2015/wordml/symex" xmlns:wpg="http://schemas.microsoft.com/office/word/2010/wordprocessingGroup" xmlns:wpi="http://schemas.microsoft.com/office/word/2010/wordprocessingInk" xmlns:wne="http://schemas.microsoft.com/office/word/2006/wordml" xmlns:wps="http://schemas.microsoft.com/office/word/2010/wordprocessingShape" mc:Ignorable="w14 w15 w16se wp14">
+<w:hdr xmlns:wpc="http://schemas.microsoft.com/office/word/2010/wordprocessingCanvas" xmlns:cx="http://schemas.microsoft.com/office/drawing/2014/chartex" xmlns:cx1="http://schemas.microsoft.com/office/drawing/2015/9/8/chartex" xmlns:cx2="http://schemas.microsoft.com/office/drawing/2015/10/21/chartex" xmlns:cx3="http://schemas.microsoft.com/office/drawing/2016/5/9/chartex" xmlns:cx4="http://schemas.microsoft.com/office/drawing/2016/5/10/chartex" xmlns:cx5="http://schemas.microsoft.com/office/drawing/2016/5/11/chartex" xmlns:cx6="http://schemas.microsoft.com/office/drawing/2016/5/12/chartex" xmlns:cx7="http://schemas.microsoft.com/office/drawing/2016/5/13/chartex" xmlns:cx8="http://schemas.microsoft.com/office/drawing/2016/5/14/chartex" xmlns:mc="http://schemas.openxmlformats.org/markup-compatibility/2006" xmlns:aink="http://schemas.microsoft.com/office/drawing/2016/ink" xmlns:am3d="http://schemas.microsoft.com/office/drawing/2017/model3d" xmlns:o="urn:schemas-microsoft-com:office:office" xmlns:r="http://schemas.openxmlformats.org/officeDocument/2006/relationships" xmlns:m="http://schemas.openxmlformats.org/officeDocument/2006/math" xmlns:v="urn:schemas-microsoft-com:vml" xmlns:wp14="http://schemas.microsoft.com/office/word/2010/wordprocessingDrawing" xmlns:wp="http://schemas.openxmlformats.org/drawingml/2006/wordprocessingDrawing" xmlns:w10="urn:schemas-microsoft-com:office:word" xmlns:w="http://schemas.openxmlformats.org/wordprocessingml/2006/main" xmlns:w14="http://schemas.microsoft.com/office/word/2010/wordml" xmlns:w15="http://schemas.microsoft.com/office/word/2012/wordml" xmlns:w16cex="http://schemas.microsoft.com/office/word/2018/wordml/cex" xmlns:w16cid="http://schemas.microsoft.com/office/word/2016/wordml/cid" xmlns:w16="http://schemas.microsoft.com/office/word/2018/wordml" xmlns:w16sdtdh="http://schemas.microsoft.com/office/word/2020/wordml/sdtdatahash" xmlns:w16se="http://schemas.microsoft.com/office/word/2015/wordml/symex" xmlns:wpg="http://schemas.microsoft.com/office/word/2010/wordprocessingGroup" xmlns:wpi="http://schemas.microsoft.com/office/word/2010/wordprocessingInk" xmlns:wne="http://schemas.microsoft.com/office/word/2006/wordml" xmlns:wps="http://schemas.microsoft.com/office/word/2010/wordprocessingShape" mc:Ignorable="w14 w15 w16se w16cid w16 w16cex w16sdtdh wp14">
   <w:p>
     <w:pPr>
       <w:pStyle w:val="Encabezado"/>
@@ -2728,7 +3323,7 @@
 </file>
 
 <file path=word/header2.xml><?xml version="1.0" encoding="utf-8"?>
-<w:hdr xmlns:wpc="http://schemas.microsoft.com/office/word/2010/wordprocessingCanvas" xmlns:cx="http://schemas.microsoft.com/office/drawing/2014/chartex" xmlns:mc="http://schemas.openxmlformats.org/markup-compatibility/2006" xmlns:o="urn:schemas-microsoft-com:office:office" xmlns:r="http://schemas.openxmlformats.org/officeDocument/2006/relationships" xmlns:m="http://schemas.openxmlformats.org/officeDocument/2006/math" xmlns:v="urn:schemas-microsoft-com:vml" xmlns:wp14="http://schemas.microsoft.com/office/word/2010/wordprocessingDrawing" xmlns:wp="http://schemas.openxmlformats.org/drawingml/2006/wordprocessingDrawing" xmlns:w10="urn:schemas-microsoft-com:office:word" xmlns:w="http://schemas.openxmlformats.org/wordprocessingml/2006/main" xmlns:w14="http://schemas.microsoft.com/office/word/2010/wordml" xmlns:w15="http://schemas.microsoft.com/office/word/2012/wordml" xmlns:w16se="http://schemas.microsoft.com/office/word/2015/wordml/symex" xmlns:wpg="http://schemas.microsoft.com/office/word/2010/wordprocessingGroup" xmlns:wpi="http://schemas.microsoft.com/office/word/2010/wordprocessingInk" xmlns:wne="http://schemas.microsoft.com/office/word/2006/wordml" xmlns:wps="http://schemas.microsoft.com/office/word/2010/wordprocessingShape" mc:Ignorable="w14 w15 w16se wp14">
+<w:hdr xmlns:wpc="http://schemas.microsoft.com/office/word/2010/wordprocessingCanvas" xmlns:cx="http://schemas.microsoft.com/office/drawing/2014/chartex" xmlns:cx1="http://schemas.microsoft.com/office/drawing/2015/9/8/chartex" xmlns:cx2="http://schemas.microsoft.com/office/drawing/2015/10/21/chartex" xmlns:cx3="http://schemas.microsoft.com/office/drawing/2016/5/9/chartex" xmlns:cx4="http://schemas.microsoft.com/office/drawing/2016/5/10/chartex" xmlns:cx5="http://schemas.microsoft.com/office/drawing/2016/5/11/chartex" xmlns:cx6="http://schemas.microsoft.com/office/drawing/2016/5/12/chartex" xmlns:cx7="http://schemas.microsoft.com/office/drawing/2016/5/13/chartex" xmlns:cx8="http://schemas.microsoft.com/office/drawing/2016/5/14/chartex" xmlns:mc="http://schemas.openxmlformats.org/markup-compatibility/2006" xmlns:aink="http://schemas.microsoft.com/office/drawing/2016/ink" xmlns:am3d="http://schemas.microsoft.com/office/drawing/2017/model3d" xmlns:o="urn:schemas-microsoft-com:office:office" xmlns:r="http://schemas.openxmlformats.org/officeDocument/2006/relationships" xmlns:m="http://schemas.openxmlformats.org/officeDocument/2006/math" xmlns:v="urn:schemas-microsoft-com:vml" xmlns:wp14="http://schemas.microsoft.com/office/word/2010/wordprocessingDrawing" xmlns:wp="http://schemas.openxmlformats.org/drawingml/2006/wordprocessingDrawing" xmlns:w10="urn:schemas-microsoft-com:office:word" xmlns:w="http://schemas.openxmlformats.org/wordprocessingml/2006/main" xmlns:w14="http://schemas.microsoft.com/office/word/2010/wordml" xmlns:w15="http://schemas.microsoft.com/office/word/2012/wordml" xmlns:w16cex="http://schemas.microsoft.com/office/word/2018/wordml/cex" xmlns:w16cid="http://schemas.microsoft.com/office/word/2016/wordml/cid" xmlns:w16="http://schemas.microsoft.com/office/word/2018/wordml" xmlns:w16sdtdh="http://schemas.microsoft.com/office/word/2020/wordml/sdtdatahash" xmlns:w16se="http://schemas.microsoft.com/office/word/2015/wordml/symex" xmlns:wpg="http://schemas.microsoft.com/office/word/2010/wordprocessingGroup" xmlns:wpi="http://schemas.microsoft.com/office/word/2010/wordprocessingInk" xmlns:wne="http://schemas.microsoft.com/office/word/2006/wordml" xmlns:wps="http://schemas.microsoft.com/office/word/2010/wordprocessingShape" mc:Ignorable="w14 w15 w16se w16cid w16 w16cex w16sdtdh wp14">
   <w:tbl>
     <w:tblPr>
       <w:tblW w:w="5000" w:type="pct"/>
@@ -2864,7 +3459,7 @@
 </file>
 
 <file path=word/header3.xml><?xml version="1.0" encoding="utf-8"?>
-<w:hdr xmlns:wpc="http://schemas.microsoft.com/office/word/2010/wordprocessingCanvas" xmlns:cx="http://schemas.microsoft.com/office/drawing/2014/chartex" xmlns:mc="http://schemas.openxmlformats.org/markup-compatibility/2006" xmlns:o="urn:schemas-microsoft-com:office:office" xmlns:r="http://schemas.openxmlformats.org/officeDocument/2006/relationships" xmlns:m="http://schemas.openxmlformats.org/officeDocument/2006/math" xmlns:v="urn:schemas-microsoft-com:vml" xmlns:wp14="http://schemas.microsoft.com/office/word/2010/wordprocessingDrawing" xmlns:wp="http://schemas.openxmlformats.org/drawingml/2006/wordprocessingDrawing" xmlns:w10="urn:schemas-microsoft-com:office:word" xmlns:w="http://schemas.openxmlformats.org/wordprocessingml/2006/main" xmlns:w14="http://schemas.microsoft.com/office/word/2010/wordml" xmlns:w15="http://schemas.microsoft.com/office/word/2012/wordml" xmlns:w16se="http://schemas.microsoft.com/office/word/2015/wordml/symex" xmlns:wpg="http://schemas.microsoft.com/office/word/2010/wordprocessingGroup" xmlns:wpi="http://schemas.microsoft.com/office/word/2010/wordprocessingInk" xmlns:wne="http://schemas.microsoft.com/office/word/2006/wordml" xmlns:wps="http://schemas.microsoft.com/office/word/2010/wordprocessingShape" mc:Ignorable="w14 w15 w16se wp14">
+<w:hdr xmlns:wpc="http://schemas.microsoft.com/office/word/2010/wordprocessingCanvas" xmlns:cx="http://schemas.microsoft.com/office/drawing/2014/chartex" xmlns:cx1="http://schemas.microsoft.com/office/drawing/2015/9/8/chartex" xmlns:cx2="http://schemas.microsoft.com/office/drawing/2015/10/21/chartex" xmlns:cx3="http://schemas.microsoft.com/office/drawing/2016/5/9/chartex" xmlns:cx4="http://schemas.microsoft.com/office/drawing/2016/5/10/chartex" xmlns:cx5="http://schemas.microsoft.com/office/drawing/2016/5/11/chartex" xmlns:cx6="http://schemas.microsoft.com/office/drawing/2016/5/12/chartex" xmlns:cx7="http://schemas.microsoft.com/office/drawing/2016/5/13/chartex" xmlns:cx8="http://schemas.microsoft.com/office/drawing/2016/5/14/chartex" xmlns:mc="http://schemas.openxmlformats.org/markup-compatibility/2006" xmlns:aink="http://schemas.microsoft.com/office/drawing/2016/ink" xmlns:am3d="http://schemas.microsoft.com/office/drawing/2017/model3d" xmlns:o="urn:schemas-microsoft-com:office:office" xmlns:r="http://schemas.openxmlformats.org/officeDocument/2006/relationships" xmlns:m="http://schemas.openxmlformats.org/officeDocument/2006/math" xmlns:v="urn:schemas-microsoft-com:vml" xmlns:wp14="http://schemas.microsoft.com/office/word/2010/wordprocessingDrawing" xmlns:wp="http://schemas.openxmlformats.org/drawingml/2006/wordprocessingDrawing" xmlns:w10="urn:schemas-microsoft-com:office:word" xmlns:w="http://schemas.openxmlformats.org/wordprocessingml/2006/main" xmlns:w14="http://schemas.microsoft.com/office/word/2010/wordml" xmlns:w15="http://schemas.microsoft.com/office/word/2012/wordml" xmlns:w16cex="http://schemas.microsoft.com/office/word/2018/wordml/cex" xmlns:w16cid="http://schemas.microsoft.com/office/word/2016/wordml/cid" xmlns:w16="http://schemas.microsoft.com/office/word/2018/wordml" xmlns:w16sdtdh="http://schemas.microsoft.com/office/word/2020/wordml/sdtdatahash" xmlns:w16se="http://schemas.microsoft.com/office/word/2015/wordml/symex" xmlns:wpg="http://schemas.microsoft.com/office/word/2010/wordprocessingGroup" xmlns:wpi="http://schemas.microsoft.com/office/word/2010/wordprocessingInk" xmlns:wne="http://schemas.microsoft.com/office/word/2006/wordml" xmlns:wps="http://schemas.microsoft.com/office/word/2010/wordprocessingShape" mc:Ignorable="w14 w15 w16se w16cid w16 w16cex w16sdtdh wp14">
   <w:p>
     <w:pPr>
       <w:pStyle w:val="Encabezado"/>
@@ -2910,7 +3505,7 @@
 </file>
 
 <file path=word/numbering.xml><?xml version="1.0" encoding="utf-8"?>
-<w:numbering xmlns:wpc="http://schemas.microsoft.com/office/word/2010/wordprocessingCanvas" xmlns:cx="http://schemas.microsoft.com/office/drawing/2014/chartex" xmlns:mc="http://schemas.openxmlformats.org/markup-compatibility/2006" xmlns:o="urn:schemas-microsoft-com:office:office" xmlns:r="http://schemas.openxmlformats.org/officeDocument/2006/relationships" xmlns:m="http://schemas.openxmlformats.org/officeDocument/2006/math" xmlns:v="urn:schemas-microsoft-com:vml" xmlns:wp14="http://schemas.microsoft.com/office/word/2010/wordprocessingDrawing" xmlns:wp="http://schemas.openxmlformats.org/drawingml/2006/wordprocessingDrawing" xmlns:w10="urn:schemas-microsoft-com:office:word" xmlns:w="http://schemas.openxmlformats.org/wordprocessingml/2006/main" xmlns:w14="http://schemas.microsoft.com/office/word/2010/wordml" xmlns:w15="http://schemas.microsoft.com/office/word/2012/wordml" xmlns:w16se="http://schemas.microsoft.com/office/word/2015/wordml/symex" xmlns:wpg="http://schemas.microsoft.com/office/word/2010/wordprocessingGroup" xmlns:wpi="http://schemas.microsoft.com/office/word/2010/wordprocessingInk" xmlns:wne="http://schemas.microsoft.com/office/word/2006/wordml" xmlns:wps="http://schemas.microsoft.com/office/word/2010/wordprocessingShape" mc:Ignorable="w14 w15 w16se wp14">
+<w:numbering xmlns:wpc="http://schemas.microsoft.com/office/word/2010/wordprocessingCanvas" xmlns:cx="http://schemas.microsoft.com/office/drawing/2014/chartex" xmlns:cx1="http://schemas.microsoft.com/office/drawing/2015/9/8/chartex" xmlns:cx2="http://schemas.microsoft.com/office/drawing/2015/10/21/chartex" xmlns:cx3="http://schemas.microsoft.com/office/drawing/2016/5/9/chartex" xmlns:cx4="http://schemas.microsoft.com/office/drawing/2016/5/10/chartex" xmlns:cx5="http://schemas.microsoft.com/office/drawing/2016/5/11/chartex" xmlns:cx6="http://schemas.microsoft.com/office/drawing/2016/5/12/chartex" xmlns:cx7="http://schemas.microsoft.com/office/drawing/2016/5/13/chartex" xmlns:cx8="http://schemas.microsoft.com/office/drawing/2016/5/14/chartex" xmlns:mc="http://schemas.openxmlformats.org/markup-compatibility/2006" xmlns:aink="http://schemas.microsoft.com/office/drawing/2016/ink" xmlns:am3d="http://schemas.microsoft.com/office/drawing/2017/model3d" xmlns:o="urn:schemas-microsoft-com:office:office" xmlns:r="http://schemas.openxmlformats.org/officeDocument/2006/relationships" xmlns:m="http://schemas.openxmlformats.org/officeDocument/2006/math" xmlns:v="urn:schemas-microsoft-com:vml" xmlns:wp14="http://schemas.microsoft.com/office/word/2010/wordprocessingDrawing" xmlns:wp="http://schemas.openxmlformats.org/drawingml/2006/wordprocessingDrawing" xmlns:w10="urn:schemas-microsoft-com:office:word" xmlns:w="http://schemas.openxmlformats.org/wordprocessingml/2006/main" xmlns:w14="http://schemas.microsoft.com/office/word/2010/wordml" xmlns:w15="http://schemas.microsoft.com/office/word/2012/wordml" xmlns:w16cex="http://schemas.microsoft.com/office/word/2018/wordml/cex" xmlns:w16cid="http://schemas.microsoft.com/office/word/2016/wordml/cid" xmlns:w16="http://schemas.microsoft.com/office/word/2018/wordml" xmlns:w16sdtdh="http://schemas.microsoft.com/office/word/2020/wordml/sdtdatahash" xmlns:w16se="http://schemas.microsoft.com/office/word/2015/wordml/symex" xmlns:wpg="http://schemas.microsoft.com/office/word/2010/wordprocessingGroup" xmlns:wpi="http://schemas.microsoft.com/office/word/2010/wordprocessingInk" xmlns:wne="http://schemas.microsoft.com/office/word/2006/wordml" xmlns:wps="http://schemas.microsoft.com/office/word/2010/wordprocessingShape" mc:Ignorable="w14 w15 w16se w16cid w16 w16cex w16sdtdh wp14">
   <w:abstractNum w:abstractNumId="0" w15:restartNumberingAfterBreak="0">
     <w:nsid w:val="035D4874"/>
     <w:multiLevelType w:val="multilevel"/>
@@ -3811,6 +4406,155 @@
     </w:lvl>
   </w:abstractNum>
   <w:abstractNum w:abstractNumId="7" w15:restartNumberingAfterBreak="0">
+    <w:nsid w:val="3C40116C"/>
+    <w:multiLevelType w:val="multilevel"/>
+    <w:tmpl w:val="16787062"/>
+    <w:lvl w:ilvl="0">
+      <w:start w:val="1"/>
+      <w:numFmt w:val="bullet"/>
+      <w:lvlText w:val=""/>
+      <w:lvlJc w:val="left"/>
+      <w:pPr>
+        <w:tabs>
+          <w:tab w:val="num" w:pos="720"/>
+        </w:tabs>
+        <w:ind w:left="720" w:hanging="360"/>
+      </w:pPr>
+      <w:rPr>
+        <w:rFonts w:ascii="Symbol" w:hAnsi="Symbol" w:hint="default"/>
+        <w:sz w:val="20"/>
+      </w:rPr>
+    </w:lvl>
+    <w:lvl w:ilvl="1" w:tentative="1">
+      <w:start w:val="1"/>
+      <w:numFmt w:val="bullet"/>
+      <w:lvlText w:val="o"/>
+      <w:lvlJc w:val="left"/>
+      <w:pPr>
+        <w:tabs>
+          <w:tab w:val="num" w:pos="1440"/>
+        </w:tabs>
+        <w:ind w:left="1440" w:hanging="360"/>
+      </w:pPr>
+      <w:rPr>
+        <w:rFonts w:ascii="Courier New" w:hAnsi="Courier New" w:hint="default"/>
+        <w:sz w:val="20"/>
+      </w:rPr>
+    </w:lvl>
+    <w:lvl w:ilvl="2" w:tentative="1">
+      <w:start w:val="1"/>
+      <w:numFmt w:val="bullet"/>
+      <w:lvlText w:val=""/>
+      <w:lvlJc w:val="left"/>
+      <w:pPr>
+        <w:tabs>
+          <w:tab w:val="num" w:pos="2160"/>
+        </w:tabs>
+        <w:ind w:left="2160" w:hanging="360"/>
+      </w:pPr>
+      <w:rPr>
+        <w:rFonts w:ascii="Wingdings" w:hAnsi="Wingdings" w:hint="default"/>
+        <w:sz w:val="20"/>
+      </w:rPr>
+    </w:lvl>
+    <w:lvl w:ilvl="3" w:tentative="1">
+      <w:start w:val="1"/>
+      <w:numFmt w:val="bullet"/>
+      <w:lvlText w:val=""/>
+      <w:lvlJc w:val="left"/>
+      <w:pPr>
+        <w:tabs>
+          <w:tab w:val="num" w:pos="2880"/>
+        </w:tabs>
+        <w:ind w:left="2880" w:hanging="360"/>
+      </w:pPr>
+      <w:rPr>
+        <w:rFonts w:ascii="Wingdings" w:hAnsi="Wingdings" w:hint="default"/>
+        <w:sz w:val="20"/>
+      </w:rPr>
+    </w:lvl>
+    <w:lvl w:ilvl="4" w:tentative="1">
+      <w:start w:val="1"/>
+      <w:numFmt w:val="bullet"/>
+      <w:lvlText w:val=""/>
+      <w:lvlJc w:val="left"/>
+      <w:pPr>
+        <w:tabs>
+          <w:tab w:val="num" w:pos="3600"/>
+        </w:tabs>
+        <w:ind w:left="3600" w:hanging="360"/>
+      </w:pPr>
+      <w:rPr>
+        <w:rFonts w:ascii="Wingdings" w:hAnsi="Wingdings" w:hint="default"/>
+        <w:sz w:val="20"/>
+      </w:rPr>
+    </w:lvl>
+    <w:lvl w:ilvl="5" w:tentative="1">
+      <w:start w:val="1"/>
+      <w:numFmt w:val="bullet"/>
+      <w:lvlText w:val=""/>
+      <w:lvlJc w:val="left"/>
+      <w:pPr>
+        <w:tabs>
+          <w:tab w:val="num" w:pos="4320"/>
+        </w:tabs>
+        <w:ind w:left="4320" w:hanging="360"/>
+      </w:pPr>
+      <w:rPr>
+        <w:rFonts w:ascii="Wingdings" w:hAnsi="Wingdings" w:hint="default"/>
+        <w:sz w:val="20"/>
+      </w:rPr>
+    </w:lvl>
+    <w:lvl w:ilvl="6" w:tentative="1">
+      <w:start w:val="1"/>
+      <w:numFmt w:val="bullet"/>
+      <w:lvlText w:val=""/>
+      <w:lvlJc w:val="left"/>
+      <w:pPr>
+        <w:tabs>
+          <w:tab w:val="num" w:pos="5040"/>
+        </w:tabs>
+        <w:ind w:left="5040" w:hanging="360"/>
+      </w:pPr>
+      <w:rPr>
+        <w:rFonts w:ascii="Wingdings" w:hAnsi="Wingdings" w:hint="default"/>
+        <w:sz w:val="20"/>
+      </w:rPr>
+    </w:lvl>
+    <w:lvl w:ilvl="7" w:tentative="1">
+      <w:start w:val="1"/>
+      <w:numFmt w:val="bullet"/>
+      <w:lvlText w:val=""/>
+      <w:lvlJc w:val="left"/>
+      <w:pPr>
+        <w:tabs>
+          <w:tab w:val="num" w:pos="5760"/>
+        </w:tabs>
+        <w:ind w:left="5760" w:hanging="360"/>
+      </w:pPr>
+      <w:rPr>
+        <w:rFonts w:ascii="Wingdings" w:hAnsi="Wingdings" w:hint="default"/>
+        <w:sz w:val="20"/>
+      </w:rPr>
+    </w:lvl>
+    <w:lvl w:ilvl="8" w:tentative="1">
+      <w:start w:val="1"/>
+      <w:numFmt w:val="bullet"/>
+      <w:lvlText w:val=""/>
+      <w:lvlJc w:val="left"/>
+      <w:pPr>
+        <w:tabs>
+          <w:tab w:val="num" w:pos="6480"/>
+        </w:tabs>
+        <w:ind w:left="6480" w:hanging="360"/>
+      </w:pPr>
+      <w:rPr>
+        <w:rFonts w:ascii="Wingdings" w:hAnsi="Wingdings" w:hint="default"/>
+        <w:sz w:val="20"/>
+      </w:rPr>
+    </w:lvl>
+  </w:abstractNum>
+  <w:abstractNum w:abstractNumId="8" w15:restartNumberingAfterBreak="0">
     <w:nsid w:val="48FE051F"/>
     <w:multiLevelType w:val="multilevel"/>
     <w:tmpl w:val="6336A830"/>
@@ -3959,7 +4703,7 @@
       </w:rPr>
     </w:lvl>
   </w:abstractNum>
-  <w:abstractNum w:abstractNumId="8" w15:restartNumberingAfterBreak="0">
+  <w:abstractNum w:abstractNumId="9" w15:restartNumberingAfterBreak="0">
     <w:nsid w:val="574C3465"/>
     <w:multiLevelType w:val="multilevel"/>
     <w:tmpl w:val="88AA623E"/>
@@ -4108,7 +4852,7 @@
       </w:rPr>
     </w:lvl>
   </w:abstractNum>
-  <w:abstractNum w:abstractNumId="9" w15:restartNumberingAfterBreak="0">
+  <w:abstractNum w:abstractNumId="10" w15:restartNumberingAfterBreak="0">
     <w:nsid w:val="74AB0C57"/>
     <w:multiLevelType w:val="multilevel"/>
     <w:tmpl w:val="1F321E2A"/>
@@ -4257,7 +5001,7 @@
       </w:rPr>
     </w:lvl>
   </w:abstractNum>
-  <w:abstractNum w:abstractNumId="10" w15:restartNumberingAfterBreak="0">
+  <w:abstractNum w:abstractNumId="11" w15:restartNumberingAfterBreak="0">
     <w:nsid w:val="76796479"/>
     <w:multiLevelType w:val="multilevel"/>
     <w:tmpl w:val="A02C2630"/>
@@ -4278,6 +5022,155 @@
       </w:rPr>
     </w:lvl>
     <w:lvl w:ilvl="1" w:tentative="1">
+      <w:start w:val="1"/>
+      <w:numFmt w:val="bullet"/>
+      <w:lvlText w:val="o"/>
+      <w:lvlJc w:val="left"/>
+      <w:pPr>
+        <w:tabs>
+          <w:tab w:val="num" w:pos="1440"/>
+        </w:tabs>
+        <w:ind w:left="1440" w:hanging="360"/>
+      </w:pPr>
+      <w:rPr>
+        <w:rFonts w:ascii="Courier New" w:hAnsi="Courier New" w:hint="default"/>
+        <w:sz w:val="20"/>
+      </w:rPr>
+    </w:lvl>
+    <w:lvl w:ilvl="2" w:tentative="1">
+      <w:start w:val="1"/>
+      <w:numFmt w:val="bullet"/>
+      <w:lvlText w:val=""/>
+      <w:lvlJc w:val="left"/>
+      <w:pPr>
+        <w:tabs>
+          <w:tab w:val="num" w:pos="2160"/>
+        </w:tabs>
+        <w:ind w:left="2160" w:hanging="360"/>
+      </w:pPr>
+      <w:rPr>
+        <w:rFonts w:ascii="Wingdings" w:hAnsi="Wingdings" w:hint="default"/>
+        <w:sz w:val="20"/>
+      </w:rPr>
+    </w:lvl>
+    <w:lvl w:ilvl="3" w:tentative="1">
+      <w:start w:val="1"/>
+      <w:numFmt w:val="bullet"/>
+      <w:lvlText w:val=""/>
+      <w:lvlJc w:val="left"/>
+      <w:pPr>
+        <w:tabs>
+          <w:tab w:val="num" w:pos="2880"/>
+        </w:tabs>
+        <w:ind w:left="2880" w:hanging="360"/>
+      </w:pPr>
+      <w:rPr>
+        <w:rFonts w:ascii="Wingdings" w:hAnsi="Wingdings" w:hint="default"/>
+        <w:sz w:val="20"/>
+      </w:rPr>
+    </w:lvl>
+    <w:lvl w:ilvl="4" w:tentative="1">
+      <w:start w:val="1"/>
+      <w:numFmt w:val="bullet"/>
+      <w:lvlText w:val=""/>
+      <w:lvlJc w:val="left"/>
+      <w:pPr>
+        <w:tabs>
+          <w:tab w:val="num" w:pos="3600"/>
+        </w:tabs>
+        <w:ind w:left="3600" w:hanging="360"/>
+      </w:pPr>
+      <w:rPr>
+        <w:rFonts w:ascii="Wingdings" w:hAnsi="Wingdings" w:hint="default"/>
+        <w:sz w:val="20"/>
+      </w:rPr>
+    </w:lvl>
+    <w:lvl w:ilvl="5" w:tentative="1">
+      <w:start w:val="1"/>
+      <w:numFmt w:val="bullet"/>
+      <w:lvlText w:val=""/>
+      <w:lvlJc w:val="left"/>
+      <w:pPr>
+        <w:tabs>
+          <w:tab w:val="num" w:pos="4320"/>
+        </w:tabs>
+        <w:ind w:left="4320" w:hanging="360"/>
+      </w:pPr>
+      <w:rPr>
+        <w:rFonts w:ascii="Wingdings" w:hAnsi="Wingdings" w:hint="default"/>
+        <w:sz w:val="20"/>
+      </w:rPr>
+    </w:lvl>
+    <w:lvl w:ilvl="6" w:tentative="1">
+      <w:start w:val="1"/>
+      <w:numFmt w:val="bullet"/>
+      <w:lvlText w:val=""/>
+      <w:lvlJc w:val="left"/>
+      <w:pPr>
+        <w:tabs>
+          <w:tab w:val="num" w:pos="5040"/>
+        </w:tabs>
+        <w:ind w:left="5040" w:hanging="360"/>
+      </w:pPr>
+      <w:rPr>
+        <w:rFonts w:ascii="Wingdings" w:hAnsi="Wingdings" w:hint="default"/>
+        <w:sz w:val="20"/>
+      </w:rPr>
+    </w:lvl>
+    <w:lvl w:ilvl="7" w:tentative="1">
+      <w:start w:val="1"/>
+      <w:numFmt w:val="bullet"/>
+      <w:lvlText w:val=""/>
+      <w:lvlJc w:val="left"/>
+      <w:pPr>
+        <w:tabs>
+          <w:tab w:val="num" w:pos="5760"/>
+        </w:tabs>
+        <w:ind w:left="5760" w:hanging="360"/>
+      </w:pPr>
+      <w:rPr>
+        <w:rFonts w:ascii="Wingdings" w:hAnsi="Wingdings" w:hint="default"/>
+        <w:sz w:val="20"/>
+      </w:rPr>
+    </w:lvl>
+    <w:lvl w:ilvl="8" w:tentative="1">
+      <w:start w:val="1"/>
+      <w:numFmt w:val="bullet"/>
+      <w:lvlText w:val=""/>
+      <w:lvlJc w:val="left"/>
+      <w:pPr>
+        <w:tabs>
+          <w:tab w:val="num" w:pos="6480"/>
+        </w:tabs>
+        <w:ind w:left="6480" w:hanging="360"/>
+      </w:pPr>
+      <w:rPr>
+        <w:rFonts w:ascii="Wingdings" w:hAnsi="Wingdings" w:hint="default"/>
+        <w:sz w:val="20"/>
+      </w:rPr>
+    </w:lvl>
+  </w:abstractNum>
+  <w:abstractNum w:abstractNumId="12" w15:restartNumberingAfterBreak="0">
+    <w:nsid w:val="7EA561D3"/>
+    <w:multiLevelType w:val="multilevel"/>
+    <w:tmpl w:val="57E8BB4C"/>
+    <w:lvl w:ilvl="0">
+      <w:start w:val="1"/>
+      <w:numFmt w:val="bullet"/>
+      <w:lvlText w:val=""/>
+      <w:lvlJc w:val="left"/>
+      <w:pPr>
+        <w:tabs>
+          <w:tab w:val="num" w:pos="720"/>
+        </w:tabs>
+        <w:ind w:left="720" w:hanging="360"/>
+      </w:pPr>
+      <w:rPr>
+        <w:rFonts w:ascii="Symbol" w:hAnsi="Symbol" w:hint="default"/>
+        <w:sz w:val="20"/>
+      </w:rPr>
+    </w:lvl>
+    <w:lvl w:ilvl="1">
       <w:start w:val="1"/>
       <w:numFmt w:val="bullet"/>
       <w:lvlText w:val="o"/>
@@ -4410,7 +5303,7 @@
     <w:abstractNumId w:val="2"/>
   </w:num>
   <w:num w:numId="2">
-    <w:abstractNumId w:val="10"/>
+    <w:abstractNumId w:val="11"/>
   </w:num>
   <w:num w:numId="3">
     <w:abstractNumId w:val="3"/>
@@ -4428,22 +5321,28 @@
     <w:abstractNumId w:val="0"/>
   </w:num>
   <w:num w:numId="8">
-    <w:abstractNumId w:val="9"/>
+    <w:abstractNumId w:val="10"/>
   </w:num>
   <w:num w:numId="9">
-    <w:abstractNumId w:val="7"/>
+    <w:abstractNumId w:val="8"/>
   </w:num>
   <w:num w:numId="10">
-    <w:abstractNumId w:val="8"/>
+    <w:abstractNumId w:val="9"/>
   </w:num>
   <w:num w:numId="11">
     <w:abstractNumId w:val="5"/>
+  </w:num>
+  <w:num w:numId="12">
+    <w:abstractNumId w:val="12"/>
+  </w:num>
+  <w:num w:numId="13">
+    <w:abstractNumId w:val="7"/>
   </w:num>
 </w:numbering>
 </file>
 
 <file path=word/styles.xml><?xml version="1.0" encoding="utf-8"?>
-<w:styles xmlns:mc="http://schemas.openxmlformats.org/markup-compatibility/2006" xmlns:r="http://schemas.openxmlformats.org/officeDocument/2006/relationships" xmlns:w="http://schemas.openxmlformats.org/wordprocessingml/2006/main" xmlns:w14="http://schemas.microsoft.com/office/word/2010/wordml" xmlns:w15="http://schemas.microsoft.com/office/word/2012/wordml" xmlns:w16se="http://schemas.microsoft.com/office/word/2015/wordml/symex" mc:Ignorable="w14 w15 w16se">
+<w:styles xmlns:mc="http://schemas.openxmlformats.org/markup-compatibility/2006" xmlns:r="http://schemas.openxmlformats.org/officeDocument/2006/relationships" xmlns:w="http://schemas.openxmlformats.org/wordprocessingml/2006/main" xmlns:w14="http://schemas.microsoft.com/office/word/2010/wordml" xmlns:w15="http://schemas.microsoft.com/office/word/2012/wordml" xmlns:w16cex="http://schemas.microsoft.com/office/word/2018/wordml/cex" xmlns:w16cid="http://schemas.microsoft.com/office/word/2016/wordml/cid" xmlns:w16="http://schemas.microsoft.com/office/word/2018/wordml" xmlns:w16sdtdh="http://schemas.microsoft.com/office/word/2020/wordml/sdtdatahash" xmlns:w16se="http://schemas.microsoft.com/office/word/2015/wordml/symex" mc:Ignorable="w14 w15 w16se w16cid w16 w16cex w16sdtdh">
   <w:docDefaults>
     <w:rPrDefault>
       <w:rPr>
@@ -4455,7 +5354,7 @@
     </w:rPrDefault>
     <w:pPrDefault/>
   </w:docDefaults>
-  <w:latentStyles w:defLockedState="0" w:defUIPriority="99" w:defSemiHidden="0" w:defUnhideWhenUsed="0" w:defQFormat="0" w:count="371">
+  <w:latentStyles w:defLockedState="0" w:defUIPriority="99" w:defSemiHidden="0" w:defUnhideWhenUsed="0" w:defQFormat="0" w:count="376">
     <w:lsdException w:name="Normal" w:uiPriority="0" w:qFormat="1"/>
     <w:lsdException w:name="heading 1" w:uiPriority="9" w:qFormat="1"/>
     <w:lsdException w:name="heading 2" w:semiHidden="1" w:uiPriority="9" w:unhideWhenUsed="1" w:qFormat="1"/>
@@ -4561,7 +5460,6 @@
     <w:lsdException w:name="HTML Sample" w:semiHidden="1" w:unhideWhenUsed="1"/>
     <w:lsdException w:name="HTML Typewriter" w:semiHidden="1" w:unhideWhenUsed="1"/>
     <w:lsdException w:name="HTML Variable" w:semiHidden="1" w:unhideWhenUsed="1"/>
-    <w:lsdException w:name="Normal Table" w:semiHidden="1" w:unhideWhenUsed="1"/>
     <w:lsdException w:name="annotation subject" w:semiHidden="1" w:unhideWhenUsed="1"/>
     <w:lsdException w:name="No List" w:semiHidden="1" w:unhideWhenUsed="1"/>
     <w:lsdException w:name="Outline List 1" w:semiHidden="1" w:unhideWhenUsed="1"/>
@@ -4604,11 +5502,8 @@
     <w:lsdException w:name="Table Contemporary" w:semiHidden="1" w:unhideWhenUsed="1"/>
     <w:lsdException w:name="Table Elegant" w:semiHidden="1" w:unhideWhenUsed="1"/>
     <w:lsdException w:name="Table Professional" w:semiHidden="1" w:unhideWhenUsed="1"/>
-    <w:lsdException w:name="Table Subtle 1" w:semiHidden="1" w:unhideWhenUsed="1"/>
     <w:lsdException w:name="Table Subtle 2" w:semiHidden="1" w:unhideWhenUsed="1"/>
     <w:lsdException w:name="Table Web 1" w:semiHidden="1" w:unhideWhenUsed="1"/>
-    <w:lsdException w:name="Table Web 2" w:semiHidden="1" w:unhideWhenUsed="1"/>
-    <w:lsdException w:name="Table Web 3" w:semiHidden="1" w:unhideWhenUsed="1"/>
     <w:lsdException w:name="Balloon Text" w:semiHidden="1" w:unhideWhenUsed="1"/>
     <w:lsdException w:name="Table Grid" w:uiPriority="39"/>
     <w:lsdException w:name="Table Theme" w:semiHidden="1" w:unhideWhenUsed="1"/>
@@ -4827,6 +5722,11 @@
     <w:lsdException w:name="List Table 5 Dark Accent 6" w:uiPriority="50"/>
     <w:lsdException w:name="List Table 6 Colorful Accent 6" w:uiPriority="51"/>
     <w:lsdException w:name="List Table 7 Colorful Accent 6" w:uiPriority="52"/>
+    <w:lsdException w:name="Mention" w:semiHidden="1" w:unhideWhenUsed="1"/>
+    <w:lsdException w:name="Smart Hyperlink" w:semiHidden="1" w:unhideWhenUsed="1"/>
+    <w:lsdException w:name="Hashtag" w:semiHidden="1" w:unhideWhenUsed="1"/>
+    <w:lsdException w:name="Unresolved Mention" w:semiHidden="1" w:unhideWhenUsed="1"/>
+    <w:lsdException w:name="Smart Link" w:semiHidden="1" w:unhideWhenUsed="1"/>
   </w:latentStyles>
   <w:style w:type="paragraph" w:default="1" w:styleId="Normal">
     <w:name w:val="Normal"/>
@@ -5610,7 +6510,7 @@
 </file>
 
 <file path=word/glossary/document.xml><?xml version="1.0" encoding="utf-8"?>
-<w:glossaryDocument xmlns:wpc="http://schemas.microsoft.com/office/word/2010/wordprocessingCanvas" xmlns:cx="http://schemas.microsoft.com/office/drawing/2014/chartex" xmlns:mc="http://schemas.openxmlformats.org/markup-compatibility/2006" xmlns:o="urn:schemas-microsoft-com:office:office" xmlns:r="http://schemas.openxmlformats.org/officeDocument/2006/relationships" xmlns:m="http://schemas.openxmlformats.org/officeDocument/2006/math" xmlns:v="urn:schemas-microsoft-com:vml" xmlns:wp14="http://schemas.microsoft.com/office/word/2010/wordprocessingDrawing" xmlns:wp="http://schemas.openxmlformats.org/drawingml/2006/wordprocessingDrawing" xmlns:w10="urn:schemas-microsoft-com:office:word" xmlns:w="http://schemas.openxmlformats.org/wordprocessingml/2006/main" xmlns:w14="http://schemas.microsoft.com/office/word/2010/wordml" xmlns:w15="http://schemas.microsoft.com/office/word/2012/wordml" xmlns:w16se="http://schemas.microsoft.com/office/word/2015/wordml/symex" xmlns:wpg="http://schemas.microsoft.com/office/word/2010/wordprocessingGroup" xmlns:wpi="http://schemas.microsoft.com/office/word/2010/wordprocessingInk" xmlns:wne="http://schemas.microsoft.com/office/word/2006/wordml" xmlns:wps="http://schemas.microsoft.com/office/word/2010/wordprocessingShape" mc:Ignorable="w14 w15 w16se wp14">
+<w:glossaryDocument xmlns:wpc="http://schemas.microsoft.com/office/word/2010/wordprocessingCanvas" xmlns:cx="http://schemas.microsoft.com/office/drawing/2014/chartex" xmlns:cx1="http://schemas.microsoft.com/office/drawing/2015/9/8/chartex" xmlns:cx2="http://schemas.microsoft.com/office/drawing/2015/10/21/chartex" xmlns:cx3="http://schemas.microsoft.com/office/drawing/2016/5/9/chartex" xmlns:cx4="http://schemas.microsoft.com/office/drawing/2016/5/10/chartex" xmlns:cx5="http://schemas.microsoft.com/office/drawing/2016/5/11/chartex" xmlns:cx6="http://schemas.microsoft.com/office/drawing/2016/5/12/chartex" xmlns:cx7="http://schemas.microsoft.com/office/drawing/2016/5/13/chartex" xmlns:cx8="http://schemas.microsoft.com/office/drawing/2016/5/14/chartex" xmlns:mc="http://schemas.openxmlformats.org/markup-compatibility/2006" xmlns:aink="http://schemas.microsoft.com/office/drawing/2016/ink" xmlns:am3d="http://schemas.microsoft.com/office/drawing/2017/model3d" xmlns:o="urn:schemas-microsoft-com:office:office" xmlns:r="http://schemas.openxmlformats.org/officeDocument/2006/relationships" xmlns:m="http://schemas.openxmlformats.org/officeDocument/2006/math" xmlns:v="urn:schemas-microsoft-com:vml" xmlns:wp14="http://schemas.microsoft.com/office/word/2010/wordprocessingDrawing" xmlns:wp="http://schemas.openxmlformats.org/drawingml/2006/wordprocessingDrawing" xmlns:w10="urn:schemas-microsoft-com:office:word" xmlns:w="http://schemas.openxmlformats.org/wordprocessingml/2006/main" xmlns:w14="http://schemas.microsoft.com/office/word/2010/wordml" xmlns:w15="http://schemas.microsoft.com/office/word/2012/wordml" xmlns:w16cex="http://schemas.microsoft.com/office/word/2018/wordml/cex" xmlns:w16cid="http://schemas.microsoft.com/office/word/2016/wordml/cid" xmlns:w16="http://schemas.microsoft.com/office/word/2018/wordml" xmlns:w16sdtdh="http://schemas.microsoft.com/office/word/2020/wordml/sdtdatahash" xmlns:w16se="http://schemas.microsoft.com/office/word/2015/wordml/symex" xmlns:wpg="http://schemas.microsoft.com/office/word/2010/wordprocessingGroup" xmlns:wpi="http://schemas.microsoft.com/office/word/2010/wordprocessingInk" xmlns:wne="http://schemas.microsoft.com/office/word/2006/wordml" xmlns:wps="http://schemas.microsoft.com/office/word/2010/wordprocessingShape" mc:Ignorable="w14 w15 w16se w16cid w16 w16cex w16sdtdh wp14">
   <w:docParts>
     <w:docPart>
       <w:docPartPr>
@@ -5679,7 +6579,7 @@
 </file>
 
 <file path=word/glossary/fontTable.xml><?xml version="1.0" encoding="utf-8"?>
-<w:fonts xmlns:mc="http://schemas.openxmlformats.org/markup-compatibility/2006" xmlns:r="http://schemas.openxmlformats.org/officeDocument/2006/relationships" xmlns:w="http://schemas.openxmlformats.org/wordprocessingml/2006/main" xmlns:w14="http://schemas.microsoft.com/office/word/2010/wordml" xmlns:w15="http://schemas.microsoft.com/office/word/2012/wordml" xmlns:w16se="http://schemas.microsoft.com/office/word/2015/wordml/symex" mc:Ignorable="w14 w15 w16se">
+<w:fonts xmlns:mc="http://schemas.openxmlformats.org/markup-compatibility/2006" xmlns:r="http://schemas.openxmlformats.org/officeDocument/2006/relationships" xmlns:w="http://schemas.openxmlformats.org/wordprocessingml/2006/main" xmlns:w14="http://schemas.microsoft.com/office/word/2010/wordml" xmlns:w15="http://schemas.microsoft.com/office/word/2012/wordml" xmlns:w16cex="http://schemas.microsoft.com/office/word/2018/wordml/cex" xmlns:w16cid="http://schemas.microsoft.com/office/word/2016/wordml/cid" xmlns:w16="http://schemas.microsoft.com/office/word/2018/wordml" xmlns:w16sdtdh="http://schemas.microsoft.com/office/word/2020/wordml/sdtdatahash" xmlns:w16se="http://schemas.microsoft.com/office/word/2015/wordml/symex" mc:Ignorable="w14 w15 w16se w16cid w16 w16cex w16sdtdh">
   <w:font w:name="Symbol">
     <w:panose1 w:val="05050102010706020507"/>
     <w:charset w:val="02"/>
@@ -5713,14 +6613,14 @@
     <w:charset w:val="00"/>
     <w:family w:val="swiss"/>
     <w:pitch w:val="variable"/>
-    <w:sig w:usb0="E0002EFF" w:usb1="C000247B" w:usb2="00000009" w:usb3="00000000" w:csb0="000001FF" w:csb1="00000000"/>
+    <w:sig w:usb0="E4002EFF" w:usb1="C000247B" w:usb2="00000009" w:usb3="00000000" w:csb0="000001FF" w:csb1="00000000"/>
   </w:font>
   <w:font w:name="Calibri Light">
     <w:panose1 w:val="020F0302020204030204"/>
     <w:charset w:val="00"/>
     <w:family w:val="swiss"/>
     <w:pitch w:val="variable"/>
-    <w:sig w:usb0="E0002AFF" w:usb1="C000247B" w:usb2="00000009" w:usb3="00000000" w:csb0="000001FF" w:csb1="00000000"/>
+    <w:sig w:usb0="E4002EFF" w:usb1="C000247B" w:usb2="00000009" w:usb3="00000000" w:csb0="000001FF" w:csb1="00000000"/>
   </w:font>
   <w:font w:name="Segoe UI">
     <w:panose1 w:val="020B0502040204020203"/>
@@ -5747,7 +6647,7 @@
 </file>
 
 <file path=word/glossary/settings.xml><?xml version="1.0" encoding="utf-8"?>
-<w:settings xmlns:mc="http://schemas.openxmlformats.org/markup-compatibility/2006" xmlns:o="urn:schemas-microsoft-com:office:office" xmlns:r="http://schemas.openxmlformats.org/officeDocument/2006/relationships" xmlns:m="http://schemas.openxmlformats.org/officeDocument/2006/math" xmlns:v="urn:schemas-microsoft-com:vml" xmlns:w10="urn:schemas-microsoft-com:office:word" xmlns:w="http://schemas.openxmlformats.org/wordprocessingml/2006/main" xmlns:w14="http://schemas.microsoft.com/office/word/2010/wordml" xmlns:w15="http://schemas.microsoft.com/office/word/2012/wordml" xmlns:w16se="http://schemas.microsoft.com/office/word/2015/wordml/symex" xmlns:sl="http://schemas.openxmlformats.org/schemaLibrary/2006/main" mc:Ignorable="w14 w15 w16se">
+<w:settings xmlns:mc="http://schemas.openxmlformats.org/markup-compatibility/2006" xmlns:o="urn:schemas-microsoft-com:office:office" xmlns:r="http://schemas.openxmlformats.org/officeDocument/2006/relationships" xmlns:m="http://schemas.openxmlformats.org/officeDocument/2006/math" xmlns:v="urn:schemas-microsoft-com:vml" xmlns:w10="urn:schemas-microsoft-com:office:word" xmlns:w="http://schemas.openxmlformats.org/wordprocessingml/2006/main" xmlns:w14="http://schemas.microsoft.com/office/word/2010/wordml" xmlns:w15="http://schemas.microsoft.com/office/word/2012/wordml" xmlns:w16cex="http://schemas.microsoft.com/office/word/2018/wordml/cex" xmlns:w16cid="http://schemas.microsoft.com/office/word/2016/wordml/cid" xmlns:w16="http://schemas.microsoft.com/office/word/2018/wordml" xmlns:w16sdtdh="http://schemas.microsoft.com/office/word/2020/wordml/sdtdatahash" xmlns:w16se="http://schemas.microsoft.com/office/word/2015/wordml/symex" xmlns:sl="http://schemas.openxmlformats.org/schemaLibrary/2006/main" mc:Ignorable="w14 w15 w16se w16cid w16 w16cex w16sdtdh">
   <w:view w:val="normal"/>
   <w:revisionView w:comments="0"/>
   <w:defaultTabStop w:val="708"/>
@@ -5760,6 +6660,7 @@
     <w:compatSetting w:name="enableOpenTypeFeatures" w:uri="http://schemas.microsoft.com/office/word" w:val="1"/>
     <w:compatSetting w:name="doNotFlipMirrorIndents" w:uri="http://schemas.microsoft.com/office/word" w:val="1"/>
     <w:compatSetting w:name="differentiateMultirowTableHeaders" w:uri="http://schemas.microsoft.com/office/word" w:val="1"/>
+    <w:compatSetting w:name="useWord2013TrackBottomHyphenation" w:uri="http://schemas.microsoft.com/office/word" w:val="1"/>
   </w:compat>
   <w:rsids>
     <w:rsidRoot w:val="00925A5B"/>
@@ -5798,7 +6699,7 @@
 </file>
 
 <file path=word/glossary/styles.xml><?xml version="1.0" encoding="utf-8"?>
-<w:styles xmlns:mc="http://schemas.openxmlformats.org/markup-compatibility/2006" xmlns:r="http://schemas.openxmlformats.org/officeDocument/2006/relationships" xmlns:w="http://schemas.openxmlformats.org/wordprocessingml/2006/main" xmlns:w14="http://schemas.microsoft.com/office/word/2010/wordml" xmlns:w15="http://schemas.microsoft.com/office/word/2012/wordml" xmlns:w16se="http://schemas.microsoft.com/office/word/2015/wordml/symex" mc:Ignorable="w14 w15 w16se">
+<w:styles xmlns:mc="http://schemas.openxmlformats.org/markup-compatibility/2006" xmlns:r="http://schemas.openxmlformats.org/officeDocument/2006/relationships" xmlns:w="http://schemas.openxmlformats.org/wordprocessingml/2006/main" xmlns:w14="http://schemas.microsoft.com/office/word/2010/wordml" xmlns:w15="http://schemas.microsoft.com/office/word/2012/wordml" xmlns:w16cex="http://schemas.microsoft.com/office/word/2018/wordml/cex" xmlns:w16cid="http://schemas.microsoft.com/office/word/2016/wordml/cid" xmlns:w16="http://schemas.microsoft.com/office/word/2018/wordml" xmlns:w16sdtdh="http://schemas.microsoft.com/office/word/2020/wordml/sdtdatahash" xmlns:w16se="http://schemas.microsoft.com/office/word/2015/wordml/symex" mc:Ignorable="w14 w15 w16se w16cid w16 w16cex w16sdtdh">
   <w:docDefaults>
     <w:rPrDefault>
       <w:rPr>
@@ -5814,7 +6715,7 @@
       </w:pPr>
     </w:pPrDefault>
   </w:docDefaults>
-  <w:latentStyles w:defLockedState="0" w:defUIPriority="99" w:defSemiHidden="0" w:defUnhideWhenUsed="0" w:defQFormat="0" w:count="371">
+  <w:latentStyles w:defLockedState="0" w:defUIPriority="99" w:defSemiHidden="0" w:defUnhideWhenUsed="0" w:defQFormat="0" w:count="376">
     <w:lsdException w:name="Normal" w:uiPriority="0" w:qFormat="1"/>
     <w:lsdException w:name="heading 1" w:uiPriority="9" w:qFormat="1"/>
     <w:lsdException w:name="heading 2" w:semiHidden="1" w:uiPriority="9" w:unhideWhenUsed="1" w:qFormat="1"/>
@@ -5920,7 +6821,6 @@
     <w:lsdException w:name="HTML Sample" w:semiHidden="1" w:unhideWhenUsed="1"/>
     <w:lsdException w:name="HTML Typewriter" w:semiHidden="1" w:unhideWhenUsed="1"/>
     <w:lsdException w:name="HTML Variable" w:semiHidden="1" w:unhideWhenUsed="1"/>
-    <w:lsdException w:name="Normal Table" w:semiHidden="1" w:unhideWhenUsed="1"/>
     <w:lsdException w:name="annotation subject" w:semiHidden="1" w:unhideWhenUsed="1"/>
     <w:lsdException w:name="No List" w:semiHidden="1" w:unhideWhenUsed="1"/>
     <w:lsdException w:name="Outline List 1" w:semiHidden="1" w:unhideWhenUsed="1"/>
@@ -5963,11 +6863,8 @@
     <w:lsdException w:name="Table Contemporary" w:semiHidden="1" w:unhideWhenUsed="1"/>
     <w:lsdException w:name="Table Elegant" w:semiHidden="1" w:unhideWhenUsed="1"/>
     <w:lsdException w:name="Table Professional" w:semiHidden="1" w:unhideWhenUsed="1"/>
-    <w:lsdException w:name="Table Subtle 1" w:semiHidden="1" w:unhideWhenUsed="1"/>
     <w:lsdException w:name="Table Subtle 2" w:semiHidden="1" w:unhideWhenUsed="1"/>
     <w:lsdException w:name="Table Web 1" w:semiHidden="1" w:unhideWhenUsed="1"/>
-    <w:lsdException w:name="Table Web 2" w:semiHidden="1" w:unhideWhenUsed="1"/>
-    <w:lsdException w:name="Table Web 3" w:semiHidden="1" w:unhideWhenUsed="1"/>
     <w:lsdException w:name="Balloon Text" w:semiHidden="1" w:unhideWhenUsed="1"/>
     <w:lsdException w:name="Table Grid" w:uiPriority="39"/>
     <w:lsdException w:name="Table Theme" w:semiHidden="1" w:unhideWhenUsed="1"/>
@@ -6186,6 +7083,11 @@
     <w:lsdException w:name="List Table 5 Dark Accent 6" w:uiPriority="50"/>
     <w:lsdException w:name="List Table 6 Colorful Accent 6" w:uiPriority="51"/>
     <w:lsdException w:name="List Table 7 Colorful Accent 6" w:uiPriority="52"/>
+    <w:lsdException w:name="Mention" w:semiHidden="1" w:unhideWhenUsed="1"/>
+    <w:lsdException w:name="Smart Hyperlink" w:semiHidden="1" w:unhideWhenUsed="1"/>
+    <w:lsdException w:name="Hashtag" w:semiHidden="1" w:unhideWhenUsed="1"/>
+    <w:lsdException w:name="Unresolved Mention" w:semiHidden="1" w:unhideWhenUsed="1"/>
+    <w:lsdException w:name="Smart Link" w:semiHidden="1" w:unhideWhenUsed="1"/>
   </w:latentStyles>
   <w:style w:type="paragraph" w:default="1" w:styleId="Normal">
     <w:name w:val="Normal"/>
@@ -6230,7 +7132,7 @@
 </file>
 
 <file path=word/glossary/webSettings.xml><?xml version="1.0" encoding="utf-8"?>
-<w:webSettings xmlns:mc="http://schemas.openxmlformats.org/markup-compatibility/2006" xmlns:r="http://schemas.openxmlformats.org/officeDocument/2006/relationships" xmlns:w="http://schemas.openxmlformats.org/wordprocessingml/2006/main" xmlns:w14="http://schemas.microsoft.com/office/word/2010/wordml" xmlns:w15="http://schemas.microsoft.com/office/word/2012/wordml" xmlns:w16se="http://schemas.microsoft.com/office/word/2015/wordml/symex" mc:Ignorable="w14 w15 w16se">
+<w:webSettings xmlns:mc="http://schemas.openxmlformats.org/markup-compatibility/2006" xmlns:r="http://schemas.openxmlformats.org/officeDocument/2006/relationships" xmlns:w="http://schemas.openxmlformats.org/wordprocessingml/2006/main" xmlns:w14="http://schemas.microsoft.com/office/word/2010/wordml" xmlns:w15="http://schemas.microsoft.com/office/word/2012/wordml" xmlns:w16cex="http://schemas.microsoft.com/office/word/2018/wordml/cex" xmlns:w16cid="http://schemas.microsoft.com/office/word/2016/wordml/cid" xmlns:w16="http://schemas.microsoft.com/office/word/2018/wordml" xmlns:w16sdtdh="http://schemas.microsoft.com/office/word/2020/wordml/sdtdatahash" xmlns:w16se="http://schemas.microsoft.com/office/word/2015/wordml/symex" mc:Ignorable="w14 w15 w16se w16cid w16 w16cex w16sdtdh">
   <w:optimizeForBrowser/>
   <w:allowPNG/>
 </w:webSettings>
@@ -6502,7 +7404,7 @@
 </file>
 
 <file path=customXml/itemProps1.xml><?xml version="1.0" encoding="utf-8"?>
-<ds:datastoreItem xmlns:ds="http://schemas.openxmlformats.org/officeDocument/2006/customXml" ds:itemID="{AF5AB0C3-EFDD-49C3-BFA5-9FDF287B13B1}">
+<ds:datastoreItem xmlns:ds="http://schemas.openxmlformats.org/officeDocument/2006/customXml" ds:itemID="{7E540E56-A216-4B08-BAF3-FF4C560449A3}">
   <ds:schemaRefs>
     <ds:schemaRef ds:uri="http://schemas.openxmlformats.org/officeDocument/2006/bibliography"/>
   </ds:schemaRefs>
